--- a/fuentes/CF02_84240189_DU.docx
+++ b/fuentes/CF02_84240189_DU.docx
@@ -546,7 +546,7 @@
           <w:r>
             <w:fldChar w:fldCharType="separate"/>
           </w:r>
-          <w:hyperlink w:anchor="_Toc216883351" w:history="1">
+          <w:hyperlink w:anchor="_Toc217031648" w:history="1">
             <w:r>
               <w:rPr>
                 <w:rStyle w:val="Hipervnculo"/>
@@ -573,7 +573,7 @@
                 <w:noProof/>
                 <w:webHidden/>
               </w:rPr>
-              <w:instrText xml:space="preserve"> PAGEREF _Toc216883351 \h </w:instrText>
+              <w:instrText xml:space="preserve"> PAGEREF _Toc217031648 \h </w:instrText>
             </w:r>
             <w:r>
               <w:rPr>
@@ -619,7 +619,7 @@
               <w:lang w:eastAsia="es-MX"/>
             </w:rPr>
           </w:pPr>
-          <w:hyperlink w:anchor="_Toc216883352" w:history="1">
+          <w:hyperlink w:anchor="_Toc217031649" w:history="1">
             <w:r>
               <w:rPr>
                 <w:rStyle w:val="Hipervnculo"/>
@@ -663,7 +663,7 @@
                 <w:noProof/>
                 <w:webHidden/>
               </w:rPr>
-              <w:instrText xml:space="preserve"> PAGEREF _Toc216883352 \h </w:instrText>
+              <w:instrText xml:space="preserve"> PAGEREF _Toc217031649 \h </w:instrText>
             </w:r>
             <w:r>
               <w:rPr>
@@ -705,7 +705,7 @@
               <w:lang w:eastAsia="es-MX"/>
             </w:rPr>
           </w:pPr>
-          <w:hyperlink w:anchor="_Toc216883353" w:history="1">
+          <w:hyperlink w:anchor="_Toc217031650" w:history="1">
             <w:r>
               <w:rPr>
                 <w:rStyle w:val="Hipervnculo"/>
@@ -732,7 +732,7 @@
                 <w:noProof/>
                 <w:webHidden/>
               </w:rPr>
-              <w:instrText xml:space="preserve"> PAGEREF _Toc216883353 \h </w:instrText>
+              <w:instrText xml:space="preserve"> PAGEREF _Toc217031650 \h </w:instrText>
             </w:r>
             <w:r>
               <w:rPr>
@@ -774,7 +774,7 @@
               <w:lang w:eastAsia="es-MX"/>
             </w:rPr>
           </w:pPr>
-          <w:hyperlink w:anchor="_Toc216883354" w:history="1">
+          <w:hyperlink w:anchor="_Toc217031651" w:history="1">
             <w:r>
               <w:rPr>
                 <w:rStyle w:val="Hipervnculo"/>
@@ -801,7 +801,7 @@
                 <w:noProof/>
                 <w:webHidden/>
               </w:rPr>
-              <w:instrText xml:space="preserve"> PAGEREF _Toc216883354 \h </w:instrText>
+              <w:instrText xml:space="preserve"> PAGEREF _Toc217031651 \h </w:instrText>
             </w:r>
             <w:r>
               <w:rPr>
@@ -843,7 +843,7 @@
               <w:lang w:eastAsia="es-MX"/>
             </w:rPr>
           </w:pPr>
-          <w:hyperlink w:anchor="_Toc216883355" w:history="1">
+          <w:hyperlink w:anchor="_Toc217031652" w:history="1">
             <w:r>
               <w:rPr>
                 <w:rStyle w:val="Hipervnculo"/>
@@ -870,7 +870,7 @@
                 <w:noProof/>
                 <w:webHidden/>
               </w:rPr>
-              <w:instrText xml:space="preserve"> PAGEREF _Toc216883355 \h </w:instrText>
+              <w:instrText xml:space="preserve"> PAGEREF _Toc217031652 \h </w:instrText>
             </w:r>
             <w:r>
               <w:rPr>
@@ -912,7 +912,7 @@
               <w:lang w:eastAsia="es-MX"/>
             </w:rPr>
           </w:pPr>
-          <w:hyperlink w:anchor="_Toc216883356" w:history="1">
+          <w:hyperlink w:anchor="_Toc217031653" w:history="1">
             <w:r>
               <w:rPr>
                 <w:rStyle w:val="Hipervnculo"/>
@@ -939,7 +939,7 @@
                 <w:noProof/>
                 <w:webHidden/>
               </w:rPr>
-              <w:instrText xml:space="preserve"> PAGEREF _Toc216883356 \h </w:instrText>
+              <w:instrText xml:space="preserve"> PAGEREF _Toc217031653 \h </w:instrText>
             </w:r>
             <w:r>
               <w:rPr>
@@ -985,7 +985,7 @@
               <w:lang w:eastAsia="es-MX"/>
             </w:rPr>
           </w:pPr>
-          <w:hyperlink w:anchor="_Toc216883357" w:history="1">
+          <w:hyperlink w:anchor="_Toc217031654" w:history="1">
             <w:r>
               <w:rPr>
                 <w:rStyle w:val="Hipervnculo"/>
@@ -1029,7 +1029,7 @@
                 <w:noProof/>
                 <w:webHidden/>
               </w:rPr>
-              <w:instrText xml:space="preserve"> PAGEREF _Toc216883357 \h </w:instrText>
+              <w:instrText xml:space="preserve"> PAGEREF _Toc217031654 \h </w:instrText>
             </w:r>
             <w:r>
               <w:rPr>
@@ -1071,7 +1071,7 @@
               <w:lang w:eastAsia="es-MX"/>
             </w:rPr>
           </w:pPr>
-          <w:hyperlink w:anchor="_Toc216883358" w:history="1">
+          <w:hyperlink w:anchor="_Toc217031655" w:history="1">
             <w:r>
               <w:rPr>
                 <w:rStyle w:val="Hipervnculo"/>
@@ -1098,7 +1098,7 @@
                 <w:noProof/>
                 <w:webHidden/>
               </w:rPr>
-              <w:instrText xml:space="preserve"> PAGEREF _Toc216883358 \h </w:instrText>
+              <w:instrText xml:space="preserve"> PAGEREF _Toc217031655 \h </w:instrText>
             </w:r>
             <w:r>
               <w:rPr>
@@ -1140,7 +1140,7 @@
               <w:lang w:eastAsia="es-MX"/>
             </w:rPr>
           </w:pPr>
-          <w:hyperlink w:anchor="_Toc216883359" w:history="1">
+          <w:hyperlink w:anchor="_Toc217031656" w:history="1">
             <w:r>
               <w:rPr>
                 <w:rStyle w:val="Hipervnculo"/>
@@ -1167,7 +1167,7 @@
                 <w:noProof/>
                 <w:webHidden/>
               </w:rPr>
-              <w:instrText xml:space="preserve"> PAGEREF _Toc216883359 \h </w:instrText>
+              <w:instrText xml:space="preserve"> PAGEREF _Toc217031656 \h </w:instrText>
             </w:r>
             <w:r>
               <w:rPr>
@@ -1209,7 +1209,7 @@
               <w:lang w:eastAsia="es-MX"/>
             </w:rPr>
           </w:pPr>
-          <w:hyperlink w:anchor="_Toc216883360" w:history="1">
+          <w:hyperlink w:anchor="_Toc217031657" w:history="1">
             <w:r>
               <w:rPr>
                 <w:rStyle w:val="Hipervnculo"/>
@@ -1236,7 +1236,7 @@
                 <w:noProof/>
                 <w:webHidden/>
               </w:rPr>
-              <w:instrText xml:space="preserve"> PAGEREF _Toc216883360 \h </w:instrText>
+              <w:instrText xml:space="preserve"> PAGEREF _Toc217031657 \h </w:instrText>
             </w:r>
             <w:r>
               <w:rPr>
@@ -1282,7 +1282,7 @@
               <w:lang w:eastAsia="es-MX"/>
             </w:rPr>
           </w:pPr>
-          <w:hyperlink w:anchor="_Toc216883361" w:history="1">
+          <w:hyperlink w:anchor="_Toc217031658" w:history="1">
             <w:r>
               <w:rPr>
                 <w:rStyle w:val="Hipervnculo"/>
@@ -1326,7 +1326,7 @@
                 <w:noProof/>
                 <w:webHidden/>
               </w:rPr>
-              <w:instrText xml:space="preserve"> PAGEREF _Toc216883361 \h </w:instrText>
+              <w:instrText xml:space="preserve"> PAGEREF _Toc217031658 \h </w:instrText>
             </w:r>
             <w:r>
               <w:rPr>
@@ -1368,7 +1368,7 @@
               <w:lang w:eastAsia="es-MX"/>
             </w:rPr>
           </w:pPr>
-          <w:hyperlink w:anchor="_Toc216883362" w:history="1">
+          <w:hyperlink w:anchor="_Toc217031659" w:history="1">
             <w:r>
               <w:rPr>
                 <w:rStyle w:val="Hipervnculo"/>
@@ -1395,7 +1395,7 @@
                 <w:noProof/>
                 <w:webHidden/>
               </w:rPr>
-              <w:instrText xml:space="preserve"> PAGEREF _Toc216883362 \h </w:instrText>
+              <w:instrText xml:space="preserve"> PAGEREF _Toc217031659 \h </w:instrText>
             </w:r>
             <w:r>
               <w:rPr>
@@ -1437,7 +1437,7 @@
               <w:lang w:eastAsia="es-MX"/>
             </w:rPr>
           </w:pPr>
-          <w:hyperlink w:anchor="_Toc216883363" w:history="1">
+          <w:hyperlink w:anchor="_Toc217031660" w:history="1">
             <w:r>
               <w:rPr>
                 <w:rStyle w:val="Hipervnculo"/>
@@ -1464,7 +1464,7 @@
                 <w:noProof/>
                 <w:webHidden/>
               </w:rPr>
-              <w:instrText xml:space="preserve"> PAGEREF _Toc216883363 \h </w:instrText>
+              <w:instrText xml:space="preserve"> PAGEREF _Toc217031660 \h </w:instrText>
             </w:r>
             <w:r>
               <w:rPr>
@@ -1510,7 +1510,7 @@
               <w:lang w:eastAsia="es-MX"/>
             </w:rPr>
           </w:pPr>
-          <w:hyperlink w:anchor="_Toc216883364" w:history="1">
+          <w:hyperlink w:anchor="_Toc217031661" w:history="1">
             <w:r>
               <w:rPr>
                 <w:rStyle w:val="Hipervnculo"/>
@@ -1554,7 +1554,7 @@
                 <w:noProof/>
                 <w:webHidden/>
               </w:rPr>
-              <w:instrText xml:space="preserve"> PAGEREF _Toc216883364 \h </w:instrText>
+              <w:instrText xml:space="preserve"> PAGEREF _Toc217031661 \h </w:instrText>
             </w:r>
             <w:r>
               <w:rPr>
@@ -1596,7 +1596,7 @@
               <w:lang w:eastAsia="es-MX"/>
             </w:rPr>
           </w:pPr>
-          <w:hyperlink w:anchor="_Toc216883365" w:history="1">
+          <w:hyperlink w:anchor="_Toc217031662" w:history="1">
             <w:r>
               <w:rPr>
                 <w:rStyle w:val="Hipervnculo"/>
@@ -1623,7 +1623,7 @@
                 <w:noProof/>
                 <w:webHidden/>
               </w:rPr>
-              <w:instrText xml:space="preserve"> PAGEREF _Toc216883365 \h </w:instrText>
+              <w:instrText xml:space="preserve"> PAGEREF _Toc217031662 \h </w:instrText>
             </w:r>
             <w:r>
               <w:rPr>
@@ -1665,7 +1665,7 @@
               <w:lang w:eastAsia="es-MX"/>
             </w:rPr>
           </w:pPr>
-          <w:hyperlink w:anchor="_Toc216883366" w:history="1">
+          <w:hyperlink w:anchor="_Toc217031663" w:history="1">
             <w:r>
               <w:rPr>
                 <w:rStyle w:val="Hipervnculo"/>
@@ -1692,7 +1692,7 @@
                 <w:noProof/>
                 <w:webHidden/>
               </w:rPr>
-              <w:instrText xml:space="preserve"> PAGEREF _Toc216883366 \h </w:instrText>
+              <w:instrText xml:space="preserve"> PAGEREF _Toc217031663 \h </w:instrText>
             </w:r>
             <w:r>
               <w:rPr>
@@ -1734,7 +1734,7 @@
               <w:lang w:eastAsia="es-MX"/>
             </w:rPr>
           </w:pPr>
-          <w:hyperlink w:anchor="_Toc216883367" w:history="1">
+          <w:hyperlink w:anchor="_Toc217031664" w:history="1">
             <w:r>
               <w:rPr>
                 <w:rStyle w:val="Hipervnculo"/>
@@ -1761,7 +1761,7 @@
                 <w:noProof/>
                 <w:webHidden/>
               </w:rPr>
-              <w:instrText xml:space="preserve"> PAGEREF _Toc216883367 \h </w:instrText>
+              <w:instrText xml:space="preserve"> PAGEREF _Toc217031664 \h </w:instrText>
             </w:r>
             <w:r>
               <w:rPr>
@@ -1807,7 +1807,7 @@
               <w:lang w:eastAsia="es-MX"/>
             </w:rPr>
           </w:pPr>
-          <w:hyperlink w:anchor="_Toc216883368" w:history="1">
+          <w:hyperlink w:anchor="_Toc217031665" w:history="1">
             <w:r>
               <w:rPr>
                 <w:rStyle w:val="Hipervnculo"/>
@@ -1851,7 +1851,7 @@
                 <w:noProof/>
                 <w:webHidden/>
               </w:rPr>
-              <w:instrText xml:space="preserve"> PAGEREF _Toc216883368 \h </w:instrText>
+              <w:instrText xml:space="preserve"> PAGEREF _Toc217031665 \h </w:instrText>
             </w:r>
             <w:r>
               <w:rPr>
@@ -1893,7 +1893,7 @@
               <w:lang w:eastAsia="es-MX"/>
             </w:rPr>
           </w:pPr>
-          <w:hyperlink w:anchor="_Toc216883369" w:history="1">
+          <w:hyperlink w:anchor="_Toc217031666" w:history="1">
             <w:r>
               <w:rPr>
                 <w:rStyle w:val="Hipervnculo"/>
@@ -1920,7 +1920,7 @@
                 <w:noProof/>
                 <w:webHidden/>
               </w:rPr>
-              <w:instrText xml:space="preserve"> PAGEREF _Toc216883369 \h </w:instrText>
+              <w:instrText xml:space="preserve"> PAGEREF _Toc217031666 \h </w:instrText>
             </w:r>
             <w:r>
               <w:rPr>
@@ -1962,7 +1962,7 @@
               <w:lang w:eastAsia="es-MX"/>
             </w:rPr>
           </w:pPr>
-          <w:hyperlink w:anchor="_Toc216883370" w:history="1">
+          <w:hyperlink w:anchor="_Toc217031667" w:history="1">
             <w:r>
               <w:rPr>
                 <w:rStyle w:val="Hipervnculo"/>
@@ -1989,7 +1989,7 @@
                 <w:noProof/>
                 <w:webHidden/>
               </w:rPr>
-              <w:instrText xml:space="preserve"> PAGEREF _Toc216883370 \h </w:instrText>
+              <w:instrText xml:space="preserve"> PAGEREF _Toc217031667 \h </w:instrText>
             </w:r>
             <w:r>
               <w:rPr>
@@ -2031,7 +2031,7 @@
               <w:lang w:eastAsia="es-MX"/>
             </w:rPr>
           </w:pPr>
-          <w:hyperlink w:anchor="_Toc216883371" w:history="1">
+          <w:hyperlink w:anchor="_Toc217031668" w:history="1">
             <w:r>
               <w:rPr>
                 <w:rStyle w:val="Hipervnculo"/>
@@ -2058,7 +2058,7 @@
                 <w:noProof/>
                 <w:webHidden/>
               </w:rPr>
-              <w:instrText xml:space="preserve"> PAGEREF _Toc216883371 \h </w:instrText>
+              <w:instrText xml:space="preserve"> PAGEREF _Toc217031668 \h </w:instrText>
             </w:r>
             <w:r>
               <w:rPr>
@@ -2100,7 +2100,7 @@
               <w:lang w:eastAsia="es-MX"/>
             </w:rPr>
           </w:pPr>
-          <w:hyperlink w:anchor="_Toc216883372" w:history="1">
+          <w:hyperlink w:anchor="_Toc217031669" w:history="1">
             <w:r>
               <w:rPr>
                 <w:rStyle w:val="Hipervnculo"/>
@@ -2127,7 +2127,7 @@
                 <w:noProof/>
                 <w:webHidden/>
               </w:rPr>
-              <w:instrText xml:space="preserve"> PAGEREF _Toc216883372 \h </w:instrText>
+              <w:instrText xml:space="preserve"> PAGEREF _Toc217031669 \h </w:instrText>
             </w:r>
             <w:r>
               <w:rPr>
@@ -2169,7 +2169,7 @@
               <w:lang w:eastAsia="es-MX"/>
             </w:rPr>
           </w:pPr>
-          <w:hyperlink w:anchor="_Toc216883373" w:history="1">
+          <w:hyperlink w:anchor="_Toc217031670" w:history="1">
             <w:r>
               <w:rPr>
                 <w:rStyle w:val="Hipervnculo"/>
@@ -2196,7 +2196,7 @@
                 <w:noProof/>
                 <w:webHidden/>
               </w:rPr>
-              <w:instrText xml:space="preserve"> PAGEREF _Toc216883373 \h </w:instrText>
+              <w:instrText xml:space="preserve"> PAGEREF _Toc217031670 \h </w:instrText>
             </w:r>
             <w:r>
               <w:rPr>
@@ -2242,7 +2242,7 @@
               <w:lang w:eastAsia="es-MX"/>
             </w:rPr>
           </w:pPr>
-          <w:hyperlink w:anchor="_Toc216883374" w:history="1">
+          <w:hyperlink w:anchor="_Toc217031671" w:history="1">
             <w:r>
               <w:rPr>
                 <w:rStyle w:val="Hipervnculo"/>
@@ -2286,7 +2286,7 @@
                 <w:noProof/>
                 <w:webHidden/>
               </w:rPr>
-              <w:instrText xml:space="preserve"> PAGEREF _Toc216883374 \h </w:instrText>
+              <w:instrText xml:space="preserve"> PAGEREF _Toc217031671 \h </w:instrText>
             </w:r>
             <w:r>
               <w:rPr>
@@ -2328,7 +2328,7 @@
               <w:lang w:eastAsia="es-MX"/>
             </w:rPr>
           </w:pPr>
-          <w:hyperlink w:anchor="_Toc216883375" w:history="1">
+          <w:hyperlink w:anchor="_Toc217031672" w:history="1">
             <w:r>
               <w:rPr>
                 <w:rStyle w:val="Hipervnculo"/>
@@ -2355,7 +2355,7 @@
                 <w:noProof/>
                 <w:webHidden/>
               </w:rPr>
-              <w:instrText xml:space="preserve"> PAGEREF _Toc216883375 \h </w:instrText>
+              <w:instrText xml:space="preserve"> PAGEREF _Toc217031672 \h </w:instrText>
             </w:r>
             <w:r>
               <w:rPr>
@@ -2397,7 +2397,7 @@
               <w:lang w:eastAsia="es-MX"/>
             </w:rPr>
           </w:pPr>
-          <w:hyperlink w:anchor="_Toc216883376" w:history="1">
+          <w:hyperlink w:anchor="_Toc217031673" w:history="1">
             <w:r>
               <w:rPr>
                 <w:rStyle w:val="Hipervnculo"/>
@@ -2424,7 +2424,7 @@
                 <w:noProof/>
                 <w:webHidden/>
               </w:rPr>
-              <w:instrText xml:space="preserve"> PAGEREF _Toc216883376 \h </w:instrText>
+              <w:instrText xml:space="preserve"> PAGEREF _Toc217031673 \h </w:instrText>
             </w:r>
             <w:r>
               <w:rPr>
@@ -2466,7 +2466,7 @@
               <w:lang w:eastAsia="es-MX"/>
             </w:rPr>
           </w:pPr>
-          <w:hyperlink w:anchor="_Toc216883377" w:history="1">
+          <w:hyperlink w:anchor="_Toc217031674" w:history="1">
             <w:r>
               <w:rPr>
                 <w:rStyle w:val="Hipervnculo"/>
@@ -2493,7 +2493,7 @@
                 <w:noProof/>
                 <w:webHidden/>
               </w:rPr>
-              <w:instrText xml:space="preserve"> PAGEREF _Toc216883377 \h </w:instrText>
+              <w:instrText xml:space="preserve"> PAGEREF _Toc217031674 \h </w:instrText>
             </w:r>
             <w:r>
               <w:rPr>
@@ -2539,7 +2539,7 @@
               <w:lang w:eastAsia="es-MX"/>
             </w:rPr>
           </w:pPr>
-          <w:hyperlink w:anchor="_Toc216883378" w:history="1">
+          <w:hyperlink w:anchor="_Toc217031675" w:history="1">
             <w:r>
               <w:rPr>
                 <w:rStyle w:val="Hipervnculo"/>
@@ -2583,7 +2583,7 @@
                 <w:noProof/>
                 <w:webHidden/>
               </w:rPr>
-              <w:instrText xml:space="preserve"> PAGEREF _Toc216883378 \h </w:instrText>
+              <w:instrText xml:space="preserve"> PAGEREF _Toc217031675 \h </w:instrText>
             </w:r>
             <w:r>
               <w:rPr>
@@ -2625,7 +2625,7 @@
               <w:lang w:eastAsia="es-MX"/>
             </w:rPr>
           </w:pPr>
-          <w:hyperlink w:anchor="_Toc216883379" w:history="1">
+          <w:hyperlink w:anchor="_Toc217031676" w:history="1">
             <w:r>
               <w:rPr>
                 <w:rStyle w:val="Hipervnculo"/>
@@ -2652,7 +2652,7 @@
                 <w:noProof/>
                 <w:webHidden/>
               </w:rPr>
-              <w:instrText xml:space="preserve"> PAGEREF _Toc216883379 \h </w:instrText>
+              <w:instrText xml:space="preserve"> PAGEREF _Toc217031676 \h </w:instrText>
             </w:r>
             <w:r>
               <w:rPr>
@@ -2694,7 +2694,7 @@
               <w:lang w:eastAsia="es-MX"/>
             </w:rPr>
           </w:pPr>
-          <w:hyperlink w:anchor="_Toc216883380" w:history="1">
+          <w:hyperlink w:anchor="_Toc217031677" w:history="1">
             <w:r>
               <w:rPr>
                 <w:rStyle w:val="Hipervnculo"/>
@@ -2721,7 +2721,7 @@
                 <w:noProof/>
                 <w:webHidden/>
               </w:rPr>
-              <w:instrText xml:space="preserve"> PAGEREF _Toc216883380 \h </w:instrText>
+              <w:instrText xml:space="preserve"> PAGEREF _Toc217031677 \h </w:instrText>
             </w:r>
             <w:r>
               <w:rPr>
@@ -2767,7 +2767,7 @@
               <w:lang w:eastAsia="es-MX"/>
             </w:rPr>
           </w:pPr>
-          <w:hyperlink w:anchor="_Toc216883381" w:history="1">
+          <w:hyperlink w:anchor="_Toc217031678" w:history="1">
             <w:r>
               <w:rPr>
                 <w:rStyle w:val="Hipervnculo"/>
@@ -2811,7 +2811,7 @@
                 <w:noProof/>
                 <w:webHidden/>
               </w:rPr>
-              <w:instrText xml:space="preserve"> PAGEREF _Toc216883381 \h </w:instrText>
+              <w:instrText xml:space="preserve"> PAGEREF _Toc217031678 \h </w:instrText>
             </w:r>
             <w:r>
               <w:rPr>
@@ -2853,7 +2853,7 @@
               <w:lang w:eastAsia="es-MX"/>
             </w:rPr>
           </w:pPr>
-          <w:hyperlink w:anchor="_Toc216883382" w:history="1">
+          <w:hyperlink w:anchor="_Toc217031679" w:history="1">
             <w:r>
               <w:rPr>
                 <w:rStyle w:val="Hipervnculo"/>
@@ -2880,7 +2880,7 @@
                 <w:noProof/>
                 <w:webHidden/>
               </w:rPr>
-              <w:instrText xml:space="preserve"> PAGEREF _Toc216883382 \h </w:instrText>
+              <w:instrText xml:space="preserve"> PAGEREF _Toc217031679 \h </w:instrText>
             </w:r>
             <w:r>
               <w:rPr>
@@ -2922,7 +2922,7 @@
               <w:lang w:eastAsia="es-MX"/>
             </w:rPr>
           </w:pPr>
-          <w:hyperlink w:anchor="_Toc216883383" w:history="1">
+          <w:hyperlink w:anchor="_Toc217031680" w:history="1">
             <w:r>
               <w:rPr>
                 <w:rStyle w:val="Hipervnculo"/>
@@ -2949,7 +2949,7 @@
                 <w:noProof/>
                 <w:webHidden/>
               </w:rPr>
-              <w:instrText xml:space="preserve"> PAGEREF _Toc216883383 \h </w:instrText>
+              <w:instrText xml:space="preserve"> PAGEREF _Toc217031680 \h </w:instrText>
             </w:r>
             <w:r>
               <w:rPr>
@@ -2991,7 +2991,7 @@
               <w:lang w:eastAsia="es-MX"/>
             </w:rPr>
           </w:pPr>
-          <w:hyperlink w:anchor="_Toc216883384" w:history="1">
+          <w:hyperlink w:anchor="_Toc217031681" w:history="1">
             <w:r>
               <w:rPr>
                 <w:rStyle w:val="Hipervnculo"/>
@@ -3018,7 +3018,7 @@
                 <w:noProof/>
                 <w:webHidden/>
               </w:rPr>
-              <w:instrText xml:space="preserve"> PAGEREF _Toc216883384 \h </w:instrText>
+              <w:instrText xml:space="preserve"> PAGEREF _Toc217031681 \h </w:instrText>
             </w:r>
             <w:r>
               <w:rPr>
@@ -3060,7 +3060,7 @@
               <w:lang w:eastAsia="es-MX"/>
             </w:rPr>
           </w:pPr>
-          <w:hyperlink w:anchor="_Toc216883385" w:history="1">
+          <w:hyperlink w:anchor="_Toc217031682" w:history="1">
             <w:r>
               <w:rPr>
                 <w:rStyle w:val="Hipervnculo"/>
@@ -3087,7 +3087,7 @@
                 <w:noProof/>
                 <w:webHidden/>
               </w:rPr>
-              <w:instrText xml:space="preserve"> PAGEREF _Toc216883385 \h </w:instrText>
+              <w:instrText xml:space="preserve"> PAGEREF _Toc217031682 \h </w:instrText>
             </w:r>
             <w:r>
               <w:rPr>
@@ -3133,7 +3133,7 @@
               <w:lang w:eastAsia="es-MX"/>
             </w:rPr>
           </w:pPr>
-          <w:hyperlink w:anchor="_Toc216883386" w:history="1">
+          <w:hyperlink w:anchor="_Toc217031683" w:history="1">
             <w:r>
               <w:rPr>
                 <w:rStyle w:val="Hipervnculo"/>
@@ -3177,7 +3177,7 @@
                 <w:noProof/>
                 <w:webHidden/>
               </w:rPr>
-              <w:instrText xml:space="preserve"> PAGEREF _Toc216883386 \h </w:instrText>
+              <w:instrText xml:space="preserve"> PAGEREF _Toc217031683 \h </w:instrText>
             </w:r>
             <w:r>
               <w:rPr>
@@ -3219,7 +3219,7 @@
               <w:lang w:eastAsia="es-MX"/>
             </w:rPr>
           </w:pPr>
-          <w:hyperlink w:anchor="_Toc216883387" w:history="1">
+          <w:hyperlink w:anchor="_Toc217031684" w:history="1">
             <w:r>
               <w:rPr>
                 <w:rStyle w:val="Hipervnculo"/>
@@ -3246,7 +3246,7 @@
                 <w:noProof/>
                 <w:webHidden/>
               </w:rPr>
-              <w:instrText xml:space="preserve"> PAGEREF _Toc216883387 \h </w:instrText>
+              <w:instrText xml:space="preserve"> PAGEREF _Toc217031684 \h </w:instrText>
             </w:r>
             <w:r>
               <w:rPr>
@@ -3288,7 +3288,7 @@
               <w:lang w:eastAsia="es-MX"/>
             </w:rPr>
           </w:pPr>
-          <w:hyperlink w:anchor="_Toc216883388" w:history="1">
+          <w:hyperlink w:anchor="_Toc217031685" w:history="1">
             <w:r>
               <w:rPr>
                 <w:rStyle w:val="Hipervnculo"/>
@@ -3315,7 +3315,7 @@
                 <w:noProof/>
                 <w:webHidden/>
               </w:rPr>
-              <w:instrText xml:space="preserve"> PAGEREF _Toc216883388 \h </w:instrText>
+              <w:instrText xml:space="preserve"> PAGEREF _Toc217031685 \h </w:instrText>
             </w:r>
             <w:r>
               <w:rPr>
@@ -3357,7 +3357,7 @@
               <w:lang w:eastAsia="es-MX"/>
             </w:rPr>
           </w:pPr>
-          <w:hyperlink w:anchor="_Toc216883389" w:history="1">
+          <w:hyperlink w:anchor="_Toc217031686" w:history="1">
             <w:r>
               <w:rPr>
                 <w:rStyle w:val="Hipervnculo"/>
@@ -3384,7 +3384,7 @@
                 <w:noProof/>
                 <w:webHidden/>
               </w:rPr>
-              <w:instrText xml:space="preserve"> PAGEREF _Toc216883389 \h </w:instrText>
+              <w:instrText xml:space="preserve"> PAGEREF _Toc217031686 \h </w:instrText>
             </w:r>
             <w:r>
               <w:rPr>
@@ -3426,7 +3426,7 @@
               <w:lang w:eastAsia="es-MX"/>
             </w:rPr>
           </w:pPr>
-          <w:hyperlink w:anchor="_Toc216883390" w:history="1">
+          <w:hyperlink w:anchor="_Toc217031687" w:history="1">
             <w:r>
               <w:rPr>
                 <w:rStyle w:val="Hipervnculo"/>
@@ -3453,7 +3453,7 @@
                 <w:noProof/>
                 <w:webHidden/>
               </w:rPr>
-              <w:instrText xml:space="preserve"> PAGEREF _Toc216883390 \h </w:instrText>
+              <w:instrText xml:space="preserve"> PAGEREF _Toc217031687 \h </w:instrText>
             </w:r>
             <w:r>
               <w:rPr>
@@ -3495,7 +3495,7 @@
               <w:lang w:eastAsia="es-MX"/>
             </w:rPr>
           </w:pPr>
-          <w:hyperlink w:anchor="_Toc216883391" w:history="1">
+          <w:hyperlink w:anchor="_Toc217031688" w:history="1">
             <w:r>
               <w:rPr>
                 <w:rStyle w:val="Hipervnculo"/>
@@ -3522,7 +3522,7 @@
                 <w:noProof/>
                 <w:webHidden/>
               </w:rPr>
-              <w:instrText xml:space="preserve"> PAGEREF _Toc216883391 \h </w:instrText>
+              <w:instrText xml:space="preserve"> PAGEREF _Toc217031688 \h </w:instrText>
             </w:r>
             <w:r>
               <w:rPr>
@@ -3568,7 +3568,7 @@
               <w:lang w:eastAsia="es-MX"/>
             </w:rPr>
           </w:pPr>
-          <w:hyperlink w:anchor="_Toc216883392" w:history="1">
+          <w:hyperlink w:anchor="_Toc217031689" w:history="1">
             <w:r>
               <w:rPr>
                 <w:rStyle w:val="Hipervnculo"/>
@@ -3612,7 +3612,7 @@
                 <w:noProof/>
                 <w:webHidden/>
               </w:rPr>
-              <w:instrText xml:space="preserve"> PAGEREF _Toc216883392 \h </w:instrText>
+              <w:instrText xml:space="preserve"> PAGEREF _Toc217031689 \h </w:instrText>
             </w:r>
             <w:r>
               <w:rPr>
@@ -3654,7 +3654,7 @@
               <w:lang w:eastAsia="es-MX"/>
             </w:rPr>
           </w:pPr>
-          <w:hyperlink w:anchor="_Toc216883393" w:history="1">
+          <w:hyperlink w:anchor="_Toc217031690" w:history="1">
             <w:r>
               <w:rPr>
                 <w:rStyle w:val="Hipervnculo"/>
@@ -3681,7 +3681,7 @@
                 <w:noProof/>
                 <w:webHidden/>
               </w:rPr>
-              <w:instrText xml:space="preserve"> PAGEREF _Toc216883393 \h </w:instrText>
+              <w:instrText xml:space="preserve"> PAGEREF _Toc217031690 \h </w:instrText>
             </w:r>
             <w:r>
               <w:rPr>
@@ -3723,7 +3723,7 @@
               <w:lang w:eastAsia="es-MX"/>
             </w:rPr>
           </w:pPr>
-          <w:hyperlink w:anchor="_Toc216883394" w:history="1">
+          <w:hyperlink w:anchor="_Toc217031691" w:history="1">
             <w:r>
               <w:rPr>
                 <w:rStyle w:val="Hipervnculo"/>
@@ -3750,7 +3750,7 @@
                 <w:noProof/>
                 <w:webHidden/>
               </w:rPr>
-              <w:instrText xml:space="preserve"> PAGEREF _Toc216883394 \h </w:instrText>
+              <w:instrText xml:space="preserve"> PAGEREF _Toc217031691 \h </w:instrText>
             </w:r>
             <w:r>
               <w:rPr>
@@ -3792,7 +3792,7 @@
               <w:lang w:eastAsia="es-MX"/>
             </w:rPr>
           </w:pPr>
-          <w:hyperlink w:anchor="_Toc216883395" w:history="1">
+          <w:hyperlink w:anchor="_Toc217031692" w:history="1">
             <w:r>
               <w:rPr>
                 <w:rStyle w:val="Hipervnculo"/>
@@ -3819,7 +3819,7 @@
                 <w:noProof/>
                 <w:webHidden/>
               </w:rPr>
-              <w:instrText xml:space="preserve"> PAGEREF _Toc216883395 \h </w:instrText>
+              <w:instrText xml:space="preserve"> PAGEREF _Toc217031692 \h </w:instrText>
             </w:r>
             <w:r>
               <w:rPr>
@@ -3865,7 +3865,7 @@
               <w:lang w:eastAsia="es-MX"/>
             </w:rPr>
           </w:pPr>
-          <w:hyperlink w:anchor="_Toc216883396" w:history="1">
+          <w:hyperlink w:anchor="_Toc217031693" w:history="1">
             <w:r>
               <w:rPr>
                 <w:rStyle w:val="Hipervnculo"/>
@@ -3909,7 +3909,7 @@
                 <w:noProof/>
                 <w:webHidden/>
               </w:rPr>
-              <w:instrText xml:space="preserve"> PAGEREF _Toc216883396 \h </w:instrText>
+              <w:instrText xml:space="preserve"> PAGEREF _Toc217031693 \h </w:instrText>
             </w:r>
             <w:r>
               <w:rPr>
@@ -3951,7 +3951,7 @@
               <w:lang w:eastAsia="es-MX"/>
             </w:rPr>
           </w:pPr>
-          <w:hyperlink w:anchor="_Toc216883397" w:history="1">
+          <w:hyperlink w:anchor="_Toc217031694" w:history="1">
             <w:r>
               <w:rPr>
                 <w:rStyle w:val="Hipervnculo"/>
@@ -3978,7 +3978,7 @@
                 <w:noProof/>
                 <w:webHidden/>
               </w:rPr>
-              <w:instrText xml:space="preserve"> PAGEREF _Toc216883397 \h </w:instrText>
+              <w:instrText xml:space="preserve"> PAGEREF _Toc217031694 \h </w:instrText>
             </w:r>
             <w:r>
               <w:rPr>
@@ -4020,7 +4020,7 @@
               <w:lang w:eastAsia="es-MX"/>
             </w:rPr>
           </w:pPr>
-          <w:hyperlink w:anchor="_Toc216883398" w:history="1">
+          <w:hyperlink w:anchor="_Toc217031695" w:history="1">
             <w:r>
               <w:rPr>
                 <w:rStyle w:val="Hipervnculo"/>
@@ -4047,7 +4047,7 @@
                 <w:noProof/>
                 <w:webHidden/>
               </w:rPr>
-              <w:instrText xml:space="preserve"> PAGEREF _Toc216883398 \h </w:instrText>
+              <w:instrText xml:space="preserve"> PAGEREF _Toc217031695 \h </w:instrText>
             </w:r>
             <w:r>
               <w:rPr>
@@ -4092,7 +4092,7 @@
               <w:lang w:eastAsia="es-MX"/>
             </w:rPr>
           </w:pPr>
-          <w:hyperlink w:anchor="_Toc216883399" w:history="1">
+          <w:hyperlink w:anchor="_Toc217031696" w:history="1">
             <w:r>
               <w:rPr>
                 <w:rStyle w:val="Hipervnculo"/>
@@ -4119,7 +4119,7 @@
                 <w:noProof/>
                 <w:webHidden/>
               </w:rPr>
-              <w:instrText xml:space="preserve"> PAGEREF _Toc216883399 \h </w:instrText>
+              <w:instrText xml:space="preserve"> PAGEREF _Toc217031696 \h </w:instrText>
             </w:r>
             <w:r>
               <w:rPr>
@@ -4164,7 +4164,7 @@
               <w:lang w:eastAsia="es-MX"/>
             </w:rPr>
           </w:pPr>
-          <w:hyperlink w:anchor="_Toc216883400" w:history="1">
+          <w:hyperlink w:anchor="_Toc217031697" w:history="1">
             <w:r>
               <w:rPr>
                 <w:rStyle w:val="Hipervnculo"/>
@@ -4191,7 +4191,7 @@
                 <w:noProof/>
                 <w:webHidden/>
               </w:rPr>
-              <w:instrText xml:space="preserve"> PAGEREF _Toc216883400 \h </w:instrText>
+              <w:instrText xml:space="preserve"> PAGEREF _Toc217031697 \h </w:instrText>
             </w:r>
             <w:r>
               <w:rPr>
@@ -4236,7 +4236,7 @@
               <w:lang w:eastAsia="es-MX"/>
             </w:rPr>
           </w:pPr>
-          <w:hyperlink w:anchor="_Toc216883401" w:history="1">
+          <w:hyperlink w:anchor="_Toc217031698" w:history="1">
             <w:r>
               <w:rPr>
                 <w:rStyle w:val="Hipervnculo"/>
@@ -4263,7 +4263,7 @@
                 <w:noProof/>
                 <w:webHidden/>
               </w:rPr>
-              <w:instrText xml:space="preserve"> PAGEREF _Toc216883401 \h </w:instrText>
+              <w:instrText xml:space="preserve"> PAGEREF _Toc217031698 \h </w:instrText>
             </w:r>
             <w:r>
               <w:rPr>
@@ -4308,7 +4308,7 @@
               <w:lang w:eastAsia="es-MX"/>
             </w:rPr>
           </w:pPr>
-          <w:hyperlink w:anchor="_Toc216883402" w:history="1">
+          <w:hyperlink w:anchor="_Toc217031699" w:history="1">
             <w:r>
               <w:rPr>
                 <w:rStyle w:val="Hipervnculo"/>
@@ -4335,7 +4335,7 @@
                 <w:noProof/>
                 <w:webHidden/>
               </w:rPr>
-              <w:instrText xml:space="preserve"> PAGEREF _Toc216883402 \h </w:instrText>
+              <w:instrText xml:space="preserve"> PAGEREF _Toc217031699 \h </w:instrText>
             </w:r>
             <w:r>
               <w:rPr>
@@ -4380,7 +4380,7 @@
               <w:lang w:eastAsia="es-MX"/>
             </w:rPr>
           </w:pPr>
-          <w:hyperlink w:anchor="_Toc216883403" w:history="1">
+          <w:hyperlink w:anchor="_Toc217031700" w:history="1">
             <w:r>
               <w:rPr>
                 <w:rStyle w:val="Hipervnculo"/>
@@ -4407,7 +4407,7 @@
                 <w:noProof/>
                 <w:webHidden/>
               </w:rPr>
-              <w:instrText xml:space="preserve"> PAGEREF _Toc216883403 \h </w:instrText>
+              <w:instrText xml:space="preserve"> PAGEREF _Toc217031700 \h </w:instrText>
             </w:r>
             <w:r>
               <w:rPr>
@@ -4472,7 +4472,7 @@
       <w:pPr>
         <w:pStyle w:val="Titulosgenerales"/>
       </w:pPr>
-      <w:bookmarkStart w:id="0" w:name="_Toc216883351"/>
+      <w:bookmarkStart w:id="0" w:name="_Toc217031648"/>
       <w:r>
         <w:lastRenderedPageBreak/>
         <w:t>Introducción</w:t>
@@ -4651,7 +4651,13 @@
         <w:rPr>
           <w:noProof/>
         </w:rPr>
-        <w:t xml:space="preserve">           </w:t>
+        <w:t xml:space="preserve">         </w:t>
+      </w:r>
+      <w:r>
+        <w:rPr>
+          <w:noProof/>
+        </w:rPr>
+        <w:t xml:space="preserve">  </w:t>
       </w:r>
       <w:hyperlink r:id="rId14" w:history="1">
         <w:r>
@@ -4660,7 +4666,23 @@
             <w:b/>
             <w:lang w:val="es-419"/>
           </w:rPr>
-          <w:t>Enlace de reproducción del video</w:t>
+          <w:t>Enlace de rep</w:t>
+        </w:r>
+        <w:r>
+          <w:rPr>
+            <w:rStyle w:val="Hipervnculo"/>
+            <w:b/>
+            <w:lang w:val="es-419"/>
+          </w:rPr>
+          <w:t>r</w:t>
+        </w:r>
+        <w:r>
+          <w:rPr>
+            <w:rStyle w:val="Hipervnculo"/>
+            <w:b/>
+            <w:lang w:val="es-419"/>
+          </w:rPr>
+          <w:t>oducción del video</w:t>
         </w:r>
       </w:hyperlink>
     </w:p>
@@ -4780,7 +4802,7 @@
       <w:pPr>
         <w:pStyle w:val="Ttulo1"/>
       </w:pPr>
-      <w:bookmarkStart w:id="1" w:name="_Toc216883352"/>
+      <w:bookmarkStart w:id="1" w:name="_Toc217031649"/>
       <w:r>
         <w:lastRenderedPageBreak/>
         <w:t>Aleaciones</w:t>
@@ -4816,7 +4838,7 @@
       <w:pPr>
         <w:pStyle w:val="Ttulo2"/>
       </w:pPr>
-      <w:bookmarkStart w:id="2" w:name="_Toc216883353"/>
+      <w:bookmarkStart w:id="2" w:name="_Toc217031650"/>
       <w:r>
         <w:t xml:space="preserve">1.1 </w:t>
       </w:r>
@@ -4835,7 +4857,19 @@
         <w:rPr>
           <w:lang w:val="es-419" w:eastAsia="es-CO"/>
         </w:rPr>
-        <w:t>Una aleación es la combinación homogénea de dos o más metales; o de un metal con un elemento no metálico, diseñada para modificar o mejorar las propiedades físicas y químicas del metal base. En joyería, las aleaciones permiten ajustar características como dureza, color, punto de fusión, resistencia al desgaste, maleabilidad y comportamiento durante la fundición y el conformado. Estas proporciones deben establecerse con criterios técnicos precisos y según los estándares de ley vigentes (por ejemplo, kilates y purezas permitidos). se entiende además como un proceso técnico fundamentado en la metalurgia práctica, orientado a satisfacer requerimientos estéticos y funcionales del cliente, garantizando a la vez la estabilidad del material y el cumplimiento normativo en la elaboración de lingotes y piezas finales</w:t>
+        <w:t xml:space="preserve">Una aleación es la combinación homogénea de dos o más metales; o de un metal con un elemento no metálico, diseñada para modificar o mejorar las propiedades físicas y químicas del metal base. En joyería, las aleaciones permiten ajustar características como dureza, color, punto de fusión, resistencia al desgaste, maleabilidad y comportamiento durante la fundición y el conformado. Estas proporciones deben establecerse con criterios técnicos precisos y según los estándares de ley vigentes (por ejemplo, kilates y purezas permitidos). </w:t>
+      </w:r>
+      <w:r>
+        <w:rPr>
+          <w:lang w:val="es-419" w:eastAsia="es-CO"/>
+        </w:rPr>
+        <w:t>S</w:t>
+      </w:r>
+      <w:r>
+        <w:rPr>
+          <w:lang w:val="es-419" w:eastAsia="es-CO"/>
+        </w:rPr>
+        <w:t>e entiende además como un proceso técnico fundamentado en la metalurgia práctica, orientado a satisfacer requerimientos estéticos y funcionales del cliente, garantizando a la vez la estabilidad del material y el cumplimiento normativo en la elaboración de lingotes y piezas finales</w:t>
       </w:r>
       <w:r>
         <w:rPr>
@@ -4848,7 +4882,7 @@
       <w:pPr>
         <w:pStyle w:val="Ttulo2"/>
       </w:pPr>
-      <w:bookmarkStart w:id="3" w:name="_Toc216883354"/>
+      <w:bookmarkStart w:id="3" w:name="_Toc217031651"/>
       <w:r>
         <w:t xml:space="preserve">1.2 </w:t>
       </w:r>
@@ -5416,7 +5450,21 @@
                 <w:szCs w:val="28"/>
                 <w:lang w:val="es-419"/>
               </w:rPr>
-              <w:t>Normalizadas (leyes y kilates), No normalizadas.</w:t>
+              <w:t>Normalizadas (leyes y kilates)</w:t>
+            </w:r>
+            <w:r>
+              <w:rPr>
+                <w:szCs w:val="28"/>
+                <w:lang w:val="es-419"/>
+              </w:rPr>
+              <w:t xml:space="preserve">, </w:t>
+            </w:r>
+            <w:r>
+              <w:rPr>
+                <w:szCs w:val="28"/>
+                <w:lang w:val="es-419"/>
+              </w:rPr>
+              <w:t xml:space="preserve"> No normalizadas.</w:t>
             </w:r>
           </w:p>
         </w:tc>
@@ -5477,7 +5525,7 @@
       <w:pPr>
         <w:pStyle w:val="Ttulo2"/>
       </w:pPr>
-      <w:bookmarkStart w:id="4" w:name="_Toc216883355"/>
+      <w:bookmarkStart w:id="4" w:name="_Toc217031652"/>
       <w:r>
         <w:lastRenderedPageBreak/>
         <w:t>1.3 Propiedades</w:t>
@@ -6055,10 +6103,18 @@
       </w:pPr>
       <w:r>
         <w:rPr>
+          <w:b/>
+          <w:bCs/>
           <w:lang w:val="es-419" w:eastAsia="es-CO"/>
         </w:rPr>
         <w:lastRenderedPageBreak/>
-        <w:t>Ejemplo: el cobre aumenta la corrosión; la plata se empaña; el paladio y el platino mejoran la resistencia química.</w:t>
+        <w:t>Ejemplo:</w:t>
+      </w:r>
+      <w:r>
+        <w:rPr>
+          <w:lang w:val="es-419" w:eastAsia="es-CO"/>
+        </w:rPr>
+        <w:t xml:space="preserve"> el cobre aumenta la corrosión; la plata se empaña; el paladio y el platino mejoran la resistencia química.</w:t>
       </w:r>
     </w:p>
     <w:p>
@@ -6118,7 +6174,7 @@
       <w:pPr>
         <w:pStyle w:val="Ttulo2"/>
       </w:pPr>
-      <w:bookmarkStart w:id="5" w:name="_Toc216883356"/>
+      <w:bookmarkStart w:id="5" w:name="_Toc217031653"/>
       <w:r>
         <w:t>1.4 Composición</w:t>
       </w:r>
@@ -6817,6 +6873,7 @@
             <w:r>
               <w:rPr>
                 <w:rStyle w:val="Extranjerismo"/>
+                <w:lang w:val="es-CO"/>
               </w:rPr>
               <w:t>premium</w:t>
             </w:r>
@@ -6980,7 +7037,7 @@
       <w:pPr>
         <w:pStyle w:val="Ttulo1"/>
       </w:pPr>
-      <w:bookmarkStart w:id="6" w:name="_Toc216883357"/>
+      <w:bookmarkStart w:id="6" w:name="_Toc217031654"/>
       <w:r>
         <w:lastRenderedPageBreak/>
         <w:t>Ley de un metal precioso</w:t>
@@ -7030,7 +7087,7 @@
       <w:pPr>
         <w:pStyle w:val="Ttulo2"/>
       </w:pPr>
-      <w:bookmarkStart w:id="7" w:name="_Toc216883358"/>
+      <w:bookmarkStart w:id="7" w:name="_Toc217031655"/>
       <w:r>
         <w:t>2.1 Concepto</w:t>
       </w:r>
@@ -7067,7 +7124,7 @@
       <w:pPr>
         <w:pStyle w:val="Ttulo2"/>
       </w:pPr>
-      <w:bookmarkStart w:id="8" w:name="_Toc216883359"/>
+      <w:bookmarkStart w:id="8" w:name="_Toc217031656"/>
       <w:r>
         <w:t>2.2 Clases</w:t>
       </w:r>
@@ -8127,8 +8184,25 @@
             <w:r>
               <w:rPr>
                 <w:rStyle w:val="Extranjerismo"/>
-              </w:rPr>
-              <w:t>“Hallmarking”.</w:t>
+                <w:lang w:val="es-CO"/>
+              </w:rPr>
+              <w:t>“</w:t>
+            </w:r>
+            <w:proofErr w:type="spellStart"/>
+            <w:r>
+              <w:rPr>
+                <w:rStyle w:val="Extranjerismo"/>
+                <w:lang w:val="es-CO"/>
+              </w:rPr>
+              <w:t>Hallmarking</w:t>
+            </w:r>
+            <w:proofErr w:type="spellEnd"/>
+            <w:r>
+              <w:rPr>
+                <w:rStyle w:val="Extranjerismo"/>
+                <w:lang w:val="es-CO"/>
+              </w:rPr>
+              <w:t>”.</w:t>
             </w:r>
           </w:p>
         </w:tc>
@@ -8516,7 +8590,7 @@
       <w:pPr>
         <w:pStyle w:val="Ttulo2"/>
       </w:pPr>
-      <w:bookmarkStart w:id="9" w:name="_Toc216883360"/>
+      <w:bookmarkStart w:id="9" w:name="_Toc217031657"/>
       <w:r>
         <w:t>2.3 Determinación</w:t>
       </w:r>
@@ -8583,11 +8657,15 @@
     <w:p>
       <w:pPr>
         <w:rPr>
+          <w:b/>
+          <w:bCs/>
           <w:lang w:eastAsia="es-CO"/>
         </w:rPr>
       </w:pPr>
       <w:r>
         <w:rPr>
+          <w:b/>
+          <w:bCs/>
           <w:lang w:eastAsia="es-CO"/>
         </w:rPr>
         <w:t>Proceso</w:t>
@@ -8626,13 +8704,7 @@
         <w:rPr>
           <w:lang w:eastAsia="es-CO"/>
         </w:rPr>
-        <w:t>S</w:t>
-      </w:r>
-      <w:r>
-        <w:rPr>
-          <w:lang w:eastAsia="es-CO"/>
-        </w:rPr>
-        <w:t>e aplica ácido de prueba según el metal.</w:t>
+        <w:t>Se aplica ácido de prueba según el metal.</w:t>
       </w:r>
     </w:p>
     <w:p>
@@ -8656,11 +8728,15 @@
     <w:p>
       <w:pPr>
         <w:rPr>
+          <w:b/>
+          <w:bCs/>
           <w:lang w:eastAsia="es-CO"/>
         </w:rPr>
       </w:pPr>
       <w:r>
         <w:rPr>
+          <w:b/>
+          <w:bCs/>
           <w:lang w:eastAsia="es-CO"/>
         </w:rPr>
         <w:t>Descripción</w:t>
@@ -8716,35 +8792,21 @@
           <w:bCs/>
           <w:lang w:eastAsia="es-CO"/>
         </w:rPr>
-        <w:t>Ensayo al fuego (Copelación).</w:t>
-      </w:r>
-      <w:r>
+        <w:t>Ensayo al fuego (Copelación). Oro y Plata</w:t>
+      </w:r>
+    </w:p>
+    <w:p>
+      <w:pPr>
         <w:rPr>
           <w:b/>
           <w:bCs/>
           <w:lang w:eastAsia="es-CO"/>
         </w:rPr>
-        <w:t xml:space="preserve"> </w:t>
-      </w:r>
+      </w:pPr>
       <w:r>
         <w:rPr>
           <w:b/>
           <w:bCs/>
-          <w:lang w:eastAsia="es-CO"/>
-        </w:rPr>
-        <w:t>Oro y Plata</w:t>
-      </w:r>
-    </w:p>
-    <w:p>
-      <w:pPr>
-        <w:rPr>
-          <w:b/>
-          <w:bCs/>
-          <w:lang w:eastAsia="es-CO"/>
-        </w:rPr>
-      </w:pPr>
-      <w:r>
-        <w:rPr>
           <w:lang w:eastAsia="es-CO"/>
         </w:rPr>
         <w:t>Proceso</w:t>
@@ -8789,11 +8851,15 @@
     <w:p>
       <w:pPr>
         <w:rPr>
+          <w:b/>
+          <w:bCs/>
           <w:lang w:eastAsia="es-CO"/>
         </w:rPr>
       </w:pPr>
       <w:r>
         <w:rPr>
+          <w:b/>
+          <w:bCs/>
           <w:lang w:eastAsia="es-CO"/>
         </w:rPr>
         <w:t>Descripción</w:t>
@@ -8855,11 +8921,15 @@
     <w:p>
       <w:pPr>
         <w:rPr>
+          <w:b/>
+          <w:bCs/>
           <w:lang w:eastAsia="es-CO"/>
         </w:rPr>
       </w:pPr>
       <w:r>
         <w:rPr>
+          <w:b/>
+          <w:bCs/>
           <w:lang w:eastAsia="es-CO"/>
         </w:rPr>
         <w:t>Proceso</w:t>
@@ -8904,11 +8974,15 @@
     <w:p>
       <w:pPr>
         <w:rPr>
+          <w:b/>
+          <w:bCs/>
           <w:lang w:eastAsia="es-CO"/>
         </w:rPr>
       </w:pPr>
       <w:r>
         <w:rPr>
+          <w:b/>
+          <w:bCs/>
           <w:lang w:eastAsia="es-CO"/>
         </w:rPr>
         <w:lastRenderedPageBreak/>
@@ -8970,7 +9044,7 @@
       <w:pPr>
         <w:pStyle w:val="Ttulo1"/>
       </w:pPr>
-      <w:bookmarkStart w:id="10" w:name="_Toc216883361"/>
+      <w:bookmarkStart w:id="10" w:name="_Toc217031658"/>
       <w:r>
         <w:lastRenderedPageBreak/>
         <w:t>Kilate</w:t>
@@ -8987,14 +9061,38 @@
         <w:rPr>
           <w:lang w:val="es-419" w:eastAsia="es-CO"/>
         </w:rPr>
-        <w:t>La medida en Kilates permite identificar la proporción real de oro puro presente en una mezcla, lo que influye directamente en la dureza, color, valor económico y aplicación del metal en distintos tipos de joyería. Conocer el significado de los Kilates es indispensable para la correcta formulación de aleaciones, para la estandarización de procesos productivos y para garantizar al cliente la autenticidad y calidad del producto final.</w:t>
+        <w:t xml:space="preserve">La medida en </w:t>
+      </w:r>
+      <w:r>
+        <w:rPr>
+          <w:lang w:val="es-419" w:eastAsia="es-CO"/>
+        </w:rPr>
+        <w:t>k</w:t>
+      </w:r>
+      <w:r>
+        <w:rPr>
+          <w:lang w:val="es-419" w:eastAsia="es-CO"/>
+        </w:rPr>
+        <w:t xml:space="preserve">ilates permite identificar la proporción real de oro puro presente en una mezcla, lo que influye directamente en la dureza, color, valor económico y aplicación del metal en distintos tipos de joyería. Conocer el significado de los </w:t>
+      </w:r>
+      <w:r>
+        <w:rPr>
+          <w:lang w:val="es-419" w:eastAsia="es-CO"/>
+        </w:rPr>
+        <w:t>k</w:t>
+      </w:r>
+      <w:r>
+        <w:rPr>
+          <w:lang w:val="es-419" w:eastAsia="es-CO"/>
+        </w:rPr>
+        <w:t>ilates es indispensable para la correcta formulación de aleaciones, para la estandarización de procesos productivos y para garantizar al cliente la autenticidad y calidad del producto final.</w:t>
       </w:r>
     </w:p>
     <w:p>
       <w:pPr>
         <w:pStyle w:val="Ttulo2"/>
       </w:pPr>
-      <w:bookmarkStart w:id="11" w:name="_Toc216883362"/>
+      <w:bookmarkStart w:id="11" w:name="_Toc217031659"/>
       <w:r>
         <w:t>3.1 Concepto</w:t>
       </w:r>
@@ -9132,7 +9230,7 @@
       <w:pPr>
         <w:pStyle w:val="Ttulo2"/>
       </w:pPr>
-      <w:bookmarkStart w:id="12" w:name="_Toc216883363"/>
+      <w:bookmarkStart w:id="12" w:name="_Toc217031660"/>
       <w:r>
         <w:t>3.2 Equivalencias</w:t>
       </w:r>
@@ -9180,13 +9278,14 @@
       </w:pPr>
       <w:r>
         <w:rPr>
+          <w:noProof/>
           <w:lang w:val="es-419" w:eastAsia="es-CO"/>
         </w:rPr>
         <w:drawing>
-          <wp:inline distT="0" distB="0" distL="0" distR="0" wp14:anchorId="2679301A" wp14:editId="211B1947">
+          <wp:inline distT="0" distB="0" distL="0" distR="0" wp14:anchorId="0C326ED6" wp14:editId="7B74881C">
             <wp:extent cx="5207000" cy="4673600"/>
             <wp:effectExtent l="0" t="0" r="0" b="0"/>
-            <wp:docPr id="1366556527" name="Imagen 1" descr="La figura muestra los cuatro tipos de kilates de oro que se presentan en joyería."/>
+            <wp:docPr id="1226172227" name="Imagen 1" descr="La figura muestra los cuatro tipos de kilates de oro que se presentan en joyería."/>
             <wp:cNvGraphicFramePr>
               <a:graphicFrameLocks xmlns:a="http://schemas.openxmlformats.org/drawingml/2006/main" noChangeAspect="1"/>
             </wp:cNvGraphicFramePr>
@@ -9194,7 +9293,7 @@
               <a:graphicData uri="http://schemas.openxmlformats.org/drawingml/2006/picture">
                 <pic:pic xmlns:pic="http://schemas.openxmlformats.org/drawingml/2006/picture">
                   <pic:nvPicPr>
-                    <pic:cNvPr id="1366556527" name="Imagen 1" descr="La figura muestra los cuatro tipos de kilates de oro que se presentan en joyería."/>
+                    <pic:cNvPr id="1226172227" name="Imagen 1" descr="La figura muestra los cuatro tipos de kilates de oro que se presentan en joyería."/>
                     <pic:cNvPicPr/>
                   </pic:nvPicPr>
                   <pic:blipFill>
@@ -9601,7 +9700,7 @@
       <w:pPr>
         <w:pStyle w:val="Ttulo1"/>
       </w:pPr>
-      <w:bookmarkStart w:id="13" w:name="_Toc216883364"/>
+      <w:bookmarkStart w:id="13" w:name="_Toc217031661"/>
       <w:r>
         <w:lastRenderedPageBreak/>
         <w:t>Equipos y herramientas para fundición</w:t>
@@ -9625,7 +9724,7 @@
       <w:pPr>
         <w:pStyle w:val="Ttulo2"/>
       </w:pPr>
-      <w:bookmarkStart w:id="14" w:name="_Toc216883365"/>
+      <w:bookmarkStart w:id="14" w:name="_Toc217031662"/>
       <w:r>
         <w:t>4.1 Descripción</w:t>
       </w:r>
@@ -9648,7 +9747,7 @@
       <w:pPr>
         <w:pStyle w:val="Ttulo2"/>
       </w:pPr>
-      <w:bookmarkStart w:id="15" w:name="_Toc216883366"/>
+      <w:bookmarkStart w:id="15" w:name="_Toc217031663"/>
       <w:r>
         <w:lastRenderedPageBreak/>
         <w:t>4.2 Clasificación</w:t>
@@ -9828,7 +9927,19 @@
         <w:rPr>
           <w:lang w:val="es-419" w:eastAsia="es-CO"/>
         </w:rPr>
-        <w:t>De inducción (pureza y eficiencia energética.</w:t>
+        <w:t>De inducción (pureza y eficiencia energética</w:t>
+      </w:r>
+      <w:r>
+        <w:rPr>
+          <w:lang w:val="es-419" w:eastAsia="es-CO"/>
+        </w:rPr>
+        <w:t>)</w:t>
+      </w:r>
+      <w:r>
+        <w:rPr>
+          <w:lang w:val="es-419" w:eastAsia="es-CO"/>
+        </w:rPr>
+        <w:t>.</w:t>
       </w:r>
     </w:p>
     <w:p>
@@ -10435,13 +10546,7 @@
         <w:rPr>
           <w:lang w:eastAsia="es-CO"/>
         </w:rPr>
-        <w:t xml:space="preserve"> para suavizar bordes, desbastar y dar forma a superficies de metales y otros materiales</w:t>
-      </w:r>
-      <w:r>
-        <w:rPr>
-          <w:lang w:eastAsia="es-CO"/>
-        </w:rPr>
-        <w:t>.</w:t>
+        <w:t xml:space="preserve"> para suavizar bordes, desbastar y dar forma a superficies de metales y otros materiales.</w:t>
       </w:r>
     </w:p>
     <w:p>
@@ -10475,13 +10580,7 @@
         <w:rPr>
           <w:lang w:eastAsia="es-CO"/>
         </w:rPr>
-        <w:t>ara manipular piezas pequeñas y delicadas sin dañarlas</w:t>
-      </w:r>
-      <w:r>
-        <w:rPr>
-          <w:lang w:eastAsia="es-CO"/>
-        </w:rPr>
-        <w:t>.</w:t>
+        <w:t>ara manipular piezas pequeñas y delicadas sin dañarlas.</w:t>
       </w:r>
     </w:p>
     <w:p>
@@ -10544,7 +10643,7 @@
       <w:pPr>
         <w:pStyle w:val="Ttulo2"/>
       </w:pPr>
-      <w:bookmarkStart w:id="16" w:name="_Toc216883367"/>
+      <w:bookmarkStart w:id="16" w:name="_Toc217031664"/>
       <w:r>
         <w:lastRenderedPageBreak/>
         <w:t>4.3 Mantenimiento</w:t>
@@ -10660,6 +10759,7 @@
       </w:pPr>
       <w:r>
         <w:rPr>
+          <w:noProof/>
           <w:lang w:val="es-419" w:eastAsia="es-CO"/>
         </w:rPr>
         <w:drawing>
@@ -11093,6 +11193,7 @@
       </w:pPr>
       <w:r>
         <w:rPr>
+          <w:noProof/>
           <w:lang w:val="es-419" w:eastAsia="es-CO"/>
         </w:rPr>
         <w:drawing>
@@ -11148,19 +11249,7 @@
         <w:rPr>
           <w:lang w:eastAsia="es-CO"/>
         </w:rPr>
-        <w:t xml:space="preserve"> figura </w:t>
-      </w:r>
-      <w:r>
-        <w:rPr>
-          <w:lang w:eastAsia="es-CO"/>
-        </w:rPr>
-        <w:t xml:space="preserve">3 </w:t>
-      </w:r>
-      <w:r>
-        <w:rPr>
-          <w:lang w:eastAsia="es-CO"/>
-        </w:rPr>
-        <w:t>muestra las acciones que hacen parte del mantenimiento preventivo en equipos de fundición.</w:t>
+        <w:t xml:space="preserve"> figura 3 muestra las acciones que hacen parte del mantenimiento preventivo en equipos de fundición.</w:t>
       </w:r>
     </w:p>
     <w:p>
@@ -11373,7 +11462,7 @@
       <w:pPr>
         <w:pStyle w:val="Ttulo1"/>
       </w:pPr>
-      <w:bookmarkStart w:id="17" w:name="_Toc216883368"/>
+      <w:bookmarkStart w:id="17" w:name="_Toc217031665"/>
       <w:r>
         <w:lastRenderedPageBreak/>
         <w:t>Fundición de metales</w:t>
@@ -11410,7 +11499,7 @@
       <w:pPr>
         <w:pStyle w:val="Ttulo2"/>
       </w:pPr>
-      <w:bookmarkStart w:id="18" w:name="_Toc216883369"/>
+      <w:bookmarkStart w:id="18" w:name="_Toc217031666"/>
       <w:r>
         <w:t>5.1 Concepto</w:t>
       </w:r>
@@ -11433,7 +11522,7 @@
       <w:pPr>
         <w:pStyle w:val="Ttulo2"/>
       </w:pPr>
-      <w:bookmarkStart w:id="19" w:name="_Toc216883370"/>
+      <w:bookmarkStart w:id="19" w:name="_Toc217031667"/>
       <w:r>
         <w:lastRenderedPageBreak/>
         <w:t>5.2 Técnicas</w:t>
@@ -12168,7 +12257,7 @@
       <w:pPr>
         <w:pStyle w:val="Ttulo2"/>
       </w:pPr>
-      <w:bookmarkStart w:id="20" w:name="_Toc216883371"/>
+      <w:bookmarkStart w:id="20" w:name="_Toc217031668"/>
       <w:r>
         <w:t>5.3 Puntos de fusión de metales</w:t>
       </w:r>
@@ -12217,10 +12306,10 @@
         <w:tblDescription w:val="La tabla 5 describe los puntos de fusión de los diferentes metales usados en joyería indicando el punto de fusión, el tipo de metal, el símbolo de cada metal y los usos de cada uno en joyería. "/>
       </w:tblPr>
       <w:tblGrid>
-        <w:gridCol w:w="2254"/>
+        <w:gridCol w:w="2259"/>
         <w:gridCol w:w="1165"/>
-        <w:gridCol w:w="1718"/>
-        <w:gridCol w:w="4825"/>
+        <w:gridCol w:w="1717"/>
+        <w:gridCol w:w="4821"/>
       </w:tblGrid>
       <w:tr>
         <w:trPr>
@@ -12360,11 +12449,15 @@
               <w:spacing w:line="276" w:lineRule="auto"/>
               <w:ind w:firstLine="0"/>
               <w:rPr>
+                <w:b/>
+                <w:bCs/>
                 <w:lang w:val="es-419" w:eastAsia="es-CO"/>
               </w:rPr>
             </w:pPr>
             <w:r>
               <w:rPr>
+                <w:b/>
+                <w:bCs/>
                 <w:lang w:val="es-419"/>
               </w:rPr>
               <w:t>Oro puro (24K).</w:t>
@@ -12460,11 +12553,15 @@
               <w:spacing w:line="276" w:lineRule="auto"/>
               <w:ind w:firstLine="0"/>
               <w:rPr>
+                <w:b/>
+                <w:bCs/>
                 <w:lang w:val="es-419" w:eastAsia="es-CO"/>
               </w:rPr>
             </w:pPr>
             <w:r>
               <w:rPr>
+                <w:b/>
+                <w:bCs/>
                 <w:lang w:val="es-419"/>
               </w:rPr>
               <w:t>Plata pura.</w:t>
@@ -12563,11 +12660,15 @@
               <w:spacing w:line="276" w:lineRule="auto"/>
               <w:ind w:firstLine="0"/>
               <w:rPr>
+                <w:b/>
+                <w:bCs/>
                 <w:lang w:val="es-419" w:eastAsia="es-CO"/>
               </w:rPr>
             </w:pPr>
             <w:r>
               <w:rPr>
+                <w:b/>
+                <w:bCs/>
                 <w:lang w:val="es-419"/>
               </w:rPr>
               <w:t>Platino.</w:t>
@@ -12666,6 +12767,7 @@
             <w:r>
               <w:rPr>
                 <w:rStyle w:val="Extranjerismo"/>
+                <w:lang w:val="es-CO"/>
               </w:rPr>
               <w:t>premium</w:t>
             </w:r>
@@ -12689,11 +12791,15 @@
               <w:spacing w:line="276" w:lineRule="auto"/>
               <w:ind w:firstLine="0"/>
               <w:rPr>
+                <w:b/>
+                <w:bCs/>
                 <w:lang w:val="es-419" w:eastAsia="es-CO"/>
               </w:rPr>
             </w:pPr>
             <w:r>
               <w:rPr>
+                <w:b/>
+                <w:bCs/>
                 <w:lang w:val="es-419"/>
               </w:rPr>
               <w:t>Paladio.</w:t>
@@ -12798,11 +12904,15 @@
               <w:spacing w:line="276" w:lineRule="auto"/>
               <w:ind w:firstLine="0"/>
               <w:rPr>
+                <w:b/>
+                <w:bCs/>
                 <w:lang w:val="es-419" w:eastAsia="es-CO"/>
               </w:rPr>
             </w:pPr>
             <w:r>
               <w:rPr>
+                <w:b/>
+                <w:bCs/>
                 <w:lang w:val="es-419"/>
               </w:rPr>
               <w:t>Cobre.</w:t>
@@ -12904,11 +13014,15 @@
               <w:spacing w:line="276" w:lineRule="auto"/>
               <w:ind w:firstLine="0"/>
               <w:rPr>
+                <w:b/>
+                <w:bCs/>
                 <w:lang w:val="es-419" w:eastAsia="es-CO"/>
               </w:rPr>
             </w:pPr>
             <w:r>
               <w:rPr>
+                <w:b/>
+                <w:bCs/>
                 <w:lang w:val="es-419"/>
               </w:rPr>
               <w:t>Rodio.</w:t>
@@ -13013,11 +13127,15 @@
               <w:spacing w:line="276" w:lineRule="auto"/>
               <w:ind w:firstLine="0"/>
               <w:rPr>
+                <w:b/>
+                <w:bCs/>
                 <w:lang w:val="es-419" w:eastAsia="es-CO"/>
               </w:rPr>
             </w:pPr>
             <w:r>
               <w:rPr>
+                <w:b/>
+                <w:bCs/>
                 <w:lang w:val="es-419"/>
               </w:rPr>
               <w:t>Níquel.</w:t>
@@ -13119,11 +13237,15 @@
               <w:spacing w:line="276" w:lineRule="auto"/>
               <w:ind w:firstLine="0"/>
               <w:rPr>
+                <w:b/>
+                <w:bCs/>
                 <w:lang w:val="es-419" w:eastAsia="es-CO"/>
               </w:rPr>
             </w:pPr>
             <w:r>
               <w:rPr>
+                <w:b/>
+                <w:bCs/>
                 <w:lang w:val="es-419"/>
               </w:rPr>
               <w:t>Zinc.</w:t>
@@ -13228,11 +13350,15 @@
               <w:spacing w:line="276" w:lineRule="auto"/>
               <w:ind w:firstLine="0"/>
               <w:rPr>
+                <w:b/>
+                <w:bCs/>
                 <w:lang w:val="es-419" w:eastAsia="es-CO"/>
               </w:rPr>
             </w:pPr>
             <w:r>
               <w:rPr>
+                <w:b/>
+                <w:bCs/>
                 <w:lang w:val="es-419"/>
               </w:rPr>
               <w:t>Estaño.</w:t>
@@ -13334,11 +13460,15 @@
               <w:spacing w:line="276" w:lineRule="auto"/>
               <w:ind w:firstLine="0"/>
               <w:rPr>
+                <w:b/>
+                <w:bCs/>
                 <w:lang w:val="es-419" w:eastAsia="es-CO"/>
               </w:rPr>
             </w:pPr>
             <w:r>
               <w:rPr>
+                <w:b/>
+                <w:bCs/>
                 <w:lang w:val="es-419"/>
               </w:rPr>
               <w:t>Aluminio.</w:t>
@@ -13462,7 +13592,7 @@
       <w:pPr>
         <w:pStyle w:val="Ttulo2"/>
       </w:pPr>
-      <w:bookmarkStart w:id="21" w:name="_Toc216883372"/>
+      <w:bookmarkStart w:id="21" w:name="_Toc217031669"/>
       <w:r>
         <w:lastRenderedPageBreak/>
         <w:t>5.4 Temperatura en metales para joyería</w:t>
@@ -13688,20 +13818,18 @@
               <w:spacing w:line="276" w:lineRule="auto"/>
               <w:ind w:firstLine="0"/>
               <w:rPr>
+                <w:b/>
+                <w:bCs/>
                 <w:lang w:val="es-419" w:eastAsia="es-CO"/>
               </w:rPr>
             </w:pPr>
             <w:r>
               <w:rPr>
+                <w:b/>
+                <w:bCs/>
                 <w:lang w:val="es-419"/>
               </w:rPr>
-              <w:t>Oro 24</w:t>
-            </w:r>
-            <w:r>
-              <w:rPr>
-                <w:lang w:val="es-419"/>
-              </w:rPr>
-              <w:t>K.</w:t>
+              <w:t>Oro 24K.</w:t>
             </w:r>
           </w:p>
         </w:tc>
@@ -13766,20 +13894,18 @@
               <w:spacing w:line="276" w:lineRule="auto"/>
               <w:ind w:firstLine="0"/>
               <w:rPr>
+                <w:b/>
+                <w:bCs/>
                 <w:lang w:val="es-419" w:eastAsia="es-CO"/>
               </w:rPr>
             </w:pPr>
             <w:r>
               <w:rPr>
+                <w:b/>
+                <w:bCs/>
                 <w:lang w:val="es-419"/>
               </w:rPr>
-              <w:t>Oro 18k amarillo</w:t>
-            </w:r>
-            <w:r>
-              <w:rPr>
-                <w:lang w:val="es-419"/>
-              </w:rPr>
-              <w:t>.</w:t>
+              <w:t>Oro 18k amarillo.</w:t>
             </w:r>
           </w:p>
         </w:tc>
@@ -13847,20 +13973,18 @@
               <w:spacing w:line="276" w:lineRule="auto"/>
               <w:ind w:firstLine="0"/>
               <w:rPr>
+                <w:b/>
+                <w:bCs/>
                 <w:lang w:val="es-419" w:eastAsia="es-CO"/>
               </w:rPr>
             </w:pPr>
             <w:r>
               <w:rPr>
+                <w:b/>
+                <w:bCs/>
                 <w:lang w:val="es-419"/>
               </w:rPr>
-              <w:t>Oro 18k blanco</w:t>
-            </w:r>
-            <w:r>
-              <w:rPr>
-                <w:lang w:val="es-419"/>
-              </w:rPr>
-              <w:t>.</w:t>
+              <w:t>Oro 18k blanco.</w:t>
             </w:r>
           </w:p>
         </w:tc>
@@ -13925,20 +14049,18 @@
               <w:spacing w:line="276" w:lineRule="auto"/>
               <w:ind w:firstLine="0"/>
               <w:rPr>
+                <w:b/>
+                <w:bCs/>
                 <w:lang w:val="es-419" w:eastAsia="es-CO"/>
               </w:rPr>
             </w:pPr>
             <w:r>
               <w:rPr>
+                <w:b/>
+                <w:bCs/>
                 <w:lang w:val="es-419"/>
               </w:rPr>
-              <w:t>Plata 999 (fina)</w:t>
-            </w:r>
-            <w:r>
-              <w:rPr>
-                <w:lang w:val="es-419"/>
-              </w:rPr>
-              <w:t>.</w:t>
+              <w:t>Plata 999 (fina).</w:t>
             </w:r>
           </w:p>
         </w:tc>
@@ -14006,20 +14128,18 @@
               <w:spacing w:line="276" w:lineRule="auto"/>
               <w:ind w:firstLine="0"/>
               <w:rPr>
+                <w:b/>
+                <w:bCs/>
                 <w:lang w:val="es-419" w:eastAsia="es-CO"/>
               </w:rPr>
             </w:pPr>
             <w:r>
               <w:rPr>
+                <w:b/>
+                <w:bCs/>
                 <w:lang w:val="es-419"/>
               </w:rPr>
-              <w:t>Plata 925 (esterlina)</w:t>
-            </w:r>
-            <w:r>
-              <w:rPr>
-                <w:lang w:val="es-419"/>
-              </w:rPr>
-              <w:t>.</w:t>
+              <w:t>Plata 925 (esterlina).</w:t>
             </w:r>
           </w:p>
         </w:tc>
@@ -14084,20 +14204,18 @@
               <w:spacing w:line="276" w:lineRule="auto"/>
               <w:ind w:firstLine="0"/>
               <w:rPr>
+                <w:b/>
+                <w:bCs/>
                 <w:lang w:val="es-419" w:eastAsia="es-CO"/>
               </w:rPr>
             </w:pPr>
             <w:r>
               <w:rPr>
+                <w:b/>
+                <w:bCs/>
                 <w:lang w:val="es-419"/>
               </w:rPr>
-              <w:t>Latón</w:t>
-            </w:r>
-            <w:r>
-              <w:rPr>
-                <w:lang w:val="es-419"/>
-              </w:rPr>
-              <w:t>.</w:t>
+              <w:t>Latón.</w:t>
             </w:r>
           </w:p>
         </w:tc>
@@ -14165,21 +14283,19 @@
               <w:spacing w:line="276" w:lineRule="auto"/>
               <w:ind w:firstLine="0"/>
               <w:rPr>
+                <w:b/>
+                <w:bCs/>
                 <w:lang w:val="es-419" w:eastAsia="es-CO"/>
               </w:rPr>
             </w:pPr>
             <w:r>
               <w:rPr>
+                <w:b/>
+                <w:bCs/>
                 <w:lang w:val="es-419"/>
               </w:rPr>
               <w:lastRenderedPageBreak/>
-              <w:t>Bronce</w:t>
-            </w:r>
-            <w:r>
-              <w:rPr>
-                <w:lang w:val="es-419"/>
-              </w:rPr>
-              <w:t>.</w:t>
+              <w:t>Bronce.</w:t>
             </w:r>
           </w:p>
         </w:tc>
@@ -14267,7 +14383,7 @@
       <w:pPr>
         <w:pStyle w:val="Ttulo2"/>
       </w:pPr>
-      <w:bookmarkStart w:id="22" w:name="_Toc216883373"/>
+      <w:bookmarkStart w:id="22" w:name="_Toc217031670"/>
       <w:r>
         <w:t>5.5 Llamas oxidantes y reductoras</w:t>
       </w:r>
@@ -14414,13 +14530,7 @@
         <w:rPr>
           <w:lang w:val="es-419" w:eastAsia="es-CO"/>
         </w:rPr>
-        <w:t>T</w:t>
-      </w:r>
-      <w:r>
-        <w:rPr>
-          <w:lang w:val="es-419" w:eastAsia="es-CO"/>
-        </w:rPr>
-        <w:t>emperatura: muy alta, más caliente que la llama neutra.</w:t>
+        <w:t>Temperatura: muy alta, más caliente que la llama neutra.</w:t>
       </w:r>
     </w:p>
     <w:p>
@@ -14803,7 +14913,7 @@
       <w:pPr>
         <w:pStyle w:val="Ttulo1"/>
       </w:pPr>
-      <w:bookmarkStart w:id="23" w:name="_Toc216883374"/>
+      <w:bookmarkStart w:id="23" w:name="_Toc217031671"/>
       <w:r>
         <w:lastRenderedPageBreak/>
         <w:t>Fundente</w:t>
@@ -14827,7 +14937,7 @@
       <w:pPr>
         <w:pStyle w:val="Ttulo2"/>
       </w:pPr>
-      <w:bookmarkStart w:id="24" w:name="_Toc216883375"/>
+      <w:bookmarkStart w:id="24" w:name="_Toc217031672"/>
       <w:r>
         <w:t>6.1 Concepto</w:t>
       </w:r>
@@ -14850,7 +14960,7 @@
       <w:pPr>
         <w:pStyle w:val="Ttulo2"/>
       </w:pPr>
-      <w:bookmarkStart w:id="25" w:name="_Toc216883376"/>
+      <w:bookmarkStart w:id="25" w:name="_Toc217031673"/>
       <w:r>
         <w:t>6.2 Clases</w:t>
       </w:r>
@@ -14883,50 +14993,65 @@
           <w:bCs/>
           <w:lang w:val="es-419" w:eastAsia="es-CO"/>
         </w:rPr>
-        <w:t>Fundente de bórax</w:t>
-      </w:r>
+        <w:t>Fundente de bórax (borato de sodio)</w:t>
+      </w:r>
+    </w:p>
+    <w:p>
+      <w:pPr>
+        <w:rPr>
+          <w:lang w:val="es-419" w:eastAsia="es-CO"/>
+        </w:rPr>
+      </w:pPr>
+      <w:r>
+        <w:rPr>
+          <w:lang w:val="es-419" w:eastAsia="es-CO"/>
+        </w:rPr>
+        <w:t>Probablemente el más utilizado en joyería, tanto para soldadura como para fundición.</w:t>
+      </w:r>
+    </w:p>
+    <w:p>
+      <w:pPr>
+        <w:rPr>
+          <w:lang w:val="es-419" w:eastAsia="es-CO"/>
+        </w:rPr>
+      </w:pPr>
+    </w:p>
+    <w:p>
+      <w:pPr>
+        <w:rPr>
+          <w:lang w:val="es-419" w:eastAsia="es-CO"/>
+        </w:rPr>
+      </w:pPr>
       <w:r>
         <w:rPr>
           <w:b/>
           <w:bCs/>
           <w:lang w:val="es-419" w:eastAsia="es-CO"/>
         </w:rPr>
-        <w:t xml:space="preserve"> </w:t>
-      </w:r>
-      <w:r>
+        <w:lastRenderedPageBreak/>
+        <w:t>Fundentes mezclados</w:t>
+      </w:r>
+    </w:p>
+    <w:p>
+      <w:pPr>
+        <w:rPr>
+          <w:lang w:val="es-419" w:eastAsia="es-CO"/>
+        </w:rPr>
+      </w:pPr>
+      <w:r>
+        <w:rPr>
+          <w:lang w:val="es-419" w:eastAsia="es-CO"/>
+        </w:rPr>
+        <w:t>Mezclas de boratos, carbonatos y otras sales especiales, diseñadas para metales específicos o aleaciones complejas.</w:t>
+      </w:r>
+    </w:p>
+    <w:p>
+      <w:pPr>
         <w:rPr>
           <w:b/>
           <w:bCs/>
           <w:lang w:val="es-419" w:eastAsia="es-CO"/>
         </w:rPr>
-        <w:t>(borato de sodio)</w:t>
-      </w:r>
-    </w:p>
-    <w:p>
-      <w:pPr>
-        <w:rPr>
-          <w:lang w:val="es-419" w:eastAsia="es-CO"/>
-        </w:rPr>
-      </w:pPr>
-      <w:r>
-        <w:rPr>
-          <w:lang w:val="es-419" w:eastAsia="es-CO"/>
-        </w:rPr>
-        <w:t>Probablemente el más utilizado en joyería, tanto para soldadura como para fundición.</w:t>
-      </w:r>
-    </w:p>
-    <w:p>
-      <w:pPr>
-        <w:rPr>
-          <w:lang w:val="es-419" w:eastAsia="es-CO"/>
-        </w:rPr>
-      </w:pPr>
-    </w:p>
-    <w:p>
-      <w:pPr>
-        <w:rPr>
-          <w:lang w:val="es-419" w:eastAsia="es-CO"/>
-        </w:rPr>
       </w:pPr>
       <w:r>
         <w:rPr>
@@ -14934,21 +15059,26 @@
           <w:bCs/>
           <w:lang w:val="es-419" w:eastAsia="es-CO"/>
         </w:rPr>
-        <w:lastRenderedPageBreak/>
-        <w:t>Fundentes mezclados</w:t>
-      </w:r>
-    </w:p>
-    <w:p>
-      <w:pPr>
-        <w:rPr>
-          <w:lang w:val="es-419" w:eastAsia="es-CO"/>
-        </w:rPr>
-      </w:pPr>
-      <w:r>
-        <w:rPr>
-          <w:lang w:val="es-419" w:eastAsia="es-CO"/>
-        </w:rPr>
-        <w:t>Mezclas de boratos, carbonatos y otras sales especiales, diseñadas para metales específicos o aleaciones complejas.</w:t>
+        <w:t>Fundente para soldadura dura</w:t>
+      </w:r>
+    </w:p>
+    <w:p>
+      <w:pPr>
+        <w:rPr>
+          <w:lang w:val="es-419" w:eastAsia="es-CO"/>
+        </w:rPr>
+      </w:pPr>
+      <w:r>
+        <w:rPr>
+          <w:lang w:val="es-419" w:eastAsia="es-CO"/>
+        </w:rPr>
+        <w:t>Utilizado en piezas que requieren mayor resistencia mecánica.</w:t>
+      </w:r>
+      <w:r>
+        <w:rPr>
+          <w:lang w:val="es-419" w:eastAsia="es-CO"/>
+        </w:rPr>
+        <w:tab/>
       </w:r>
     </w:p>
     <w:p>
@@ -14965,26 +15095,20 @@
           <w:bCs/>
           <w:lang w:val="es-419" w:eastAsia="es-CO"/>
         </w:rPr>
-        <w:t>Fundente para soldadura dura</w:t>
-      </w:r>
-    </w:p>
-    <w:p>
-      <w:pPr>
-        <w:rPr>
-          <w:lang w:val="es-419" w:eastAsia="es-CO"/>
-        </w:rPr>
-      </w:pPr>
-      <w:r>
-        <w:rPr>
-          <w:lang w:val="es-419" w:eastAsia="es-CO"/>
-        </w:rPr>
-        <w:t>Utilizado en piezas que requieren mayor resistencia mecánica.</w:t>
-      </w:r>
-      <w:r>
-        <w:rPr>
-          <w:lang w:val="es-419" w:eastAsia="es-CO"/>
-        </w:rPr>
-        <w:tab/>
+        <w:t>Fundente para metales sensibles</w:t>
+      </w:r>
+    </w:p>
+    <w:p>
+      <w:pPr>
+        <w:rPr>
+          <w:lang w:val="es-419" w:eastAsia="es-CO"/>
+        </w:rPr>
+      </w:pPr>
+      <w:r>
+        <w:rPr>
+          <w:lang w:val="es-419" w:eastAsia="es-CO"/>
+        </w:rPr>
+        <w:t>Formulados para asegurar mínima contaminación y proteger la aleación.</w:t>
       </w:r>
     </w:p>
     <w:p>
@@ -15001,36 +15125,6 @@
           <w:bCs/>
           <w:lang w:val="es-419" w:eastAsia="es-CO"/>
         </w:rPr>
-        <w:t>Fundente para metales sensibles</w:t>
-      </w:r>
-    </w:p>
-    <w:p>
-      <w:pPr>
-        <w:rPr>
-          <w:lang w:val="es-419" w:eastAsia="es-CO"/>
-        </w:rPr>
-      </w:pPr>
-      <w:r>
-        <w:rPr>
-          <w:lang w:val="es-419" w:eastAsia="es-CO"/>
-        </w:rPr>
-        <w:t>Formulados para asegurar mínima contaminación y proteger la aleación.</w:t>
-      </w:r>
-    </w:p>
-    <w:p>
-      <w:pPr>
-        <w:rPr>
-          <w:b/>
-          <w:bCs/>
-          <w:lang w:val="es-419" w:eastAsia="es-CO"/>
-        </w:rPr>
-      </w:pPr>
-      <w:r>
-        <w:rPr>
-          <w:b/>
-          <w:bCs/>
-          <w:lang w:val="es-419" w:eastAsia="es-CO"/>
-        </w:rPr>
         <w:t>Fundente en pasta o en polvo</w:t>
       </w:r>
     </w:p>
@@ -15051,7 +15145,7 @@
       <w:pPr>
         <w:pStyle w:val="Ttulo2"/>
       </w:pPr>
-      <w:bookmarkStart w:id="26" w:name="_Toc216883377"/>
+      <w:bookmarkStart w:id="26" w:name="_Toc217031674"/>
       <w:r>
         <w:t>6.3 Preparación</w:t>
       </w:r>
@@ -15085,20 +15179,26 @@
     <w:p>
       <w:pPr>
         <w:rPr>
-          <w:color w:val="EE0000"/>
-          <w:lang w:val="es-419" w:eastAsia="es-CO"/>
-        </w:rPr>
-      </w:pPr>
-      <w:r>
-        <w:rPr>
-          <w:color w:val="EE0000"/>
+          <w:lang w:val="es-419" w:eastAsia="es-CO"/>
+        </w:rPr>
+      </w:pPr>
+    </w:p>
+    <w:p>
+      <w:pPr>
+        <w:rPr>
+          <w:lang w:val="es-419" w:eastAsia="es-CO"/>
+        </w:rPr>
+      </w:pPr>
+      <w:r>
+        <w:rPr>
+          <w:noProof/>
           <w:lang w:val="es-419" w:eastAsia="es-CO"/>
         </w:rPr>
         <w:drawing>
-          <wp:inline distT="0" distB="0" distL="0" distR="0" wp14:anchorId="4A079113" wp14:editId="7874D602">
-            <wp:extent cx="5649066" cy="3669174"/>
-            <wp:effectExtent l="0" t="0" r="2540" b="1270"/>
-            <wp:docPr id="1649214437" name="Imagen 1" descr="En la figura 4 se muestran las actividades que se deben llevar a cabo para la preparación del fundente."/>
+          <wp:inline distT="0" distB="0" distL="0" distR="0" wp14:anchorId="5E635023" wp14:editId="049A925C">
+            <wp:extent cx="5922350" cy="3846677"/>
+            <wp:effectExtent l="0" t="0" r="0" b="1905"/>
+            <wp:docPr id="1472151998" name="Imagen 1" descr="En la figura 4 se muestran las actividades que se deben llevar a cabo para la preparación del fundente."/>
             <wp:cNvGraphicFramePr>
               <a:graphicFrameLocks xmlns:a="http://schemas.openxmlformats.org/drawingml/2006/main" noChangeAspect="1"/>
             </wp:cNvGraphicFramePr>
@@ -15106,7 +15206,7 @@
               <a:graphicData uri="http://schemas.openxmlformats.org/drawingml/2006/picture">
                 <pic:pic xmlns:pic="http://schemas.openxmlformats.org/drawingml/2006/picture">
                   <pic:nvPicPr>
-                    <pic:cNvPr id="1649214437" name="Imagen 1" descr="En la figura 4 se muestran las actividades que se deben llevar a cabo para la preparación del fundente."/>
+                    <pic:cNvPr id="1472151998" name="Imagen 1" descr="En la figura 4 se muestran las actividades que se deben llevar a cabo para la preparación del fundente."/>
                     <pic:cNvPicPr/>
                   </pic:nvPicPr>
                   <pic:blipFill>
@@ -15118,7 +15218,7 @@
                   <pic:spPr>
                     <a:xfrm>
                       <a:off x="0" y="0"/>
-                      <a:ext cx="5666573" cy="3680545"/>
+                      <a:ext cx="5939342" cy="3857713"/>
                     </a:xfrm>
                     <a:prstGeom prst="rect">
                       <a:avLst/>
@@ -15255,25 +15355,7 @@
         <w:rPr>
           <w:lang w:val="es-419" w:eastAsia="es-CO"/>
         </w:rPr>
-        <w:t>Á</w:t>
-      </w:r>
-      <w:r>
-        <w:rPr>
-          <w:lang w:val="es-419" w:eastAsia="es-CO"/>
-        </w:rPr>
-        <w:t>cido b</w:t>
-      </w:r>
-      <w:r>
-        <w:rPr>
-          <w:lang w:val="es-419" w:eastAsia="es-CO"/>
-        </w:rPr>
-        <w:t>ó</w:t>
-      </w:r>
-      <w:r>
-        <w:rPr>
-          <w:lang w:val="es-419" w:eastAsia="es-CO"/>
-        </w:rPr>
-        <w:t>rico.</w:t>
+        <w:t>Ácido bórico.</w:t>
       </w:r>
     </w:p>
     <w:p>
@@ -15309,19 +15391,7 @@
         <w:rPr>
           <w:lang w:val="es-419" w:eastAsia="es-CO"/>
         </w:rPr>
-        <w:t xml:space="preserve">Cloruros y </w:t>
-      </w:r>
-      <w:r>
-        <w:rPr>
-          <w:lang w:val="es-419" w:eastAsia="es-CO"/>
-        </w:rPr>
-        <w:t>f</w:t>
-      </w:r>
-      <w:r>
-        <w:rPr>
-          <w:lang w:val="es-419" w:eastAsia="es-CO"/>
-        </w:rPr>
-        <w:t>luoruros.</w:t>
+        <w:t>Cloruros y fluoruros.</w:t>
       </w:r>
     </w:p>
     <w:p>
@@ -15339,29 +15409,9 @@
         <w:rPr>
           <w:lang w:val="es-419" w:eastAsia="es-CO"/>
         </w:rPr>
-        <w:t>S</w:t>
-      </w:r>
-      <w:r>
-        <w:rPr>
-          <w:lang w:val="es-419" w:eastAsia="es-CO"/>
-        </w:rPr>
-        <w:t>í</w:t>
-      </w:r>
-      <w:r>
-        <w:rPr>
-          <w:lang w:val="es-419" w:eastAsia="es-CO"/>
-        </w:rPr>
-        <w:t>lice o vidrio molido.</w:t>
-      </w:r>
-    </w:p>
-    <w:p>
-      <w:pPr>
-        <w:pStyle w:val="Prrafodelista"/>
-        <w:ind w:left="1069" w:firstLine="0"/>
-        <w:rPr>
-          <w:lang w:val="es-419" w:eastAsia="es-CO"/>
-        </w:rPr>
-      </w:pPr>
+        <w:lastRenderedPageBreak/>
+        <w:t>Sílice o vidrio molido.</w:t>
+      </w:r>
     </w:p>
     <w:p>
       <w:pPr>
@@ -15377,7 +15427,6 @@
           <w:bCs/>
           <w:lang w:val="es-419" w:eastAsia="es-CO"/>
         </w:rPr>
-        <w:lastRenderedPageBreak/>
         <w:t>Preparación del funde</w:t>
       </w:r>
       <w:r>
@@ -15855,6 +15904,7 @@
         <w:rPr>
           <w:lang w:val="es-419" w:eastAsia="es-CO"/>
         </w:rPr>
+        <w:lastRenderedPageBreak/>
         <w:t>No mezclar fundentes incompatibles</w:t>
       </w:r>
       <w:r>
@@ -15879,7 +15929,6 @@
         <w:rPr>
           <w:lang w:val="es-419" w:eastAsia="es-CO"/>
         </w:rPr>
-        <w:lastRenderedPageBreak/>
         <w:t>Manipular con guantes, mascarillas</w:t>
       </w:r>
       <w:r>
@@ -15936,7 +15985,7 @@
       <w:pPr>
         <w:pStyle w:val="Ttulo1"/>
       </w:pPr>
-      <w:bookmarkStart w:id="27" w:name="_Toc216883378"/>
+      <w:bookmarkStart w:id="27" w:name="_Toc217031675"/>
       <w:r>
         <w:lastRenderedPageBreak/>
         <w:t>Colada del metal</w:t>
@@ -15960,7 +16009,7 @@
       <w:pPr>
         <w:pStyle w:val="Ttulo2"/>
       </w:pPr>
-      <w:bookmarkStart w:id="28" w:name="_Toc216883379"/>
+      <w:bookmarkStart w:id="28" w:name="_Toc217031676"/>
       <w:r>
         <w:t>7.1 Concepto</w:t>
       </w:r>
@@ -16037,6 +16086,13 @@
     <w:p>
       <w:pPr>
         <w:rPr>
+          <w:lang w:val="es-419" w:eastAsia="es-CO"/>
+        </w:rPr>
+      </w:pPr>
+    </w:p>
+    <w:p>
+      <w:pPr>
+        <w:rPr>
           <w:b/>
           <w:bCs/>
           <w:lang w:val="es-419" w:eastAsia="es-CO"/>
@@ -16048,6 +16104,7 @@
           <w:bCs/>
           <w:lang w:val="es-419" w:eastAsia="es-CO"/>
         </w:rPr>
+        <w:lastRenderedPageBreak/>
         <w:t>Molde adecuado</w:t>
       </w:r>
       <w:r>
@@ -16069,7 +16126,6 @@
         <w:rPr>
           <w:lang w:val="es-419" w:eastAsia="es-CO"/>
         </w:rPr>
-        <w:lastRenderedPageBreak/>
         <w:t>Pueden emplearse moldes de acero, grafito o cerámica refractaria, según la técnica y la aleación.</w:t>
       </w:r>
     </w:p>
@@ -16195,7 +16251,7 @@
       <w:pPr>
         <w:pStyle w:val="Ttulo2"/>
       </w:pPr>
-      <w:bookmarkStart w:id="29" w:name="_Toc216883380"/>
+      <w:bookmarkStart w:id="29" w:name="_Toc217031677"/>
       <w:r>
         <w:t>7.2 Técnicas</w:t>
       </w:r>
@@ -16211,14 +16267,14 @@
         <w:rPr>
           <w:lang w:val="es-419" w:eastAsia="es-CO"/>
         </w:rPr>
-        <w:t xml:space="preserve">Las técnicas de colado en joyería constituyen un conjunto de procedimientos fundamentales para transformar el metal fundido en piezas con formas definidas y precisión dimensional. Estas técnicas permiten reproducir diseños complejos, garantizar la calidad estructural del metal y optimizar la producción de elementos ornamentales. Su adecuada aplicación implica comprender los principios físicos del flujo del metal, las propiedades térmicas de los materiales involucrados y las condiciones operativas que influyen en el resultado final. Por ello, seleccionar la técnica de colado correcta es </w:t>
+        <w:t xml:space="preserve">Las técnicas de colado en joyería constituyen un conjunto de procedimientos fundamentales para transformar el metal fundido en piezas con formas definidas y precisión dimensional. Estas técnicas permiten reproducir diseños complejos, garantizar la calidad estructural del metal y optimizar la producción de elementos ornamentales. Su adecuada aplicación implica comprender los principios físicos del flujo del metal, las </w:t>
       </w:r>
       <w:r>
         <w:rPr>
           <w:lang w:val="es-419" w:eastAsia="es-CO"/>
         </w:rPr>
         <w:lastRenderedPageBreak/>
-        <w:t>esencial para obtener piezas de alta calidad, con buen acabado superficial y mínima porosidad.</w:t>
+        <w:t>propiedades térmicas de los materiales involucrados y las condiciones operativas que influyen en el resultado final. Por ello, seleccionar la técnica de colado correcta es esencial para obtener piezas de alta calidad, con buen acabado superficial y mínima porosidad.</w:t>
       </w:r>
     </w:p>
     <w:p>
@@ -16536,17 +16592,7 @@
                 <w:szCs w:val="28"/>
                 <w:lang w:val="es-419" w:eastAsia="es-419"/>
               </w:rPr>
-              <w:t>Colado por centrifugació</w:t>
-            </w:r>
-            <w:r>
-              <w:rPr>
-                <w:rFonts w:eastAsia="Times New Roman"/>
-                <w:b/>
-                <w:bCs/>
-                <w:szCs w:val="28"/>
-                <w:lang w:val="es-419" w:eastAsia="es-419"/>
-              </w:rPr>
-              <w:t>n.</w:t>
+              <w:t>Colado por centrifugación.</w:t>
             </w:r>
           </w:p>
         </w:tc>
@@ -16699,7 +16745,7 @@
                 <w:szCs w:val="28"/>
                 <w:lang w:val="es-419" w:eastAsia="es-419"/>
               </w:rPr>
-              <w:t xml:space="preserve">Utiliza vacío para succionar el metal dentro del molde, eliminando burbujas y </w:t>
+              <w:t xml:space="preserve">Utiliza vacío para succionar el metal dentro </w:t>
             </w:r>
             <w:r>
               <w:rPr>
@@ -16708,7 +16754,7 @@
                 <w:lang w:val="es-419" w:eastAsia="es-419"/>
               </w:rPr>
               <w:lastRenderedPageBreak/>
-              <w:t>mejorando el flujo.</w:t>
+              <w:t>del molde, eliminando burbujas y mejorando el flujo.</w:t>
             </w:r>
           </w:p>
         </w:tc>
@@ -16733,7 +16779,7 @@
                 <w:lang w:val="es-419" w:eastAsia="es-419"/>
               </w:rPr>
               <w:lastRenderedPageBreak/>
-              <w:t xml:space="preserve">Alta calidad superficial; reduce porosidad; </w:t>
+              <w:t xml:space="preserve">Alta calidad superficial; reduce </w:t>
             </w:r>
             <w:r>
               <w:rPr>
@@ -16742,7 +16788,7 @@
                 <w:lang w:val="es-419" w:eastAsia="es-419"/>
               </w:rPr>
               <w:lastRenderedPageBreak/>
-              <w:t>precisión elevada.</w:t>
+              <w:t>porosidad; precisión elevada.</w:t>
             </w:r>
           </w:p>
         </w:tc>
@@ -16767,7 +16813,16 @@
                 <w:lang w:val="es-419" w:eastAsia="es-419"/>
               </w:rPr>
               <w:lastRenderedPageBreak/>
-              <w:t>Equipos más costosos; requiere control técnico.</w:t>
+              <w:t xml:space="preserve">Equipos más costosos; requiere </w:t>
+            </w:r>
+            <w:r>
+              <w:rPr>
+                <w:rFonts w:eastAsia="Times New Roman"/>
+                <w:szCs w:val="28"/>
+                <w:lang w:val="es-419" w:eastAsia="es-419"/>
+              </w:rPr>
+              <w:lastRenderedPageBreak/>
+              <w:t>control técnico.</w:t>
             </w:r>
           </w:p>
         </w:tc>
@@ -16791,7 +16846,8 @@
                 <w:szCs w:val="28"/>
                 <w:lang w:val="es-419" w:eastAsia="es-419"/>
               </w:rPr>
-              <w:t xml:space="preserve">Piezas delicadas, microcomponentes, trabajos </w:t>
+              <w:lastRenderedPageBreak/>
+              <w:t>Piezas delicadas, microcompone</w:t>
             </w:r>
             <w:r>
               <w:rPr>
@@ -16800,7 +16856,7 @@
                 <w:lang w:val="es-419" w:eastAsia="es-419"/>
               </w:rPr>
               <w:lastRenderedPageBreak/>
-              <w:t>de alta precisión.</w:t>
+              <w:t>ntes, trabajos de alta precisión.</w:t>
             </w:r>
           </w:p>
         </w:tc>
@@ -16831,17 +16887,7 @@
                 <w:lang w:val="es-419" w:eastAsia="es-419"/>
               </w:rPr>
               <w:lastRenderedPageBreak/>
-              <w:t>Colado continuo</w:t>
-            </w:r>
-            <w:r>
-              <w:rPr>
-                <w:rFonts w:eastAsia="Times New Roman"/>
-                <w:b/>
-                <w:bCs/>
-                <w:szCs w:val="28"/>
-                <w:lang w:val="es-419" w:eastAsia="es-419"/>
-              </w:rPr>
-              <w:t>.</w:t>
+              <w:t>Colado continuo.</w:t>
             </w:r>
           </w:p>
         </w:tc>
@@ -17119,7 +17165,7 @@
       <w:pPr>
         <w:pStyle w:val="Ttulo1"/>
       </w:pPr>
-      <w:bookmarkStart w:id="30" w:name="_Toc216883381"/>
+      <w:bookmarkStart w:id="30" w:name="_Toc217031678"/>
       <w:r>
         <w:lastRenderedPageBreak/>
         <w:t>Lingote</w:t>
@@ -17143,7 +17189,7 @@
       <w:pPr>
         <w:pStyle w:val="Ttulo2"/>
       </w:pPr>
-      <w:bookmarkStart w:id="31" w:name="_Toc216883382"/>
+      <w:bookmarkStart w:id="31" w:name="_Toc217031679"/>
       <w:r>
         <w:t>8.1 Concepto</w:t>
       </w:r>
@@ -17166,7 +17212,7 @@
       <w:pPr>
         <w:pStyle w:val="Ttulo2"/>
       </w:pPr>
-      <w:bookmarkStart w:id="32" w:name="_Toc216883383"/>
+      <w:bookmarkStart w:id="32" w:name="_Toc217031680"/>
       <w:r>
         <w:t>8.2 Clases de lingotes</w:t>
       </w:r>
@@ -17472,7 +17518,7 @@
       <w:pPr>
         <w:pStyle w:val="Ttulo2"/>
       </w:pPr>
-      <w:bookmarkStart w:id="33" w:name="_Toc216883384"/>
+      <w:bookmarkStart w:id="33" w:name="_Toc217031681"/>
       <w:r>
         <w:t>8.3 Características</w:t>
       </w:r>
@@ -18371,7 +18417,7 @@
       <w:pPr>
         <w:pStyle w:val="Ttulo2"/>
       </w:pPr>
-      <w:bookmarkStart w:id="34" w:name="_Toc216883385"/>
+      <w:bookmarkStart w:id="34" w:name="_Toc217031682"/>
       <w:r>
         <w:t>8.4 Defectos en los lingotes</w:t>
       </w:r>
@@ -19274,7 +19320,7 @@
       <w:pPr>
         <w:pStyle w:val="Ttulo1"/>
       </w:pPr>
-      <w:bookmarkStart w:id="35" w:name="_Toc216883386"/>
+      <w:bookmarkStart w:id="35" w:name="_Toc217031683"/>
       <w:r>
         <w:lastRenderedPageBreak/>
         <w:t>Decapado</w:t>
@@ -19298,7 +19344,7 @@
       <w:pPr>
         <w:pStyle w:val="Ttulo2"/>
       </w:pPr>
-      <w:bookmarkStart w:id="36" w:name="_Toc216883387"/>
+      <w:bookmarkStart w:id="36" w:name="_Toc217031684"/>
       <w:r>
         <w:t>9.1 Concepto</w:t>
       </w:r>
@@ -19334,7 +19380,7 @@
       <w:pPr>
         <w:pStyle w:val="Ttulo2"/>
       </w:pPr>
-      <w:bookmarkStart w:id="37" w:name="_Toc216883388"/>
+      <w:bookmarkStart w:id="37" w:name="_Toc217031685"/>
       <w:r>
         <w:t>9.2 Clases</w:t>
       </w:r>
@@ -19604,7 +19650,7 @@
       <w:pPr>
         <w:pStyle w:val="Ttulo2"/>
       </w:pPr>
-      <w:bookmarkStart w:id="38" w:name="_Toc216883389"/>
+      <w:bookmarkStart w:id="38" w:name="_Toc217031686"/>
       <w:r>
         <w:t>9.3 Técnicas</w:t>
       </w:r>
@@ -20434,7 +20480,7 @@
       <w:pPr>
         <w:pStyle w:val="Ttulo2"/>
       </w:pPr>
-      <w:bookmarkStart w:id="39" w:name="_Toc216883390"/>
+      <w:bookmarkStart w:id="39" w:name="_Toc217031687"/>
       <w:r>
         <w:t>9.4 Tipos de ácidos para decapados</w:t>
       </w:r>
@@ -20604,6 +20650,8 @@
             </w:pPr>
             <w:r>
               <w:rPr>
+                <w:b/>
+                <w:bCs/>
                 <w:szCs w:val="28"/>
                 <w:lang w:val="es-419"/>
               </w:rPr>
@@ -20615,12 +20663,16 @@
               <w:spacing w:line="276" w:lineRule="auto"/>
               <w:ind w:firstLine="0"/>
               <w:rPr>
+                <w:b/>
+                <w:bCs/>
                 <w:szCs w:val="28"/>
                 <w:lang w:val="es-419" w:eastAsia="es-CO"/>
               </w:rPr>
             </w:pPr>
             <w:r>
               <w:rPr>
+                <w:b/>
+                <w:bCs/>
                 <w:szCs w:val="28"/>
                 <w:lang w:val="es-419"/>
               </w:rPr>
@@ -20628,6 +20680,8 @@
             </w:r>
             <w:r>
               <w:rPr>
+                <w:b/>
+                <w:bCs/>
                 <w:szCs w:val="28"/>
                 <w:lang w:val="es-419"/>
               </w:rPr>
@@ -20635,6 +20689,8 @@
             </w:r>
             <w:r>
               <w:rPr>
+                <w:b/>
+                <w:bCs/>
                 <w:szCs w:val="28"/>
                 <w:lang w:val="es-419"/>
               </w:rPr>
@@ -20642,6 +20698,8 @@
             </w:r>
             <w:r>
               <w:rPr>
+                <w:b/>
+                <w:bCs/>
                 <w:szCs w:val="28"/>
                 <w:lang w:val="es-419"/>
               </w:rPr>
@@ -20649,6 +20707,8 @@
             </w:r>
             <w:r>
               <w:rPr>
+                <w:b/>
+                <w:bCs/>
                 <w:szCs w:val="28"/>
                 <w:lang w:val="es-419"/>
               </w:rPr>
@@ -20714,12 +20774,16 @@
               <w:spacing w:line="276" w:lineRule="auto"/>
               <w:ind w:firstLine="0"/>
               <w:rPr>
+                <w:b/>
+                <w:bCs/>
                 <w:szCs w:val="28"/>
                 <w:lang w:val="es-419" w:eastAsia="es-CO"/>
               </w:rPr>
             </w:pPr>
             <w:r>
               <w:rPr>
+                <w:b/>
+                <w:bCs/>
                 <w:szCs w:val="28"/>
                 <w:lang w:val="es-419"/>
               </w:rPr>
@@ -20788,12 +20852,16 @@
               <w:spacing w:line="276" w:lineRule="auto"/>
               <w:ind w:firstLine="0"/>
               <w:rPr>
+                <w:b/>
+                <w:bCs/>
                 <w:szCs w:val="28"/>
                 <w:lang w:val="es-419" w:eastAsia="es-CO"/>
               </w:rPr>
             </w:pPr>
             <w:r>
               <w:rPr>
+                <w:b/>
+                <w:bCs/>
                 <w:szCs w:val="28"/>
                 <w:lang w:val="es-419"/>
               </w:rPr>
@@ -20804,12 +20872,16 @@
             <w:r>
               <w:rPr>
                 <w:rStyle w:val="Extranjerismo"/>
+                <w:b/>
+                <w:bCs/>
               </w:rPr>
               <w:t>Sparex</w:t>
             </w:r>
             <w:proofErr w:type="spellEnd"/>
             <w:r>
               <w:rPr>
+                <w:b/>
+                <w:bCs/>
                 <w:szCs w:val="28"/>
                 <w:lang w:val="es-419"/>
               </w:rPr>
@@ -20875,12 +20947,16 @@
               <w:spacing w:line="276" w:lineRule="auto"/>
               <w:ind w:firstLine="0"/>
               <w:rPr>
+                <w:b/>
+                <w:bCs/>
                 <w:szCs w:val="28"/>
                 <w:lang w:val="es-419" w:eastAsia="es-CO"/>
               </w:rPr>
             </w:pPr>
             <w:r>
               <w:rPr>
+                <w:b/>
+                <w:bCs/>
                 <w:szCs w:val="28"/>
                 <w:lang w:val="es-419"/>
               </w:rPr>
@@ -20932,12 +21008,15 @@
               </w:rPr>
               <w:t xml:space="preserve">No recomendable para plata por riesgo de </w:t>
             </w:r>
+            <w:proofErr w:type="spellStart"/>
             <w:r>
               <w:rPr>
                 <w:rStyle w:val="Extranjerismo"/>
+                <w:lang w:val="es-CO"/>
               </w:rPr>
               <w:t>pitting</w:t>
             </w:r>
+            <w:proofErr w:type="spellEnd"/>
             <w:r>
               <w:rPr>
                 <w:i/>
@@ -20964,12 +21043,16 @@
               <w:spacing w:line="276" w:lineRule="auto"/>
               <w:ind w:firstLine="0"/>
               <w:rPr>
+                <w:b/>
+                <w:bCs/>
                 <w:szCs w:val="28"/>
                 <w:lang w:val="es-419" w:eastAsia="es-CO"/>
               </w:rPr>
             </w:pPr>
             <w:r>
               <w:rPr>
+                <w:b/>
+                <w:bCs/>
                 <w:szCs w:val="28"/>
                 <w:lang w:val="es-419"/>
               </w:rPr>
@@ -20978,11 +21061,15 @@
             <w:r>
               <w:rPr>
                 <w:rStyle w:val="Extranjerismo"/>
+                <w:b/>
+                <w:bCs/>
               </w:rPr>
               <w:t>pickle</w:t>
             </w:r>
             <w:r>
               <w:rPr>
+                <w:b/>
+                <w:bCs/>
                 <w:i/>
                 <w:iCs/>
                 <w:szCs w:val="28"/>
@@ -21072,7 +21159,7 @@
       <w:pPr>
         <w:pStyle w:val="Ttulo2"/>
       </w:pPr>
-      <w:bookmarkStart w:id="40" w:name="_Toc216883391"/>
+      <w:bookmarkStart w:id="40" w:name="_Toc217031688"/>
       <w:r>
         <w:t>9.5 Cuidados en el uso de decapantes</w:t>
       </w:r>
@@ -21346,7 +21433,7 @@
       <w:r>
         <w:br w:type="page"/>
       </w:r>
-      <w:bookmarkStart w:id="41" w:name="_Toc216883392"/>
+      <w:bookmarkStart w:id="41" w:name="_Toc217031689"/>
       <w:r>
         <w:lastRenderedPageBreak/>
         <w:t>Pruebas de ley en los metales preciosos</w:t>
@@ -21370,7 +21457,7 @@
       <w:pPr>
         <w:pStyle w:val="Ttulo2"/>
       </w:pPr>
-      <w:bookmarkStart w:id="42" w:name="_Toc216883393"/>
+      <w:bookmarkStart w:id="42" w:name="_Toc217031690"/>
       <w:r>
         <w:t>10.1 Concepto</w:t>
       </w:r>
@@ -21491,7 +21578,7 @@
       <w:pPr>
         <w:pStyle w:val="Ttulo2"/>
       </w:pPr>
-      <w:bookmarkStart w:id="43" w:name="_Toc216883394"/>
+      <w:bookmarkStart w:id="43" w:name="_Toc217031691"/>
       <w:r>
         <w:t>10.2 Tipos</w:t>
       </w:r>
@@ -21554,7 +21641,7 @@
         <w:tblDescription w:val="En la tabla 12 se enuncian los tipos de prueba de ley teniendo en cuenta su naturaleza, si son destructivos o no, la precisión, qué determinan, sus ventajas principales y el uso recomendado de cada una de ellas. "/>
       </w:tblPr>
       <w:tblGrid>
-        <w:gridCol w:w="1736"/>
+        <w:gridCol w:w="1773"/>
         <w:gridCol w:w="1535"/>
         <w:gridCol w:w="1388"/>
         <w:gridCol w:w="1282"/>
@@ -21779,6 +21866,37 @@
               <w:ind w:firstLine="0"/>
               <w:rPr>
                 <w:rFonts w:asciiTheme="minorHAnsi" w:hAnsiTheme="minorHAnsi" w:cstheme="minorHAnsi"/>
+                <w:b/>
+                <w:bCs/>
+                <w:sz w:val="24"/>
+                <w:szCs w:val="24"/>
+                <w:lang w:val="es-419" w:eastAsia="es-CO"/>
+              </w:rPr>
+            </w:pPr>
+            <w:r>
+              <w:rPr>
+                <w:rFonts w:asciiTheme="minorHAnsi" w:hAnsiTheme="minorHAnsi" w:cstheme="minorHAnsi"/>
+                <w:b/>
+                <w:bCs/>
+                <w:sz w:val="24"/>
+                <w:szCs w:val="24"/>
+                <w:lang w:val="es-419"/>
+              </w:rPr>
+              <w:t>Piedra de toque + ácidos.</w:t>
+            </w:r>
+          </w:p>
+        </w:tc>
+        <w:tc>
+          <w:tcPr>
+            <w:tcW w:w="0" w:type="auto"/>
+            <w:vAlign w:val="center"/>
+          </w:tcPr>
+          <w:p>
+            <w:pPr>
+              <w:spacing w:line="276" w:lineRule="auto"/>
+              <w:ind w:firstLine="0"/>
+              <w:rPr>
+                <w:rFonts w:asciiTheme="minorHAnsi" w:hAnsiTheme="minorHAnsi" w:cstheme="minorHAnsi"/>
                 <w:sz w:val="24"/>
                 <w:szCs w:val="24"/>
                 <w:lang w:val="es-419" w:eastAsia="es-CO"/>
@@ -21791,7 +21909,7 @@
                 <w:szCs w:val="24"/>
                 <w:lang w:val="es-419"/>
               </w:rPr>
-              <w:t>Piedra de toque + ácidos.</w:t>
+              <w:t>Químico tradicional.</w:t>
             </w:r>
           </w:p>
         </w:tc>
@@ -21818,7 +21936,7 @@
                 <w:szCs w:val="24"/>
                 <w:lang w:val="es-419"/>
               </w:rPr>
-              <w:t>Químico tradicional.</w:t>
+              <w:t>No destructiva (mínimo desgaste).</w:t>
             </w:r>
           </w:p>
         </w:tc>
@@ -21845,7 +21963,25 @@
                 <w:szCs w:val="24"/>
                 <w:lang w:val="es-419"/>
               </w:rPr>
-              <w:t>No destructiva (mínimo desgaste).</w:t>
+              <w:t>Baja</w:t>
+            </w:r>
+            <w:r>
+              <w:rPr>
+                <w:rFonts w:asciiTheme="minorHAnsi" w:hAnsiTheme="minorHAnsi" w:cstheme="minorHAnsi"/>
+                <w:sz w:val="24"/>
+                <w:szCs w:val="24"/>
+                <w:lang w:val="es-419"/>
+              </w:rPr>
+              <w:t xml:space="preserve"> -  </w:t>
+            </w:r>
+            <w:r>
+              <w:rPr>
+                <w:rFonts w:asciiTheme="minorHAnsi" w:hAnsiTheme="minorHAnsi" w:cstheme="minorHAnsi"/>
+                <w:sz w:val="24"/>
+                <w:szCs w:val="24"/>
+                <w:lang w:val="es-419"/>
+              </w:rPr>
+              <w:t>media.</w:t>
             </w:r>
           </w:p>
         </w:tc>
@@ -21872,8 +22008,26 @@
                 <w:szCs w:val="24"/>
                 <w:lang w:val="es-419"/>
               </w:rPr>
-              <w:t>Baja</w:t>
-            </w:r>
+              <w:t>Oro y plata por comparación.</w:t>
+            </w:r>
+          </w:p>
+        </w:tc>
+        <w:tc>
+          <w:tcPr>
+            <w:tcW w:w="1728" w:type="dxa"/>
+            <w:vAlign w:val="center"/>
+          </w:tcPr>
+          <w:p>
+            <w:pPr>
+              <w:spacing w:line="276" w:lineRule="auto"/>
+              <w:ind w:firstLine="0"/>
+              <w:rPr>
+                <w:rFonts w:asciiTheme="minorHAnsi" w:hAnsiTheme="minorHAnsi" w:cstheme="minorHAnsi"/>
+                <w:sz w:val="24"/>
+                <w:szCs w:val="24"/>
+                <w:lang w:val="es-419" w:eastAsia="es-CO"/>
+              </w:rPr>
+            </w:pPr>
             <w:r>
               <w:rPr>
                 <w:rFonts w:asciiTheme="minorHAnsi" w:hAnsiTheme="minorHAnsi" w:cstheme="minorHAnsi"/>
@@ -21881,8 +22035,26 @@
                 <w:szCs w:val="24"/>
                 <w:lang w:val="es-419"/>
               </w:rPr>
-              <w:t xml:space="preserve"> -  </w:t>
-            </w:r>
+              <w:t>Rápido, económico, portátil.</w:t>
+            </w:r>
+          </w:p>
+        </w:tc>
+        <w:tc>
+          <w:tcPr>
+            <w:tcW w:w="1780" w:type="dxa"/>
+            <w:vAlign w:val="center"/>
+          </w:tcPr>
+          <w:p>
+            <w:pPr>
+              <w:spacing w:line="276" w:lineRule="auto"/>
+              <w:ind w:firstLine="0"/>
+              <w:rPr>
+                <w:rFonts w:asciiTheme="minorHAnsi" w:hAnsiTheme="minorHAnsi" w:cstheme="minorHAnsi"/>
+                <w:sz w:val="24"/>
+                <w:szCs w:val="24"/>
+                <w:lang w:val="es-419" w:eastAsia="es-CO"/>
+              </w:rPr>
+            </w:pPr>
             <w:r>
               <w:rPr>
                 <w:rFonts w:asciiTheme="minorHAnsi" w:hAnsiTheme="minorHAnsi" w:cstheme="minorHAnsi"/>
@@ -21890,13 +22062,15 @@
                 <w:szCs w:val="24"/>
                 <w:lang w:val="es-419"/>
               </w:rPr>
-              <w:t>media.</w:t>
-            </w:r>
-          </w:p>
-        </w:tc>
-        <w:tc>
-          <w:tcPr>
-            <w:tcW w:w="0" w:type="auto"/>
+              <w:t>Compradores, talleres pequeños, verificación rápida.</w:t>
+            </w:r>
+          </w:p>
+        </w:tc>
+      </w:tr>
+      <w:tr>
+        <w:tc>
+          <w:tcPr>
+            <w:tcW w:w="1736" w:type="dxa"/>
             <w:vAlign w:val="center"/>
           </w:tcPr>
           <w:p>
@@ -21905,6 +22079,8 @@
               <w:ind w:firstLine="0"/>
               <w:rPr>
                 <w:rFonts w:asciiTheme="minorHAnsi" w:hAnsiTheme="minorHAnsi" w:cstheme="minorHAnsi"/>
+                <w:b/>
+                <w:bCs/>
                 <w:sz w:val="24"/>
                 <w:szCs w:val="24"/>
                 <w:lang w:val="es-419" w:eastAsia="es-CO"/>
@@ -21913,89 +22089,8 @@
             <w:r>
               <w:rPr>
                 <w:rFonts w:asciiTheme="minorHAnsi" w:hAnsiTheme="minorHAnsi" w:cstheme="minorHAnsi"/>
-                <w:sz w:val="24"/>
-                <w:szCs w:val="24"/>
-                <w:lang w:val="es-419"/>
-              </w:rPr>
-              <w:t>Oro y plata por comparación.</w:t>
-            </w:r>
-          </w:p>
-        </w:tc>
-        <w:tc>
-          <w:tcPr>
-            <w:tcW w:w="1728" w:type="dxa"/>
-            <w:vAlign w:val="center"/>
-          </w:tcPr>
-          <w:p>
-            <w:pPr>
-              <w:spacing w:line="276" w:lineRule="auto"/>
-              <w:ind w:firstLine="0"/>
-              <w:rPr>
-                <w:rFonts w:asciiTheme="minorHAnsi" w:hAnsiTheme="minorHAnsi" w:cstheme="minorHAnsi"/>
-                <w:sz w:val="24"/>
-                <w:szCs w:val="24"/>
-                <w:lang w:val="es-419" w:eastAsia="es-CO"/>
-              </w:rPr>
-            </w:pPr>
-            <w:r>
-              <w:rPr>
-                <w:rFonts w:asciiTheme="minorHAnsi" w:hAnsiTheme="minorHAnsi" w:cstheme="minorHAnsi"/>
-                <w:sz w:val="24"/>
-                <w:szCs w:val="24"/>
-                <w:lang w:val="es-419"/>
-              </w:rPr>
-              <w:t>Rápido, económico, portátil.</w:t>
-            </w:r>
-          </w:p>
-        </w:tc>
-        <w:tc>
-          <w:tcPr>
-            <w:tcW w:w="1780" w:type="dxa"/>
-            <w:vAlign w:val="center"/>
-          </w:tcPr>
-          <w:p>
-            <w:pPr>
-              <w:spacing w:line="276" w:lineRule="auto"/>
-              <w:ind w:firstLine="0"/>
-              <w:rPr>
-                <w:rFonts w:asciiTheme="minorHAnsi" w:hAnsiTheme="minorHAnsi" w:cstheme="minorHAnsi"/>
-                <w:sz w:val="24"/>
-                <w:szCs w:val="24"/>
-                <w:lang w:val="es-419" w:eastAsia="es-CO"/>
-              </w:rPr>
-            </w:pPr>
-            <w:r>
-              <w:rPr>
-                <w:rFonts w:asciiTheme="minorHAnsi" w:hAnsiTheme="minorHAnsi" w:cstheme="minorHAnsi"/>
-                <w:sz w:val="24"/>
-                <w:szCs w:val="24"/>
-                <w:lang w:val="es-419"/>
-              </w:rPr>
-              <w:t>Compradores, talleres pequeños, verificación rápida.</w:t>
-            </w:r>
-          </w:p>
-        </w:tc>
-      </w:tr>
-      <w:tr>
-        <w:tc>
-          <w:tcPr>
-            <w:tcW w:w="1736" w:type="dxa"/>
-            <w:vAlign w:val="center"/>
-          </w:tcPr>
-          <w:p>
-            <w:pPr>
-              <w:spacing w:line="276" w:lineRule="auto"/>
-              <w:ind w:firstLine="0"/>
-              <w:rPr>
-                <w:rFonts w:asciiTheme="minorHAnsi" w:hAnsiTheme="minorHAnsi" w:cstheme="minorHAnsi"/>
-                <w:sz w:val="24"/>
-                <w:szCs w:val="24"/>
-                <w:lang w:val="es-419" w:eastAsia="es-CO"/>
-              </w:rPr>
-            </w:pPr>
-            <w:r>
-              <w:rPr>
-                <w:rFonts w:asciiTheme="minorHAnsi" w:hAnsiTheme="minorHAnsi" w:cstheme="minorHAnsi"/>
+                <w:b/>
+                <w:bCs/>
                 <w:sz w:val="24"/>
                 <w:szCs w:val="24"/>
                 <w:lang w:val="es-419"/>
@@ -22182,6 +22277,37 @@
               <w:ind w:firstLine="0"/>
               <w:rPr>
                 <w:rFonts w:asciiTheme="minorHAnsi" w:hAnsiTheme="minorHAnsi" w:cstheme="minorHAnsi"/>
+                <w:b/>
+                <w:bCs/>
+                <w:sz w:val="24"/>
+                <w:szCs w:val="24"/>
+                <w:lang w:val="es-419" w:eastAsia="es-CO"/>
+              </w:rPr>
+            </w:pPr>
+            <w:r>
+              <w:rPr>
+                <w:rFonts w:asciiTheme="minorHAnsi" w:hAnsiTheme="minorHAnsi" w:cstheme="minorHAnsi"/>
+                <w:b/>
+                <w:bCs/>
+                <w:sz w:val="24"/>
+                <w:szCs w:val="24"/>
+                <w:lang w:val="es-419"/>
+              </w:rPr>
+              <w:t>XRF (Fluorescencia de rayos X).</w:t>
+            </w:r>
+          </w:p>
+        </w:tc>
+        <w:tc>
+          <w:tcPr>
+            <w:tcW w:w="0" w:type="auto"/>
+            <w:vAlign w:val="center"/>
+          </w:tcPr>
+          <w:p>
+            <w:pPr>
+              <w:spacing w:line="276" w:lineRule="auto"/>
+              <w:ind w:firstLine="0"/>
+              <w:rPr>
+                <w:rFonts w:asciiTheme="minorHAnsi" w:hAnsiTheme="minorHAnsi" w:cstheme="minorHAnsi"/>
                 <w:sz w:val="24"/>
                 <w:szCs w:val="24"/>
                 <w:lang w:val="es-419" w:eastAsia="es-CO"/>
@@ -22194,7 +22320,7 @@
                 <w:szCs w:val="24"/>
                 <w:lang w:val="es-419"/>
               </w:rPr>
-              <w:t>XRF (Fluorescencia de rayos X).</w:t>
+              <w:t>Físico instrumental.</w:t>
             </w:r>
           </w:p>
         </w:tc>
@@ -22221,7 +22347,7 @@
                 <w:szCs w:val="24"/>
                 <w:lang w:val="es-419"/>
               </w:rPr>
-              <w:t>Físico instrumental.</w:t>
+              <w:t>No destructiva.</w:t>
             </w:r>
           </w:p>
         </w:tc>
@@ -22248,7 +22374,7 @@
                 <w:szCs w:val="24"/>
                 <w:lang w:val="es-419"/>
               </w:rPr>
-              <w:t>No destructiva.</w:t>
+              <w:t>Alta.</w:t>
             </w:r>
           </w:p>
         </w:tc>
@@ -22275,13 +22401,13 @@
                 <w:szCs w:val="24"/>
                 <w:lang w:val="es-419"/>
               </w:rPr>
-              <w:t>Alta.</w:t>
-            </w:r>
-          </w:p>
-        </w:tc>
-        <w:tc>
-          <w:tcPr>
-            <w:tcW w:w="0" w:type="auto"/>
+              <w:t>Composición superficial.</w:t>
+            </w:r>
+          </w:p>
+        </w:tc>
+        <w:tc>
+          <w:tcPr>
+            <w:tcW w:w="1728" w:type="dxa"/>
             <w:vAlign w:val="center"/>
           </w:tcPr>
           <w:p>
@@ -22302,13 +22428,13 @@
                 <w:szCs w:val="24"/>
                 <w:lang w:val="es-419"/>
               </w:rPr>
-              <w:t>Composición superficial.</w:t>
-            </w:r>
-          </w:p>
-        </w:tc>
-        <w:tc>
-          <w:tcPr>
-            <w:tcW w:w="1728" w:type="dxa"/>
+              <w:t>Rápido, exacto, no daña pieza.</w:t>
+            </w:r>
+          </w:p>
+        </w:tc>
+        <w:tc>
+          <w:tcPr>
+            <w:tcW w:w="1780" w:type="dxa"/>
             <w:vAlign w:val="center"/>
           </w:tcPr>
           <w:p>
@@ -22329,13 +22455,15 @@
                 <w:szCs w:val="24"/>
                 <w:lang w:val="es-419"/>
               </w:rPr>
-              <w:t>Rápido, exacto, no daña pieza.</w:t>
-            </w:r>
-          </w:p>
-        </w:tc>
-        <w:tc>
-          <w:tcPr>
-            <w:tcW w:w="1780" w:type="dxa"/>
+              <w:t>Joyerías, control de calidad, piezas terminadas.</w:t>
+            </w:r>
+          </w:p>
+        </w:tc>
+      </w:tr>
+      <w:tr>
+        <w:tc>
+          <w:tcPr>
+            <w:tcW w:w="1736" w:type="dxa"/>
             <w:vAlign w:val="center"/>
           </w:tcPr>
           <w:p>
@@ -22344,6 +22472,8 @@
               <w:ind w:firstLine="0"/>
               <w:rPr>
                 <w:rFonts w:asciiTheme="minorHAnsi" w:hAnsiTheme="minorHAnsi" w:cstheme="minorHAnsi"/>
+                <w:b/>
+                <w:bCs/>
                 <w:sz w:val="24"/>
                 <w:szCs w:val="24"/>
                 <w:lang w:val="es-419" w:eastAsia="es-CO"/>
@@ -22352,35 +22482,8 @@
             <w:r>
               <w:rPr>
                 <w:rFonts w:asciiTheme="minorHAnsi" w:hAnsiTheme="minorHAnsi" w:cstheme="minorHAnsi"/>
-                <w:sz w:val="24"/>
-                <w:szCs w:val="24"/>
-                <w:lang w:val="es-419"/>
-              </w:rPr>
-              <w:t>Joyerías, control de calidad, piezas terminadas.</w:t>
-            </w:r>
-          </w:p>
-        </w:tc>
-      </w:tr>
-      <w:tr>
-        <w:tc>
-          <w:tcPr>
-            <w:tcW w:w="1736" w:type="dxa"/>
-            <w:vAlign w:val="center"/>
-          </w:tcPr>
-          <w:p>
-            <w:pPr>
-              <w:spacing w:line="276" w:lineRule="auto"/>
-              <w:ind w:firstLine="0"/>
-              <w:rPr>
-                <w:rFonts w:asciiTheme="minorHAnsi" w:hAnsiTheme="minorHAnsi" w:cstheme="minorHAnsi"/>
-                <w:sz w:val="24"/>
-                <w:szCs w:val="24"/>
-                <w:lang w:val="es-419" w:eastAsia="es-CO"/>
-              </w:rPr>
-            </w:pPr>
-            <w:r>
-              <w:rPr>
-                <w:rFonts w:asciiTheme="minorHAnsi" w:hAnsiTheme="minorHAnsi" w:cstheme="minorHAnsi"/>
+                <w:b/>
+                <w:bCs/>
                 <w:sz w:val="24"/>
                 <w:szCs w:val="24"/>
                 <w:lang w:val="es-419"/>
@@ -22567,6 +22670,37 @@
               <w:ind w:firstLine="0"/>
               <w:rPr>
                 <w:rFonts w:asciiTheme="minorHAnsi" w:hAnsiTheme="minorHAnsi" w:cstheme="minorHAnsi"/>
+                <w:b/>
+                <w:bCs/>
+                <w:sz w:val="24"/>
+                <w:szCs w:val="24"/>
+                <w:lang w:val="es-419" w:eastAsia="es-CO"/>
+              </w:rPr>
+            </w:pPr>
+            <w:r>
+              <w:rPr>
+                <w:rFonts w:asciiTheme="minorHAnsi" w:hAnsiTheme="minorHAnsi" w:cstheme="minorHAnsi"/>
+                <w:b/>
+                <w:bCs/>
+                <w:sz w:val="24"/>
+                <w:szCs w:val="24"/>
+                <w:lang w:val="es-419"/>
+              </w:rPr>
+              <w:t>AAS (Absorción Atómica).</w:t>
+            </w:r>
+          </w:p>
+        </w:tc>
+        <w:tc>
+          <w:tcPr>
+            <w:tcW w:w="0" w:type="auto"/>
+            <w:vAlign w:val="center"/>
+          </w:tcPr>
+          <w:p>
+            <w:pPr>
+              <w:spacing w:line="276" w:lineRule="auto"/>
+              <w:ind w:firstLine="0"/>
+              <w:rPr>
+                <w:rFonts w:asciiTheme="minorHAnsi" w:hAnsiTheme="minorHAnsi" w:cstheme="minorHAnsi"/>
                 <w:sz w:val="24"/>
                 <w:szCs w:val="24"/>
                 <w:lang w:val="es-419" w:eastAsia="es-CO"/>
@@ -22579,7 +22713,7 @@
                 <w:szCs w:val="24"/>
                 <w:lang w:val="es-419"/>
               </w:rPr>
-              <w:t>AAS (Absorción Atómica).</w:t>
+              <w:t>Instrumental.</w:t>
             </w:r>
           </w:p>
         </w:tc>
@@ -22606,7 +22740,7 @@
                 <w:szCs w:val="24"/>
                 <w:lang w:val="es-419"/>
               </w:rPr>
-              <w:t>Instrumental.</w:t>
+              <w:t>Destructiva.</w:t>
             </w:r>
           </w:p>
         </w:tc>
@@ -22633,7 +22767,7 @@
                 <w:szCs w:val="24"/>
                 <w:lang w:val="es-419"/>
               </w:rPr>
-              <w:t>Destructiva.</w:t>
+              <w:t>Alta.</w:t>
             </w:r>
           </w:p>
         </w:tc>
@@ -22660,13 +22794,13 @@
                 <w:szCs w:val="24"/>
                 <w:lang w:val="es-419"/>
               </w:rPr>
-              <w:t>Alta.</w:t>
-            </w:r>
-          </w:p>
-        </w:tc>
-        <w:tc>
-          <w:tcPr>
-            <w:tcW w:w="0" w:type="auto"/>
+              <w:t>Elementos específicos (Au, Ag, Pt).</w:t>
+            </w:r>
+          </w:p>
+        </w:tc>
+        <w:tc>
+          <w:tcPr>
+            <w:tcW w:w="1728" w:type="dxa"/>
             <w:vAlign w:val="center"/>
           </w:tcPr>
           <w:p>
@@ -22687,13 +22821,13 @@
                 <w:szCs w:val="24"/>
                 <w:lang w:val="es-419"/>
               </w:rPr>
-              <w:t>Elementos específicos (Au, Ag, Pt).</w:t>
-            </w:r>
-          </w:p>
-        </w:tc>
-        <w:tc>
-          <w:tcPr>
-            <w:tcW w:w="1728" w:type="dxa"/>
+              <w:t>Método consolidado y confiable.</w:t>
+            </w:r>
+          </w:p>
+        </w:tc>
+        <w:tc>
+          <w:tcPr>
+            <w:tcW w:w="1780" w:type="dxa"/>
             <w:vAlign w:val="center"/>
           </w:tcPr>
           <w:p>
@@ -22714,13 +22848,58 @@
                 <w:szCs w:val="24"/>
                 <w:lang w:val="es-419"/>
               </w:rPr>
-              <w:t>Método consolidado y confiable.</w:t>
-            </w:r>
-          </w:p>
-        </w:tc>
-        <w:tc>
-          <w:tcPr>
-            <w:tcW w:w="1780" w:type="dxa"/>
+              <w:t>Control químico de aleaciones.</w:t>
+            </w:r>
+          </w:p>
+        </w:tc>
+      </w:tr>
+      <w:tr>
+        <w:tc>
+          <w:tcPr>
+            <w:tcW w:w="1736" w:type="dxa"/>
+            <w:vAlign w:val="center"/>
+          </w:tcPr>
+          <w:p>
+            <w:pPr>
+              <w:spacing w:line="276" w:lineRule="auto"/>
+              <w:ind w:firstLine="0"/>
+              <w:rPr>
+                <w:rFonts w:asciiTheme="minorHAnsi" w:hAnsiTheme="minorHAnsi" w:cstheme="minorHAnsi"/>
+                <w:b/>
+                <w:bCs/>
+                <w:sz w:val="24"/>
+                <w:szCs w:val="24"/>
+                <w:lang w:val="es-419" w:eastAsia="es-CO"/>
+              </w:rPr>
+            </w:pPr>
+            <w:r>
+              <w:rPr>
+                <w:rStyle w:val="Extranjerismo"/>
+                <w:rFonts w:asciiTheme="minorHAnsi" w:hAnsiTheme="minorHAnsi" w:cstheme="minorHAnsi"/>
+                <w:b/>
+                <w:bCs/>
+                <w:sz w:val="24"/>
+                <w:szCs w:val="24"/>
+              </w:rPr>
+              <w:lastRenderedPageBreak/>
+              <w:t xml:space="preserve">Testers </w:t>
+            </w:r>
+            <w:r>
+              <w:rPr>
+                <w:rFonts w:asciiTheme="minorHAnsi" w:hAnsiTheme="minorHAnsi" w:cstheme="minorHAnsi"/>
+                <w:b/>
+                <w:bCs/>
+                <w:sz w:val="24"/>
+                <w:szCs w:val="24"/>
+                <w:lang w:val="es-419"/>
+              </w:rPr>
+              <w:t>electrónicos (conductividad)</w:t>
+            </w:r>
+          </w:p>
+        </w:tc>
+        <w:tc>
+          <w:tcPr>
+            <w:tcW w:w="0" w:type="auto"/>
             <w:vAlign w:val="center"/>
           </w:tcPr>
           <w:p>
@@ -22741,15 +22920,13 @@
                 <w:szCs w:val="24"/>
                 <w:lang w:val="es-419"/>
               </w:rPr>
-              <w:t>Control químico de aleaciones.</w:t>
-            </w:r>
-          </w:p>
-        </w:tc>
-      </w:tr>
-      <w:tr>
-        <w:tc>
-          <w:tcPr>
-            <w:tcW w:w="1736" w:type="dxa"/>
+              <w:t>Físico portátil.</w:t>
+            </w:r>
+          </w:p>
+        </w:tc>
+        <w:tc>
+          <w:tcPr>
+            <w:tcW w:w="0" w:type="auto"/>
             <w:vAlign w:val="center"/>
           </w:tcPr>
           <w:p>
@@ -22765,22 +22942,12 @@
             </w:pPr>
             <w:r>
               <w:rPr>
-                <w:rStyle w:val="Extranjerismo"/>
-                <w:rFonts w:asciiTheme="minorHAnsi" w:hAnsiTheme="minorHAnsi" w:cstheme="minorHAnsi"/>
-                <w:sz w:val="24"/>
-                <w:szCs w:val="24"/>
-              </w:rPr>
-              <w:lastRenderedPageBreak/>
-              <w:t xml:space="preserve">Testers </w:t>
-            </w:r>
-            <w:r>
-              <w:rPr>
                 <w:rFonts w:asciiTheme="minorHAnsi" w:hAnsiTheme="minorHAnsi" w:cstheme="minorHAnsi"/>
                 <w:sz w:val="24"/>
                 <w:szCs w:val="24"/>
                 <w:lang w:val="es-419"/>
               </w:rPr>
-              <w:t>electrónicos (conductividad)</w:t>
+              <w:t>No destructiva.</w:t>
             </w:r>
           </w:p>
         </w:tc>
@@ -22807,7 +22974,7 @@
                 <w:szCs w:val="24"/>
                 <w:lang w:val="es-419"/>
               </w:rPr>
-              <w:t>Físico portátil.</w:t>
+              <w:t>Media.</w:t>
             </w:r>
           </w:p>
         </w:tc>
@@ -22834,13 +23001,13 @@
                 <w:szCs w:val="24"/>
                 <w:lang w:val="es-419"/>
               </w:rPr>
-              <w:t>No destructiva.</w:t>
-            </w:r>
-          </w:p>
-        </w:tc>
-        <w:tc>
-          <w:tcPr>
-            <w:tcW w:w="0" w:type="auto"/>
+              <w:t>Estimación general.</w:t>
+            </w:r>
+          </w:p>
+        </w:tc>
+        <w:tc>
+          <w:tcPr>
+            <w:tcW w:w="1728" w:type="dxa"/>
             <w:vAlign w:val="center"/>
           </w:tcPr>
           <w:p>
@@ -22861,13 +23028,13 @@
                 <w:szCs w:val="24"/>
                 <w:lang w:val="es-419"/>
               </w:rPr>
-              <w:t>Media.</w:t>
-            </w:r>
-          </w:p>
-        </w:tc>
-        <w:tc>
-          <w:tcPr>
-            <w:tcW w:w="0" w:type="auto"/>
+              <w:t>Portátiles, fáciles de usar.</w:t>
+            </w:r>
+          </w:p>
+        </w:tc>
+        <w:tc>
+          <w:tcPr>
+            <w:tcW w:w="1780" w:type="dxa"/>
             <w:vAlign w:val="center"/>
           </w:tcPr>
           <w:p>
@@ -22888,60 +23055,6 @@
                 <w:szCs w:val="24"/>
                 <w:lang w:val="es-419"/>
               </w:rPr>
-              <w:t>Estimación general.</w:t>
-            </w:r>
-          </w:p>
-        </w:tc>
-        <w:tc>
-          <w:tcPr>
-            <w:tcW w:w="1728" w:type="dxa"/>
-            <w:vAlign w:val="center"/>
-          </w:tcPr>
-          <w:p>
-            <w:pPr>
-              <w:spacing w:line="276" w:lineRule="auto"/>
-              <w:ind w:firstLine="0"/>
-              <w:rPr>
-                <w:rFonts w:asciiTheme="minorHAnsi" w:hAnsiTheme="minorHAnsi" w:cstheme="minorHAnsi"/>
-                <w:sz w:val="24"/>
-                <w:szCs w:val="24"/>
-                <w:lang w:val="es-419" w:eastAsia="es-CO"/>
-              </w:rPr>
-            </w:pPr>
-            <w:r>
-              <w:rPr>
-                <w:rFonts w:asciiTheme="minorHAnsi" w:hAnsiTheme="minorHAnsi" w:cstheme="minorHAnsi"/>
-                <w:sz w:val="24"/>
-                <w:szCs w:val="24"/>
-                <w:lang w:val="es-419"/>
-              </w:rPr>
-              <w:t>Portátiles, fáciles de usar.</w:t>
-            </w:r>
-          </w:p>
-        </w:tc>
-        <w:tc>
-          <w:tcPr>
-            <w:tcW w:w="1780" w:type="dxa"/>
-            <w:vAlign w:val="center"/>
-          </w:tcPr>
-          <w:p>
-            <w:pPr>
-              <w:spacing w:line="276" w:lineRule="auto"/>
-              <w:ind w:firstLine="0"/>
-              <w:rPr>
-                <w:rFonts w:asciiTheme="minorHAnsi" w:hAnsiTheme="minorHAnsi" w:cstheme="minorHAnsi"/>
-                <w:sz w:val="24"/>
-                <w:szCs w:val="24"/>
-                <w:lang w:val="es-419" w:eastAsia="es-CO"/>
-              </w:rPr>
-            </w:pPr>
-            <w:r>
-              <w:rPr>
-                <w:rFonts w:asciiTheme="minorHAnsi" w:hAnsiTheme="minorHAnsi" w:cstheme="minorHAnsi"/>
-                <w:sz w:val="24"/>
-                <w:szCs w:val="24"/>
-                <w:lang w:val="es-419"/>
-              </w:rPr>
               <w:t>Cribado rápido y preliminar.</w:t>
             </w:r>
           </w:p>
@@ -22980,7 +23093,7 @@
       <w:pPr>
         <w:pStyle w:val="Ttulo2"/>
       </w:pPr>
-      <w:bookmarkStart w:id="44" w:name="_Toc216883395"/>
+      <w:bookmarkStart w:id="44" w:name="_Toc217031692"/>
       <w:r>
         <w:t>10.3 Aplicabilidad</w:t>
       </w:r>
@@ -23924,7 +24037,7 @@
       <w:pPr>
         <w:pStyle w:val="Ttulo1"/>
       </w:pPr>
-      <w:bookmarkStart w:id="45" w:name="_Toc216883396"/>
+      <w:bookmarkStart w:id="45" w:name="_Toc217031693"/>
       <w:r>
         <w:lastRenderedPageBreak/>
         <w:t>Normatividad</w:t>
@@ -23948,7 +24061,7 @@
       <w:pPr>
         <w:pStyle w:val="Ttulo2"/>
       </w:pPr>
-      <w:bookmarkStart w:id="46" w:name="_Toc216883397"/>
+      <w:bookmarkStart w:id="46" w:name="_Toc217031694"/>
       <w:r>
         <w:t>11.1 Aplicabilidad</w:t>
       </w:r>
@@ -24328,7 +24441,7 @@
       <w:pPr>
         <w:pStyle w:val="Ttulo2"/>
       </w:pPr>
-      <w:bookmarkStart w:id="47" w:name="_Toc216883398"/>
+      <w:bookmarkStart w:id="47" w:name="_Toc217031695"/>
       <w:r>
         <w:t xml:space="preserve">11.2 Nivel de riesgo </w:t>
       </w:r>
@@ -24522,12 +24635,16 @@
               <w:spacing w:line="276" w:lineRule="auto"/>
               <w:ind w:firstLine="0"/>
               <w:rPr>
+                <w:b/>
+                <w:bCs/>
                 <w:szCs w:val="28"/>
                 <w:lang w:val="es-419" w:eastAsia="es-CO"/>
               </w:rPr>
             </w:pPr>
             <w:r>
               <w:rPr>
+                <w:b/>
+                <w:bCs/>
                 <w:szCs w:val="28"/>
                 <w:lang w:val="es-419"/>
               </w:rPr>
@@ -24593,12 +24710,16 @@
               <w:spacing w:line="276" w:lineRule="auto"/>
               <w:ind w:firstLine="0"/>
               <w:rPr>
+                <w:b/>
+                <w:bCs/>
                 <w:szCs w:val="28"/>
                 <w:lang w:val="es-419" w:eastAsia="es-CO"/>
               </w:rPr>
             </w:pPr>
             <w:r>
               <w:rPr>
+                <w:b/>
+                <w:bCs/>
                 <w:szCs w:val="28"/>
                 <w:lang w:val="es-419"/>
               </w:rPr>
@@ -24667,12 +24788,16 @@
               <w:spacing w:line="276" w:lineRule="auto"/>
               <w:ind w:firstLine="0"/>
               <w:rPr>
+                <w:b/>
+                <w:bCs/>
                 <w:szCs w:val="28"/>
                 <w:lang w:val="es-419" w:eastAsia="es-CO"/>
               </w:rPr>
             </w:pPr>
             <w:r>
               <w:rPr>
+                <w:b/>
+                <w:bCs/>
                 <w:szCs w:val="28"/>
                 <w:lang w:val="es-419"/>
               </w:rPr>
@@ -24738,12 +24863,16 @@
               <w:spacing w:line="276" w:lineRule="auto"/>
               <w:ind w:firstLine="0"/>
               <w:rPr>
+                <w:b/>
+                <w:bCs/>
                 <w:szCs w:val="28"/>
                 <w:lang w:val="es-419" w:eastAsia="es-CO"/>
               </w:rPr>
             </w:pPr>
             <w:r>
               <w:rPr>
+                <w:b/>
+                <w:bCs/>
                 <w:szCs w:val="28"/>
                 <w:lang w:val="es-419"/>
               </w:rPr>
@@ -24820,6 +24949,8 @@
             </w:pPr>
             <w:r>
               <w:rPr>
+                <w:b/>
+                <w:bCs/>
                 <w:szCs w:val="28"/>
                 <w:lang w:val="es-419"/>
               </w:rPr>
@@ -24838,6 +24969,8 @@
             </w:pPr>
             <w:r>
               <w:rPr>
+                <w:b/>
+                <w:bCs/>
                 <w:szCs w:val="28"/>
                 <w:lang w:val="es-419"/>
               </w:rPr>
@@ -24950,6 +25083,7 @@
       </w:pPr>
       <w:r>
         <w:rPr>
+          <w:noProof/>
           <w:lang w:val="es-419" w:eastAsia="es-CO"/>
         </w:rPr>
         <w:drawing>
@@ -25464,7 +25598,7 @@
       <w:pPr>
         <w:pStyle w:val="Titulosgenerales"/>
       </w:pPr>
-      <w:bookmarkStart w:id="48" w:name="_Toc216883399"/>
+      <w:bookmarkStart w:id="48" w:name="_Toc217031696"/>
       <w:r>
         <w:lastRenderedPageBreak/>
         <w:t>S</w:t>
@@ -25511,7 +25645,6 @@
     </w:p>
     <w:p>
       <w:pPr>
-        <w:ind w:firstLine="0"/>
         <w:jc w:val="center"/>
         <w:rPr>
           <w:lang w:val="es-419" w:eastAsia="es-CO"/>
@@ -25519,14 +25652,15 @@
       </w:pPr>
       <w:r>
         <w:rPr>
+          <w:noProof/>
           <w:lang w:val="es-419" w:eastAsia="es-CO"/>
         </w:rPr>
         <w:lastRenderedPageBreak/>
         <w:drawing>
-          <wp:inline distT="0" distB="0" distL="0" distR="0" wp14:anchorId="142D9E44" wp14:editId="486355A4">
-            <wp:extent cx="3310174" cy="7974957"/>
-            <wp:effectExtent l="0" t="0" r="5080" b="1270"/>
-            <wp:docPr id="1771544454" name="Imagen 1" descr="Las aleaciones son mezclas de metales que mejoran características como dureza y color, y su composición determina su comportamiento en joyería. La ley de los metales preciosos indica cuánto metal puro contiene una aleación y puede expresarse en milésimas o en quilates, siendo 24k el oro puro. Para trabajar estos materiales se usan herramientas y equipos de fundición que requieren cuidado y mantenimiento para garantizar precisión y seguridad.La fundición consiste en calentar el metal hasta que se derrite, aplicando técnicas adecuadas y controlando el tipo de llama y la temperatura. En este proceso se usan fundentes que evitan la oxidación y facilitan el manejo del metal. Luego, el material fundido se vierte en moldes para formar lingotes, cuya calidad depende de una colada bien realizada. Después, el decapado ayuda a limpiar impurezas mediante soluciones químicas.Finalmente, las pruebas de ley permiten verificar la pureza del metal y son importantes para su certificación. Todas estas actividades deben realizarse siguiendo normas de seguridad, ya que el trabajo en joyería implica riesgos asociados al calor, sustancias químicas y herramientas especializadas."/>
+          <wp:inline distT="0" distB="0" distL="0" distR="0" wp14:anchorId="0432194D" wp14:editId="2696747C">
+            <wp:extent cx="3240911" cy="7808086"/>
+            <wp:effectExtent l="0" t="0" r="0" b="2540"/>
+            <wp:docPr id="765419707" name="Imagen 1" descr="Las aleaciones son mezclas de metales que mejoran características como dureza y color, y su composición determina su comportamiento en joyería. La ley de los metales preciosos indica cuánto metal puro contiene una aleación y puede expresarse en milésimas o en quilates, siendo 24k el oro puro. Para trabajar estos materiales se usan herramientas y equipos de fundición que requieren cuidado y mantenimiento para garantizar precisión y seguridad.La fundición consiste en calentar el metal hasta que se derrite, aplicando técnicas adecuadas y controlando el tipo de llama y la temperatura. En este proceso se usan fundentes que evitan la oxidación y facilitan el manejo del metal. Luego, el material fundido se vierte en moldes para formar lingotes, cuya calidad depende de una colada bien realizada. Después, el decapado ayuda a limpiar impurezas mediante soluciones químicas.Finalmente, las pruebas de ley permiten verificar la pureza del metal y son importantes para su certificación. Todas estas actividades deben realizarse siguiendo normas de seguridad, ya que el trabajo en joyería implica riesgos asociados al calor, sustancias químicas y herramientas especializadas."/>
             <wp:cNvGraphicFramePr>
               <a:graphicFrameLocks xmlns:a="http://schemas.openxmlformats.org/drawingml/2006/main" noChangeAspect="1"/>
             </wp:cNvGraphicFramePr>
@@ -25534,7 +25668,7 @@
               <a:graphicData uri="http://schemas.openxmlformats.org/drawingml/2006/picture">
                 <pic:pic xmlns:pic="http://schemas.openxmlformats.org/drawingml/2006/picture">
                   <pic:nvPicPr>
-                    <pic:cNvPr id="1771544454" name="Imagen 1" descr="Las aleaciones son mezclas de metales que mejoran características como dureza y color, y su composición determina su comportamiento en joyería. La ley de los metales preciosos indica cuánto metal puro contiene una aleación y puede expresarse en milésimas o en quilates, siendo 24k el oro puro. Para trabajar estos materiales se usan herramientas y equipos de fundición que requieren cuidado y mantenimiento para garantizar precisión y seguridad.La fundición consiste en calentar el metal hasta que se derrite, aplicando técnicas adecuadas y controlando el tipo de llama y la temperatura. En este proceso se usan fundentes que evitan la oxidación y facilitan el manejo del metal. Luego, el material fundido se vierte en moldes para formar lingotes, cuya calidad depende de una colada bien realizada. Después, el decapado ayuda a limpiar impurezas mediante soluciones químicas.Finalmente, las pruebas de ley permiten verificar la pureza del metal y son importantes para su certificación. Todas estas actividades deben realizarse siguiendo normas de seguridad, ya que el trabajo en joyería implica riesgos asociados al calor, sustancias químicas y herramientas especializadas."/>
+                    <pic:cNvPr id="765419707" name="Imagen 1" descr="Las aleaciones son mezclas de metales que mejoran características como dureza y color, y su composición determina su comportamiento en joyería. La ley de los metales preciosos indica cuánto metal puro contiene una aleación y puede expresarse en milésimas o en quilates, siendo 24k el oro puro. Para trabajar estos materiales se usan herramientas y equipos de fundición que requieren cuidado y mantenimiento para garantizar precisión y seguridad.La fundición consiste en calentar el metal hasta que se derrite, aplicando técnicas adecuadas y controlando el tipo de llama y la temperatura. En este proceso se usan fundentes que evitan la oxidación y facilitan el manejo del metal. Luego, el material fundido se vierte en moldes para formar lingotes, cuya calidad depende de una colada bien realizada. Después, el decapado ayuda a limpiar impurezas mediante soluciones químicas.Finalmente, las pruebas de ley permiten verificar la pureza del metal y son importantes para su certificación. Todas estas actividades deben realizarse siguiendo normas de seguridad, ya que el trabajo en joyería implica riesgos asociados al calor, sustancias químicas y herramientas especializadas."/>
                     <pic:cNvPicPr/>
                   </pic:nvPicPr>
                   <pic:blipFill>
@@ -25546,7 +25680,7 @@
                   <pic:spPr>
                     <a:xfrm>
                       <a:off x="0" y="0"/>
-                      <a:ext cx="3315459" cy="7987689"/>
+                      <a:ext cx="3244747" cy="7817327"/>
                     </a:xfrm>
                     <a:prstGeom prst="rect">
                       <a:avLst/>
@@ -25563,7 +25697,7 @@
       <w:pPr>
         <w:pStyle w:val="Titulosgenerales"/>
       </w:pPr>
-      <w:bookmarkStart w:id="49" w:name="_Toc216883400"/>
+      <w:bookmarkStart w:id="49" w:name="_Toc217031697"/>
       <w:r>
         <w:lastRenderedPageBreak/>
         <w:t>Glosario</w:t>
@@ -25604,15 +25738,7 @@
           <w:szCs w:val="28"/>
           <w:lang w:val="es-419"/>
         </w:rPr>
-        <w:t>p</w:t>
-      </w:r>
-      <w:r>
-        <w:rPr>
-          <w:rFonts w:ascii="Calibri" w:hAnsi="Calibri" w:cs="Calibri"/>
-          <w:szCs w:val="28"/>
-          <w:lang w:val="es-419"/>
-        </w:rPr>
-        <w:t>roducto homogéneo, obtenido por fusión, compuesto de dos o más elementos químicos, al menos uno de los cuales es un metal.</w:t>
+        <w:t>producto homogéneo, obtenido por fusión, compuesto de dos o más elementos químicos, al menos uno de los cuales es un metal.</w:t>
       </w:r>
     </w:p>
     <w:p>
@@ -25659,15 +25785,7 @@
           <w:szCs w:val="28"/>
           <w:lang w:val="es-419"/>
         </w:rPr>
-        <w:t>s</w:t>
-      </w:r>
-      <w:r>
-        <w:rPr>
-          <w:rFonts w:ascii="Calibri" w:hAnsi="Calibri" w:cs="Calibri"/>
-          <w:szCs w:val="28"/>
-          <w:lang w:val="es-419"/>
-        </w:rPr>
-        <w:t>ustancia blanca constituida por sal de ácido bórico y sodio, usada en farmacia y en la industria. Puede encontrarse en estado natural.</w:t>
+        <w:t>sustancia blanca constituida por sal de ácido bórico y sodio, usada en farmacia y en la industria. Puede encontrarse en estado natural.</w:t>
       </w:r>
     </w:p>
     <w:p>
@@ -25714,15 +25832,7 @@
           <w:szCs w:val="28"/>
           <w:lang w:val="es-419"/>
         </w:rPr>
-        <w:t>a</w:t>
-      </w:r>
-      <w:r>
-        <w:rPr>
-          <w:rFonts w:ascii="Calibri" w:hAnsi="Calibri" w:cs="Calibri"/>
-          <w:szCs w:val="28"/>
-          <w:lang w:val="es-419"/>
-        </w:rPr>
-        <w:t>cción y efecto de arder o quemar. En química: reacción entre el oxígeno y una sustancia oxidables, acompañada de desprendimiento de energía, usualmente manifestada por calor y luz.</w:t>
+        <w:t>acción y efecto de arder o quemar. En química: reacción entre el oxígeno y una sustancia oxidables, acompañada de desprendimiento de energía, usualmente manifestada por calor y luz.</w:t>
       </w:r>
     </w:p>
     <w:p>
@@ -25759,15 +25869,7 @@
           <w:szCs w:val="28"/>
           <w:lang w:val="es-419"/>
         </w:rPr>
-        <w:t>d</w:t>
-      </w:r>
-      <w:r>
-        <w:rPr>
-          <w:rFonts w:ascii="Calibri" w:hAnsi="Calibri" w:cs="Calibri"/>
-          <w:szCs w:val="28"/>
-          <w:lang w:val="es-419"/>
-        </w:rPr>
-        <w:t>esgaste paulatino de cuerpos metálicos por acción de agentes externos.</w:t>
+        <w:t>desgaste paulatino de cuerpos metálicos por acción de agentes externos.</w:t>
       </w:r>
     </w:p>
     <w:p>
@@ -25869,15 +25971,7 @@
           <w:szCs w:val="28"/>
           <w:lang w:val="es-419"/>
         </w:rPr>
-        <w:t>d</w:t>
-      </w:r>
-      <w:r>
-        <w:rPr>
-          <w:rFonts w:ascii="Calibri" w:hAnsi="Calibri" w:cs="Calibri"/>
-          <w:szCs w:val="28"/>
-          <w:lang w:val="es-419"/>
-        </w:rPr>
-        <w:t>esigna a ciertos metales que no se oxidan ni se alteran con facilidad, como el oro, la plata y el platino.</w:t>
+        <w:t>designa a ciertos metales que no se oxidan ni se alteran con facilidad, como el oro, la plata y el platino.</w:t>
       </w:r>
     </w:p>
     <w:p>
@@ -25902,6 +25996,7 @@
           <w:rStyle w:val="Extranjerismo"/>
           <w:b/>
           <w:bCs/>
+          <w:lang w:val="es-CO"/>
         </w:rPr>
         <w:t>:</w:t>
       </w:r>
@@ -25921,15 +26016,7 @@
           <w:szCs w:val="28"/>
           <w:lang w:val="es-419"/>
         </w:rPr>
-        <w:t>e</w:t>
-      </w:r>
-      <w:r>
-        <w:rPr>
-          <w:rFonts w:ascii="Calibri" w:hAnsi="Calibri" w:cs="Calibri"/>
-          <w:szCs w:val="28"/>
-          <w:lang w:val="es-419"/>
-        </w:rPr>
-        <w:t>s un tratamiento químico de superficies metálicas consistente en sumergir la pieza en una solución ácida (o con reactivos adecuados), para eliminar óxidos, escamas, impurezas superficiales, residuos de soldadura o calor, óxido de laminación, etc.</w:t>
+        <w:t>es un tratamiento químico de superficies metálicas consistente en sumergir la pieza en una solución ácida (o con reactivos adecuados), para eliminar óxidos, escamas, impurezas superficiales, residuos de soldadura o calor, óxido de laminación, etc.</w:t>
       </w:r>
     </w:p>
     <w:p>
@@ -25966,15 +26053,7 @@
           <w:szCs w:val="28"/>
           <w:lang w:val="es-419"/>
         </w:rPr>
-        <w:t>s</w:t>
-      </w:r>
-      <w:r>
-        <w:rPr>
-          <w:rFonts w:ascii="Calibri" w:hAnsi="Calibri" w:cs="Calibri"/>
-          <w:szCs w:val="28"/>
-          <w:lang w:val="es-419"/>
-        </w:rPr>
-        <w:t>e refiere a la capacidad de un material para resistir la acción de sustancias químicas agresivas (ácidos, álcalis, sales, solventes, etc.) sin degradarse, oxidarse, corroerse o alterarse.</w:t>
+        <w:t>se refiere a la capacidad de un material para resistir la acción de sustancias químicas agresivas (ácidos, álcalis, sales, solventes, etc.) sin degradarse, oxidarse, corroerse o alterarse.</w:t>
       </w:r>
     </w:p>
     <w:p>
@@ -25992,7 +26071,7 @@
       <w:pPr>
         <w:pStyle w:val="Titulosgenerales"/>
       </w:pPr>
-      <w:bookmarkStart w:id="50" w:name="_Toc216883401"/>
+      <w:bookmarkStart w:id="50" w:name="_Toc217031698"/>
       <w:r>
         <w:lastRenderedPageBreak/>
         <w:t>Material complementario</w:t>
@@ -26432,7 +26511,7 @@
       <w:pPr>
         <w:pStyle w:val="Titulosgenerales"/>
       </w:pPr>
-      <w:bookmarkStart w:id="51" w:name="_Toc216883402"/>
+      <w:bookmarkStart w:id="51" w:name="_Toc217031699"/>
       <w:r>
         <w:lastRenderedPageBreak/>
         <w:t>Referencias bibliográficas</w:t>
@@ -26552,6 +26631,7 @@
           <w:rFonts w:asciiTheme="minorHAnsi" w:hAnsiTheme="minorHAnsi" w:cstheme="minorHAnsi"/>
           <w:sz w:val="28"/>
           <w:szCs w:val="28"/>
+          <w:lang w:val="en-US"/>
         </w:rPr>
       </w:pPr>
       <w:r>
@@ -26600,6 +26680,7 @@
           <w:rFonts w:asciiTheme="minorHAnsi" w:hAnsiTheme="minorHAnsi" w:cstheme="minorHAnsi"/>
           <w:sz w:val="28"/>
           <w:szCs w:val="28"/>
+          <w:lang w:val="en-US"/>
         </w:rPr>
       </w:pPr>
       <w:hyperlink r:id="rId24" w:history="1">
@@ -26609,6 +26690,7 @@
             <w:rFonts w:asciiTheme="minorHAnsi" w:hAnsiTheme="minorHAnsi" w:cstheme="minorHAnsi"/>
             <w:sz w:val="28"/>
             <w:szCs w:val="28"/>
+            <w:lang w:val="en-US"/>
           </w:rPr>
           <w:t>https://jf-joyeros.com/seguridad-en-la-manipulacion-de-metales-en-el-taller-de-joyeria/</w:t>
         </w:r>
@@ -26622,6 +26704,7 @@
           <w:rFonts w:asciiTheme="minorHAnsi" w:hAnsiTheme="minorHAnsi" w:cstheme="minorHAnsi"/>
           <w:sz w:val="28"/>
           <w:szCs w:val="28"/>
+          <w:lang w:val="en-US"/>
         </w:rPr>
       </w:pPr>
     </w:p>
@@ -26633,7 +26716,6 @@
           <w:rFonts w:asciiTheme="minorHAnsi" w:hAnsiTheme="minorHAnsi" w:cstheme="minorHAnsi"/>
           <w:sz w:val="28"/>
           <w:szCs w:val="28"/>
-          <w:lang w:val="en-US"/>
         </w:rPr>
       </w:pPr>
       <w:r>
@@ -26834,7 +26916,7 @@
       <w:pPr>
         <w:pStyle w:val="Titulosgenerales"/>
       </w:pPr>
-      <w:bookmarkStart w:id="52" w:name="_Toc216883403"/>
+      <w:bookmarkStart w:id="52" w:name="_Toc217031700"/>
       <w:r>
         <w:lastRenderedPageBreak/>
         <w:t>C</w:t>
@@ -30916,7 +30998,7 @@
       <w:lvlText w:val=""/>
       <w:lvlJc w:val="left"/>
       <w:pPr>
-        <w:ind w:left="1429" w:hanging="360"/>
+        <w:ind w:left="1069" w:hanging="360"/>
       </w:pPr>
       <w:rPr>
         <w:rFonts w:ascii="Symbol" w:hAnsi="Symbol" w:hint="default"/>
@@ -30928,7 +31010,7 @@
       <w:lvlText w:val="o"/>
       <w:lvlJc w:val="left"/>
       <w:pPr>
-        <w:ind w:left="2149" w:hanging="360"/>
+        <w:ind w:left="1789" w:hanging="360"/>
       </w:pPr>
       <w:rPr>
         <w:rFonts w:ascii="Courier New" w:hAnsi="Courier New" w:cs="Courier New" w:hint="default"/>
@@ -30940,7 +31022,7 @@
       <w:lvlText w:val=""/>
       <w:lvlJc w:val="left"/>
       <w:pPr>
-        <w:ind w:left="2869" w:hanging="360"/>
+        <w:ind w:left="2509" w:hanging="360"/>
       </w:pPr>
       <w:rPr>
         <w:rFonts w:ascii="Wingdings" w:hAnsi="Wingdings" w:hint="default"/>
@@ -30952,7 +31034,7 @@
       <w:lvlText w:val=""/>
       <w:lvlJc w:val="left"/>
       <w:pPr>
-        <w:ind w:left="3589" w:hanging="360"/>
+        <w:ind w:left="3229" w:hanging="360"/>
       </w:pPr>
       <w:rPr>
         <w:rFonts w:ascii="Symbol" w:hAnsi="Symbol" w:hint="default"/>
@@ -30964,7 +31046,7 @@
       <w:lvlText w:val="o"/>
       <w:lvlJc w:val="left"/>
       <w:pPr>
-        <w:ind w:left="4309" w:hanging="360"/>
+        <w:ind w:left="3949" w:hanging="360"/>
       </w:pPr>
       <w:rPr>
         <w:rFonts w:ascii="Courier New" w:hAnsi="Courier New" w:cs="Courier New" w:hint="default"/>
@@ -30976,7 +31058,7 @@
       <w:lvlText w:val=""/>
       <w:lvlJc w:val="left"/>
       <w:pPr>
-        <w:ind w:left="5029" w:hanging="360"/>
+        <w:ind w:left="4669" w:hanging="360"/>
       </w:pPr>
       <w:rPr>
         <w:rFonts w:ascii="Wingdings" w:hAnsi="Wingdings" w:hint="default"/>
@@ -30988,7 +31070,7 @@
       <w:lvlText w:val=""/>
       <w:lvlJc w:val="left"/>
       <w:pPr>
-        <w:ind w:left="5749" w:hanging="360"/>
+        <w:ind w:left="5389" w:hanging="360"/>
       </w:pPr>
       <w:rPr>
         <w:rFonts w:ascii="Symbol" w:hAnsi="Symbol" w:hint="default"/>
@@ -31000,7 +31082,7 @@
       <w:lvlText w:val="o"/>
       <w:lvlJc w:val="left"/>
       <w:pPr>
-        <w:ind w:left="6469" w:hanging="360"/>
+        <w:ind w:left="6109" w:hanging="360"/>
       </w:pPr>
       <w:rPr>
         <w:rFonts w:ascii="Courier New" w:hAnsi="Courier New" w:cs="Courier New" w:hint="default"/>
@@ -31012,7 +31094,7 @@
       <w:lvlText w:val=""/>
       <w:lvlJc w:val="left"/>
       <w:pPr>
-        <w:ind w:left="7189" w:hanging="360"/>
+        <w:ind w:left="6829" w:hanging="360"/>
       </w:pPr>
       <w:rPr>
         <w:rFonts w:ascii="Wingdings" w:hAnsi="Wingdings" w:hint="default"/>
@@ -32046,7 +32128,7 @@
       <w:lvlText w:val=""/>
       <w:lvlJc w:val="left"/>
       <w:pPr>
-        <w:ind w:left="1429" w:hanging="360"/>
+        <w:ind w:left="1069" w:hanging="360"/>
       </w:pPr>
       <w:rPr>
         <w:rFonts w:ascii="Symbol" w:hAnsi="Symbol" w:hint="default"/>
@@ -32058,7 +32140,7 @@
       <w:lvlText w:val="o"/>
       <w:lvlJc w:val="left"/>
       <w:pPr>
-        <w:ind w:left="2149" w:hanging="360"/>
+        <w:ind w:left="1789" w:hanging="360"/>
       </w:pPr>
       <w:rPr>
         <w:rFonts w:ascii="Courier New" w:hAnsi="Courier New" w:cs="Courier New" w:hint="default"/>
@@ -32070,7 +32152,7 @@
       <w:lvlText w:val=""/>
       <w:lvlJc w:val="left"/>
       <w:pPr>
-        <w:ind w:left="2869" w:hanging="360"/>
+        <w:ind w:left="2509" w:hanging="360"/>
       </w:pPr>
       <w:rPr>
         <w:rFonts w:ascii="Wingdings" w:hAnsi="Wingdings" w:hint="default"/>
@@ -32082,7 +32164,7 @@
       <w:lvlText w:val=""/>
       <w:lvlJc w:val="left"/>
       <w:pPr>
-        <w:ind w:left="3589" w:hanging="360"/>
+        <w:ind w:left="3229" w:hanging="360"/>
       </w:pPr>
       <w:rPr>
         <w:rFonts w:ascii="Symbol" w:hAnsi="Symbol" w:hint="default"/>
@@ -32094,7 +32176,7 @@
       <w:lvlText w:val="o"/>
       <w:lvlJc w:val="left"/>
       <w:pPr>
-        <w:ind w:left="4309" w:hanging="360"/>
+        <w:ind w:left="3949" w:hanging="360"/>
       </w:pPr>
       <w:rPr>
         <w:rFonts w:ascii="Courier New" w:hAnsi="Courier New" w:cs="Courier New" w:hint="default"/>
@@ -32106,7 +32188,7 @@
       <w:lvlText w:val=""/>
       <w:lvlJc w:val="left"/>
       <w:pPr>
-        <w:ind w:left="5029" w:hanging="360"/>
+        <w:ind w:left="4669" w:hanging="360"/>
       </w:pPr>
       <w:rPr>
         <w:rFonts w:ascii="Wingdings" w:hAnsi="Wingdings" w:hint="default"/>
@@ -32118,7 +32200,7 @@
       <w:lvlText w:val=""/>
       <w:lvlJc w:val="left"/>
       <w:pPr>
-        <w:ind w:left="5749" w:hanging="360"/>
+        <w:ind w:left="5389" w:hanging="360"/>
       </w:pPr>
       <w:rPr>
         <w:rFonts w:ascii="Symbol" w:hAnsi="Symbol" w:hint="default"/>
@@ -32130,7 +32212,7 @@
       <w:lvlText w:val="o"/>
       <w:lvlJc w:val="left"/>
       <w:pPr>
-        <w:ind w:left="6469" w:hanging="360"/>
+        <w:ind w:left="6109" w:hanging="360"/>
       </w:pPr>
       <w:rPr>
         <w:rFonts w:ascii="Courier New" w:hAnsi="Courier New" w:cs="Courier New" w:hint="default"/>
@@ -32142,7 +32224,7 @@
       <w:lvlText w:val=""/>
       <w:lvlJc w:val="left"/>
       <w:pPr>
-        <w:ind w:left="7189" w:hanging="360"/>
+        <w:ind w:left="6829" w:hanging="360"/>
       </w:pPr>
       <w:rPr>
         <w:rFonts w:ascii="Wingdings" w:hAnsi="Wingdings" w:hint="default"/>
@@ -39732,6 +39814,7 @@
   <w:style w:type="character" w:default="1" w:styleId="Fuentedeprrafopredeter">
     <w:name w:val="Default Paragraph Font"/>
     <w:uiPriority w:val="1"/>
+    <w:semiHidden/>
     <w:unhideWhenUsed/>
   </w:style>
   <w:style w:type="table" w:default="1" w:styleId="Tablanormal">
@@ -40874,8 +40957,28 @@
 </file>
 
 <file path=customXml/item2.xml><?xml version="1.0" encoding="utf-8"?>
-<ct:contentTypeSchema xmlns:ct="http://schemas.microsoft.com/office/2006/metadata/contentType" xmlns:ma="http://schemas.microsoft.com/office/2006/metadata/properties/metaAttributes" ct:_="" ma:_="" ma:contentTypeName="Documento" ma:contentTypeID="0x010100FC2B1768DD5A774EB396CCAB0DE361C1" ma:contentTypeVersion="12" ma:contentTypeDescription="Crear nuevo documento." ma:contentTypeScope="" ma:versionID="d4a546b22d2924edabf51241cf3422b8">
-  <xsd:schema xmlns:xsd="http://www.w3.org/2001/XMLSchema" xmlns:xs="http://www.w3.org/2001/XMLSchema" xmlns:p="http://schemas.microsoft.com/office/2006/metadata/properties" xmlns:ns2="a70d3c18-0869-45a1-9f75-4b4b8f0f32be" xmlns:ns3="adccf511-daff-4bcb-9072-914cedbf4c7e" targetNamespace="http://schemas.microsoft.com/office/2006/metadata/properties" ma:root="true" ma:fieldsID="e29002b2d9ca820e89c57fc59ec70c79" ns2:_="" ns3:_="">
+<p:properties xmlns:p="http://schemas.microsoft.com/office/2006/metadata/properties" xmlns:xsi="http://www.w3.org/2001/XMLSchema-instance" xmlns:pc="http://schemas.microsoft.com/office/infopath/2007/PartnerControls">
+  <documentManagement>
+    <TaxCatchAll xmlns="adccf511-daff-4bcb-9072-914cedbf4c7e" xsi:nil="true"/>
+    <lcf76f155ced4ddcb4097134ff3c332f xmlns="a70d3c18-0869-45a1-9f75-4b4b8f0f32be">
+      <Terms xmlns="http://schemas.microsoft.com/office/infopath/2007/PartnerControls"/>
+    </lcf76f155ced4ddcb4097134ff3c332f>
+  </documentManagement>
+</p:properties>
+</file>
+
+<file path=customXml/item3.xml><?xml version="1.0" encoding="utf-8"?>
+<?mso-contentType ?>
+<FormTemplates xmlns="http://schemas.microsoft.com/sharepoint/v3/contenttype/forms">
+  <Display>DocumentLibraryForm</Display>
+  <Edit>DocumentLibraryForm</Edit>
+  <New>DocumentLibraryForm</New>
+</FormTemplates>
+</file>
+
+<file path=customXml/item4.xml><?xml version="1.0" encoding="utf-8"?>
+<ct:contentTypeSchema xmlns:ct="http://schemas.microsoft.com/office/2006/metadata/contentType" xmlns:ma="http://schemas.microsoft.com/office/2006/metadata/properties/metaAttributes" ct:_="" ma:_="" ma:contentTypeName="Documento" ma:contentTypeID="0x010100FC2B1768DD5A774EB396CCAB0DE361C1" ma:contentTypeVersion="12" ma:contentTypeDescription="Crear nuevo documento." ma:contentTypeScope="" ma:versionID="cb0e967054766e77e9abf3380aaec2f9">
+  <xsd:schema xmlns:xsd="http://www.w3.org/2001/XMLSchema" xmlns:xs="http://www.w3.org/2001/XMLSchema" xmlns:p="http://schemas.microsoft.com/office/2006/metadata/properties" xmlns:ns2="a70d3c18-0869-45a1-9f75-4b4b8f0f32be" xmlns:ns3="adccf511-daff-4bcb-9072-914cedbf4c7e" targetNamespace="http://schemas.microsoft.com/office/2006/metadata/properties" ma:root="true" ma:fieldsID="e7d77fbbcf22647d83eeb28c82daf0af" ns2:_="" ns3:_="">
     <xsd:import namespace="a70d3c18-0869-45a1-9f75-4b4b8f0f32be"/>
     <xsd:import namespace="adccf511-daff-4bcb-9072-914cedbf4c7e"/>
     <xsd:element name="properties">
@@ -41074,26 +41177,6 @@
 </ct:contentTypeSchema>
 </file>
 
-<file path=customXml/item3.xml><?xml version="1.0" encoding="utf-8"?>
-<?mso-contentType ?>
-<FormTemplates xmlns="http://schemas.microsoft.com/sharepoint/v3/contenttype/forms">
-  <Display>DocumentLibraryForm</Display>
-  <Edit>DocumentLibraryForm</Edit>
-  <New>DocumentLibraryForm</New>
-</FormTemplates>
-</file>
-
-<file path=customXml/item4.xml><?xml version="1.0" encoding="utf-8"?>
-<p:properties xmlns:p="http://schemas.microsoft.com/office/2006/metadata/properties" xmlns:xsi="http://www.w3.org/2001/XMLSchema-instance" xmlns:pc="http://schemas.microsoft.com/office/infopath/2007/PartnerControls">
-  <documentManagement>
-    <TaxCatchAll xmlns="adccf511-daff-4bcb-9072-914cedbf4c7e" xsi:nil="true"/>
-    <lcf76f155ced4ddcb4097134ff3c332f xmlns="a70d3c18-0869-45a1-9f75-4b4b8f0f32be">
-      <Terms xmlns="http://schemas.microsoft.com/office/infopath/2007/PartnerControls"/>
-    </lcf76f155ced4ddcb4097134ff3c332f>
-  </documentManagement>
-</p:properties>
-</file>
-
 <file path=customXml/itemProps1.xml><?xml version="1.0" encoding="utf-8"?>
 <ds:datastoreItem xmlns:ds="http://schemas.openxmlformats.org/officeDocument/2006/customXml" ds:itemID="{E8AB44A3-7C62-4BD2-82ED-8ABC209970FA}">
   <ds:schemaRefs>
@@ -41103,20 +41186,12 @@
 </file>
 
 <file path=customXml/itemProps2.xml><?xml version="1.0" encoding="utf-8"?>
-<ds:datastoreItem xmlns:ds="http://schemas.openxmlformats.org/officeDocument/2006/customXml" ds:itemID="{996434B9-CC1E-4468-A086-AA07C2AF1350}">
+<ds:datastoreItem xmlns:ds="http://schemas.openxmlformats.org/officeDocument/2006/customXml" ds:itemID="{1145D752-ACC1-45E1-AB53-0C756F67FC7F}">
   <ds:schemaRefs>
-    <ds:schemaRef ds:uri="http://schemas.microsoft.com/office/2006/metadata/contentType"/>
-    <ds:schemaRef ds:uri="http://schemas.microsoft.com/office/2006/metadata/properties/metaAttributes"/>
-    <ds:schemaRef ds:uri="http://www.w3.org/2001/XMLSchema"/>
     <ds:schemaRef ds:uri="http://schemas.microsoft.com/office/2006/metadata/properties"/>
+    <ds:schemaRef ds:uri="http://schemas.microsoft.com/office/infopath/2007/PartnerControls"/>
+    <ds:schemaRef ds:uri="adccf511-daff-4bcb-9072-914cedbf4c7e"/>
     <ds:schemaRef ds:uri="a70d3c18-0869-45a1-9f75-4b4b8f0f32be"/>
-    <ds:schemaRef ds:uri="adccf511-daff-4bcb-9072-914cedbf4c7e"/>
-    <ds:schemaRef ds:uri="http://schemas.microsoft.com/office/2006/documentManagement/types"/>
-    <ds:schemaRef ds:uri="http://schemas.microsoft.com/office/infopath/2007/PartnerControls"/>
-    <ds:schemaRef ds:uri="http://schemas.openxmlformats.org/package/2006/metadata/core-properties"/>
-    <ds:schemaRef ds:uri="http://purl.org/dc/elements/1.1/"/>
-    <ds:schemaRef ds:uri="http://purl.org/dc/terms/"/>
-    <ds:schemaRef ds:uri="http://schemas.microsoft.com/internal/obd"/>
   </ds:schemaRefs>
 </ds:datastoreItem>
 </file>
@@ -41130,12 +41205,5 @@
 </file>
 
 <file path=customXml/itemProps4.xml><?xml version="1.0" encoding="utf-8"?>
-<ds:datastoreItem xmlns:ds="http://schemas.openxmlformats.org/officeDocument/2006/customXml" ds:itemID="{1145D752-ACC1-45E1-AB53-0C756F67FC7F}">
-  <ds:schemaRefs>
-    <ds:schemaRef ds:uri="http://schemas.microsoft.com/office/2006/metadata/properties"/>
-    <ds:schemaRef ds:uri="http://schemas.microsoft.com/office/infopath/2007/PartnerControls"/>
-    <ds:schemaRef ds:uri="adccf511-daff-4bcb-9072-914cedbf4c7e"/>
-    <ds:schemaRef ds:uri="a70d3c18-0869-45a1-9f75-4b4b8f0f32be"/>
-  </ds:schemaRefs>
-</ds:datastoreItem>
+<ds:datastoreItem xmlns:ds="http://schemas.openxmlformats.org/officeDocument/2006/customXml" ds:itemID="{8953D854-5510-4E17-A122-079D8A6FF147}"/>
 </file>
--- a/fuentes/CF02_84240189_DU.docx
+++ b/fuentes/CF02_84240189_DU.docx
@@ -546,7 +546,7 @@
           <w:r>
             <w:fldChar w:fldCharType="separate"/>
           </w:r>
-          <w:hyperlink w:anchor="_Toc217031648" w:history="1">
+          <w:hyperlink w:anchor="_Toc217489980" w:history="1">
             <w:r>
               <w:rPr>
                 <w:rStyle w:val="Hipervnculo"/>
@@ -573,7 +573,7 @@
                 <w:noProof/>
                 <w:webHidden/>
               </w:rPr>
-              <w:instrText xml:space="preserve"> PAGEREF _Toc217031648 \h </w:instrText>
+              <w:instrText xml:space="preserve"> PAGEREF _Toc217489980 \h </w:instrText>
             </w:r>
             <w:r>
               <w:rPr>
@@ -619,7 +619,7 @@
               <w:lang w:eastAsia="es-MX"/>
             </w:rPr>
           </w:pPr>
-          <w:hyperlink w:anchor="_Toc217031649" w:history="1">
+          <w:hyperlink w:anchor="_Toc217489981" w:history="1">
             <w:r>
               <w:rPr>
                 <w:rStyle w:val="Hipervnculo"/>
@@ -663,7 +663,7 @@
                 <w:noProof/>
                 <w:webHidden/>
               </w:rPr>
-              <w:instrText xml:space="preserve"> PAGEREF _Toc217031649 \h </w:instrText>
+              <w:instrText xml:space="preserve"> PAGEREF _Toc217489981 \h </w:instrText>
             </w:r>
             <w:r>
               <w:rPr>
@@ -705,7 +705,7 @@
               <w:lang w:eastAsia="es-MX"/>
             </w:rPr>
           </w:pPr>
-          <w:hyperlink w:anchor="_Toc217031650" w:history="1">
+          <w:hyperlink w:anchor="_Toc217489982" w:history="1">
             <w:r>
               <w:rPr>
                 <w:rStyle w:val="Hipervnculo"/>
@@ -732,7 +732,7 @@
                 <w:noProof/>
                 <w:webHidden/>
               </w:rPr>
-              <w:instrText xml:space="preserve"> PAGEREF _Toc217031650 \h </w:instrText>
+              <w:instrText xml:space="preserve"> PAGEREF _Toc217489982 \h </w:instrText>
             </w:r>
             <w:r>
               <w:rPr>
@@ -774,7 +774,7 @@
               <w:lang w:eastAsia="es-MX"/>
             </w:rPr>
           </w:pPr>
-          <w:hyperlink w:anchor="_Toc217031651" w:history="1">
+          <w:hyperlink w:anchor="_Toc217489983" w:history="1">
             <w:r>
               <w:rPr>
                 <w:rStyle w:val="Hipervnculo"/>
@@ -801,7 +801,7 @@
                 <w:noProof/>
                 <w:webHidden/>
               </w:rPr>
-              <w:instrText xml:space="preserve"> PAGEREF _Toc217031651 \h </w:instrText>
+              <w:instrText xml:space="preserve"> PAGEREF _Toc217489983 \h </w:instrText>
             </w:r>
             <w:r>
               <w:rPr>
@@ -843,7 +843,7 @@
               <w:lang w:eastAsia="es-MX"/>
             </w:rPr>
           </w:pPr>
-          <w:hyperlink w:anchor="_Toc217031652" w:history="1">
+          <w:hyperlink w:anchor="_Toc217489984" w:history="1">
             <w:r>
               <w:rPr>
                 <w:rStyle w:val="Hipervnculo"/>
@@ -870,7 +870,7 @@
                 <w:noProof/>
                 <w:webHidden/>
               </w:rPr>
-              <w:instrText xml:space="preserve"> PAGEREF _Toc217031652 \h </w:instrText>
+              <w:instrText xml:space="preserve"> PAGEREF _Toc217489984 \h </w:instrText>
             </w:r>
             <w:r>
               <w:rPr>
@@ -912,7 +912,7 @@
               <w:lang w:eastAsia="es-MX"/>
             </w:rPr>
           </w:pPr>
-          <w:hyperlink w:anchor="_Toc217031653" w:history="1">
+          <w:hyperlink w:anchor="_Toc217489985" w:history="1">
             <w:r>
               <w:rPr>
                 <w:rStyle w:val="Hipervnculo"/>
@@ -939,7 +939,7 @@
                 <w:noProof/>
                 <w:webHidden/>
               </w:rPr>
-              <w:instrText xml:space="preserve"> PAGEREF _Toc217031653 \h </w:instrText>
+              <w:instrText xml:space="preserve"> PAGEREF _Toc217489985 \h </w:instrText>
             </w:r>
             <w:r>
               <w:rPr>
@@ -985,7 +985,7 @@
               <w:lang w:eastAsia="es-MX"/>
             </w:rPr>
           </w:pPr>
-          <w:hyperlink w:anchor="_Toc217031654" w:history="1">
+          <w:hyperlink w:anchor="_Toc217489986" w:history="1">
             <w:r>
               <w:rPr>
                 <w:rStyle w:val="Hipervnculo"/>
@@ -1029,7 +1029,7 @@
                 <w:noProof/>
                 <w:webHidden/>
               </w:rPr>
-              <w:instrText xml:space="preserve"> PAGEREF _Toc217031654 \h </w:instrText>
+              <w:instrText xml:space="preserve"> PAGEREF _Toc217489986 \h </w:instrText>
             </w:r>
             <w:r>
               <w:rPr>
@@ -1071,7 +1071,7 @@
               <w:lang w:eastAsia="es-MX"/>
             </w:rPr>
           </w:pPr>
-          <w:hyperlink w:anchor="_Toc217031655" w:history="1">
+          <w:hyperlink w:anchor="_Toc217489987" w:history="1">
             <w:r>
               <w:rPr>
                 <w:rStyle w:val="Hipervnculo"/>
@@ -1098,7 +1098,7 @@
                 <w:noProof/>
                 <w:webHidden/>
               </w:rPr>
-              <w:instrText xml:space="preserve"> PAGEREF _Toc217031655 \h </w:instrText>
+              <w:instrText xml:space="preserve"> PAGEREF _Toc217489987 \h </w:instrText>
             </w:r>
             <w:r>
               <w:rPr>
@@ -1140,7 +1140,7 @@
               <w:lang w:eastAsia="es-MX"/>
             </w:rPr>
           </w:pPr>
-          <w:hyperlink w:anchor="_Toc217031656" w:history="1">
+          <w:hyperlink w:anchor="_Toc217489988" w:history="1">
             <w:r>
               <w:rPr>
                 <w:rStyle w:val="Hipervnculo"/>
@@ -1167,7 +1167,7 @@
                 <w:noProof/>
                 <w:webHidden/>
               </w:rPr>
-              <w:instrText xml:space="preserve"> PAGEREF _Toc217031656 \h </w:instrText>
+              <w:instrText xml:space="preserve"> PAGEREF _Toc217489988 \h </w:instrText>
             </w:r>
             <w:r>
               <w:rPr>
@@ -1209,7 +1209,7 @@
               <w:lang w:eastAsia="es-MX"/>
             </w:rPr>
           </w:pPr>
-          <w:hyperlink w:anchor="_Toc217031657" w:history="1">
+          <w:hyperlink w:anchor="_Toc217489989" w:history="1">
             <w:r>
               <w:rPr>
                 <w:rStyle w:val="Hipervnculo"/>
@@ -1236,7 +1236,7 @@
                 <w:noProof/>
                 <w:webHidden/>
               </w:rPr>
-              <w:instrText xml:space="preserve"> PAGEREF _Toc217031657 \h </w:instrText>
+              <w:instrText xml:space="preserve"> PAGEREF _Toc217489989 \h </w:instrText>
             </w:r>
             <w:r>
               <w:rPr>
@@ -1282,7 +1282,7 @@
               <w:lang w:eastAsia="es-MX"/>
             </w:rPr>
           </w:pPr>
-          <w:hyperlink w:anchor="_Toc217031658" w:history="1">
+          <w:hyperlink w:anchor="_Toc217489990" w:history="1">
             <w:r>
               <w:rPr>
                 <w:rStyle w:val="Hipervnculo"/>
@@ -1326,7 +1326,7 @@
                 <w:noProof/>
                 <w:webHidden/>
               </w:rPr>
-              <w:instrText xml:space="preserve"> PAGEREF _Toc217031658 \h </w:instrText>
+              <w:instrText xml:space="preserve"> PAGEREF _Toc217489990 \h </w:instrText>
             </w:r>
             <w:r>
               <w:rPr>
@@ -1368,7 +1368,7 @@
               <w:lang w:eastAsia="es-MX"/>
             </w:rPr>
           </w:pPr>
-          <w:hyperlink w:anchor="_Toc217031659" w:history="1">
+          <w:hyperlink w:anchor="_Toc217489991" w:history="1">
             <w:r>
               <w:rPr>
                 <w:rStyle w:val="Hipervnculo"/>
@@ -1395,7 +1395,7 @@
                 <w:noProof/>
                 <w:webHidden/>
               </w:rPr>
-              <w:instrText xml:space="preserve"> PAGEREF _Toc217031659 \h </w:instrText>
+              <w:instrText xml:space="preserve"> PAGEREF _Toc217489991 \h </w:instrText>
             </w:r>
             <w:r>
               <w:rPr>
@@ -1437,7 +1437,7 @@
               <w:lang w:eastAsia="es-MX"/>
             </w:rPr>
           </w:pPr>
-          <w:hyperlink w:anchor="_Toc217031660" w:history="1">
+          <w:hyperlink w:anchor="_Toc217489992" w:history="1">
             <w:r>
               <w:rPr>
                 <w:rStyle w:val="Hipervnculo"/>
@@ -1464,7 +1464,7 @@
                 <w:noProof/>
                 <w:webHidden/>
               </w:rPr>
-              <w:instrText xml:space="preserve"> PAGEREF _Toc217031660 \h </w:instrText>
+              <w:instrText xml:space="preserve"> PAGEREF _Toc217489992 \h </w:instrText>
             </w:r>
             <w:r>
               <w:rPr>
@@ -1510,7 +1510,7 @@
               <w:lang w:eastAsia="es-MX"/>
             </w:rPr>
           </w:pPr>
-          <w:hyperlink w:anchor="_Toc217031661" w:history="1">
+          <w:hyperlink w:anchor="_Toc217489993" w:history="1">
             <w:r>
               <w:rPr>
                 <w:rStyle w:val="Hipervnculo"/>
@@ -1554,7 +1554,7 @@
                 <w:noProof/>
                 <w:webHidden/>
               </w:rPr>
-              <w:instrText xml:space="preserve"> PAGEREF _Toc217031661 \h </w:instrText>
+              <w:instrText xml:space="preserve"> PAGEREF _Toc217489993 \h </w:instrText>
             </w:r>
             <w:r>
               <w:rPr>
@@ -1596,7 +1596,7 @@
               <w:lang w:eastAsia="es-MX"/>
             </w:rPr>
           </w:pPr>
-          <w:hyperlink w:anchor="_Toc217031662" w:history="1">
+          <w:hyperlink w:anchor="_Toc217489994" w:history="1">
             <w:r>
               <w:rPr>
                 <w:rStyle w:val="Hipervnculo"/>
@@ -1623,7 +1623,7 @@
                 <w:noProof/>
                 <w:webHidden/>
               </w:rPr>
-              <w:instrText xml:space="preserve"> PAGEREF _Toc217031662 \h </w:instrText>
+              <w:instrText xml:space="preserve"> PAGEREF _Toc217489994 \h </w:instrText>
             </w:r>
             <w:r>
               <w:rPr>
@@ -1665,7 +1665,7 @@
               <w:lang w:eastAsia="es-MX"/>
             </w:rPr>
           </w:pPr>
-          <w:hyperlink w:anchor="_Toc217031663" w:history="1">
+          <w:hyperlink w:anchor="_Toc217489995" w:history="1">
             <w:r>
               <w:rPr>
                 <w:rStyle w:val="Hipervnculo"/>
@@ -1692,7 +1692,7 @@
                 <w:noProof/>
                 <w:webHidden/>
               </w:rPr>
-              <w:instrText xml:space="preserve"> PAGEREF _Toc217031663 \h </w:instrText>
+              <w:instrText xml:space="preserve"> PAGEREF _Toc217489995 \h </w:instrText>
             </w:r>
             <w:r>
               <w:rPr>
@@ -1734,7 +1734,7 @@
               <w:lang w:eastAsia="es-MX"/>
             </w:rPr>
           </w:pPr>
-          <w:hyperlink w:anchor="_Toc217031664" w:history="1">
+          <w:hyperlink w:anchor="_Toc217489996" w:history="1">
             <w:r>
               <w:rPr>
                 <w:rStyle w:val="Hipervnculo"/>
@@ -1761,7 +1761,7 @@
                 <w:noProof/>
                 <w:webHidden/>
               </w:rPr>
-              <w:instrText xml:space="preserve"> PAGEREF _Toc217031664 \h </w:instrText>
+              <w:instrText xml:space="preserve"> PAGEREF _Toc217489996 \h </w:instrText>
             </w:r>
             <w:r>
               <w:rPr>
@@ -1807,7 +1807,7 @@
               <w:lang w:eastAsia="es-MX"/>
             </w:rPr>
           </w:pPr>
-          <w:hyperlink w:anchor="_Toc217031665" w:history="1">
+          <w:hyperlink w:anchor="_Toc217489997" w:history="1">
             <w:r>
               <w:rPr>
                 <w:rStyle w:val="Hipervnculo"/>
@@ -1851,7 +1851,7 @@
                 <w:noProof/>
                 <w:webHidden/>
               </w:rPr>
-              <w:instrText xml:space="preserve"> PAGEREF _Toc217031665 \h </w:instrText>
+              <w:instrText xml:space="preserve"> PAGEREF _Toc217489997 \h </w:instrText>
             </w:r>
             <w:r>
               <w:rPr>
@@ -1893,7 +1893,7 @@
               <w:lang w:eastAsia="es-MX"/>
             </w:rPr>
           </w:pPr>
-          <w:hyperlink w:anchor="_Toc217031666" w:history="1">
+          <w:hyperlink w:anchor="_Toc217489998" w:history="1">
             <w:r>
               <w:rPr>
                 <w:rStyle w:val="Hipervnculo"/>
@@ -1920,7 +1920,7 @@
                 <w:noProof/>
                 <w:webHidden/>
               </w:rPr>
-              <w:instrText xml:space="preserve"> PAGEREF _Toc217031666 \h </w:instrText>
+              <w:instrText xml:space="preserve"> PAGEREF _Toc217489998 \h </w:instrText>
             </w:r>
             <w:r>
               <w:rPr>
@@ -1962,7 +1962,7 @@
               <w:lang w:eastAsia="es-MX"/>
             </w:rPr>
           </w:pPr>
-          <w:hyperlink w:anchor="_Toc217031667" w:history="1">
+          <w:hyperlink w:anchor="_Toc217489999" w:history="1">
             <w:r>
               <w:rPr>
                 <w:rStyle w:val="Hipervnculo"/>
@@ -1989,7 +1989,7 @@
                 <w:noProof/>
                 <w:webHidden/>
               </w:rPr>
-              <w:instrText xml:space="preserve"> PAGEREF _Toc217031667 \h </w:instrText>
+              <w:instrText xml:space="preserve"> PAGEREF _Toc217489999 \h </w:instrText>
             </w:r>
             <w:r>
               <w:rPr>
@@ -2031,7 +2031,7 @@
               <w:lang w:eastAsia="es-MX"/>
             </w:rPr>
           </w:pPr>
-          <w:hyperlink w:anchor="_Toc217031668" w:history="1">
+          <w:hyperlink w:anchor="_Toc217490000" w:history="1">
             <w:r>
               <w:rPr>
                 <w:rStyle w:val="Hipervnculo"/>
@@ -2058,7 +2058,7 @@
                 <w:noProof/>
                 <w:webHidden/>
               </w:rPr>
-              <w:instrText xml:space="preserve"> PAGEREF _Toc217031668 \h </w:instrText>
+              <w:instrText xml:space="preserve"> PAGEREF _Toc217490000 \h </w:instrText>
             </w:r>
             <w:r>
               <w:rPr>
@@ -2100,7 +2100,7 @@
               <w:lang w:eastAsia="es-MX"/>
             </w:rPr>
           </w:pPr>
-          <w:hyperlink w:anchor="_Toc217031669" w:history="1">
+          <w:hyperlink w:anchor="_Toc217490001" w:history="1">
             <w:r>
               <w:rPr>
                 <w:rStyle w:val="Hipervnculo"/>
@@ -2127,7 +2127,7 @@
                 <w:noProof/>
                 <w:webHidden/>
               </w:rPr>
-              <w:instrText xml:space="preserve"> PAGEREF _Toc217031669 \h </w:instrText>
+              <w:instrText xml:space="preserve"> PAGEREF _Toc217490001 \h </w:instrText>
             </w:r>
             <w:r>
               <w:rPr>
@@ -2169,7 +2169,7 @@
               <w:lang w:eastAsia="es-MX"/>
             </w:rPr>
           </w:pPr>
-          <w:hyperlink w:anchor="_Toc217031670" w:history="1">
+          <w:hyperlink w:anchor="_Toc217490002" w:history="1">
             <w:r>
               <w:rPr>
                 <w:rStyle w:val="Hipervnculo"/>
@@ -2196,7 +2196,7 @@
                 <w:noProof/>
                 <w:webHidden/>
               </w:rPr>
-              <w:instrText xml:space="preserve"> PAGEREF _Toc217031670 \h </w:instrText>
+              <w:instrText xml:space="preserve"> PAGEREF _Toc217490002 \h </w:instrText>
             </w:r>
             <w:r>
               <w:rPr>
@@ -2242,7 +2242,7 @@
               <w:lang w:eastAsia="es-MX"/>
             </w:rPr>
           </w:pPr>
-          <w:hyperlink w:anchor="_Toc217031671" w:history="1">
+          <w:hyperlink w:anchor="_Toc217490003" w:history="1">
             <w:r>
               <w:rPr>
                 <w:rStyle w:val="Hipervnculo"/>
@@ -2286,7 +2286,7 @@
                 <w:noProof/>
                 <w:webHidden/>
               </w:rPr>
-              <w:instrText xml:space="preserve"> PAGEREF _Toc217031671 \h </w:instrText>
+              <w:instrText xml:space="preserve"> PAGEREF _Toc217490003 \h </w:instrText>
             </w:r>
             <w:r>
               <w:rPr>
@@ -2328,7 +2328,7 @@
               <w:lang w:eastAsia="es-MX"/>
             </w:rPr>
           </w:pPr>
-          <w:hyperlink w:anchor="_Toc217031672" w:history="1">
+          <w:hyperlink w:anchor="_Toc217490004" w:history="1">
             <w:r>
               <w:rPr>
                 <w:rStyle w:val="Hipervnculo"/>
@@ -2355,7 +2355,7 @@
                 <w:noProof/>
                 <w:webHidden/>
               </w:rPr>
-              <w:instrText xml:space="preserve"> PAGEREF _Toc217031672 \h </w:instrText>
+              <w:instrText xml:space="preserve"> PAGEREF _Toc217490004 \h </w:instrText>
             </w:r>
             <w:r>
               <w:rPr>
@@ -2397,7 +2397,7 @@
               <w:lang w:eastAsia="es-MX"/>
             </w:rPr>
           </w:pPr>
-          <w:hyperlink w:anchor="_Toc217031673" w:history="1">
+          <w:hyperlink w:anchor="_Toc217490005" w:history="1">
             <w:r>
               <w:rPr>
                 <w:rStyle w:val="Hipervnculo"/>
@@ -2424,7 +2424,7 @@
                 <w:noProof/>
                 <w:webHidden/>
               </w:rPr>
-              <w:instrText xml:space="preserve"> PAGEREF _Toc217031673 \h </w:instrText>
+              <w:instrText xml:space="preserve"> PAGEREF _Toc217490005 \h </w:instrText>
             </w:r>
             <w:r>
               <w:rPr>
@@ -2466,7 +2466,7 @@
               <w:lang w:eastAsia="es-MX"/>
             </w:rPr>
           </w:pPr>
-          <w:hyperlink w:anchor="_Toc217031674" w:history="1">
+          <w:hyperlink w:anchor="_Toc217490006" w:history="1">
             <w:r>
               <w:rPr>
                 <w:rStyle w:val="Hipervnculo"/>
@@ -2493,7 +2493,7 @@
                 <w:noProof/>
                 <w:webHidden/>
               </w:rPr>
-              <w:instrText xml:space="preserve"> PAGEREF _Toc217031674 \h </w:instrText>
+              <w:instrText xml:space="preserve"> PAGEREF _Toc217490006 \h </w:instrText>
             </w:r>
             <w:r>
               <w:rPr>
@@ -2539,7 +2539,7 @@
               <w:lang w:eastAsia="es-MX"/>
             </w:rPr>
           </w:pPr>
-          <w:hyperlink w:anchor="_Toc217031675" w:history="1">
+          <w:hyperlink w:anchor="_Toc217490007" w:history="1">
             <w:r>
               <w:rPr>
                 <w:rStyle w:val="Hipervnculo"/>
@@ -2583,7 +2583,7 @@
                 <w:noProof/>
                 <w:webHidden/>
               </w:rPr>
-              <w:instrText xml:space="preserve"> PAGEREF _Toc217031675 \h </w:instrText>
+              <w:instrText xml:space="preserve"> PAGEREF _Toc217490007 \h </w:instrText>
             </w:r>
             <w:r>
               <w:rPr>
@@ -2625,7 +2625,7 @@
               <w:lang w:eastAsia="es-MX"/>
             </w:rPr>
           </w:pPr>
-          <w:hyperlink w:anchor="_Toc217031676" w:history="1">
+          <w:hyperlink w:anchor="_Toc217490008" w:history="1">
             <w:r>
               <w:rPr>
                 <w:rStyle w:val="Hipervnculo"/>
@@ -2652,7 +2652,7 @@
                 <w:noProof/>
                 <w:webHidden/>
               </w:rPr>
-              <w:instrText xml:space="preserve"> PAGEREF _Toc217031676 \h </w:instrText>
+              <w:instrText xml:space="preserve"> PAGEREF _Toc217490008 \h </w:instrText>
             </w:r>
             <w:r>
               <w:rPr>
@@ -2694,7 +2694,7 @@
               <w:lang w:eastAsia="es-MX"/>
             </w:rPr>
           </w:pPr>
-          <w:hyperlink w:anchor="_Toc217031677" w:history="1">
+          <w:hyperlink w:anchor="_Toc217490009" w:history="1">
             <w:r>
               <w:rPr>
                 <w:rStyle w:val="Hipervnculo"/>
@@ -2721,7 +2721,7 @@
                 <w:noProof/>
                 <w:webHidden/>
               </w:rPr>
-              <w:instrText xml:space="preserve"> PAGEREF _Toc217031677 \h </w:instrText>
+              <w:instrText xml:space="preserve"> PAGEREF _Toc217490009 \h </w:instrText>
             </w:r>
             <w:r>
               <w:rPr>
@@ -2767,7 +2767,7 @@
               <w:lang w:eastAsia="es-MX"/>
             </w:rPr>
           </w:pPr>
-          <w:hyperlink w:anchor="_Toc217031678" w:history="1">
+          <w:hyperlink w:anchor="_Toc217490010" w:history="1">
             <w:r>
               <w:rPr>
                 <w:rStyle w:val="Hipervnculo"/>
@@ -2811,7 +2811,7 @@
                 <w:noProof/>
                 <w:webHidden/>
               </w:rPr>
-              <w:instrText xml:space="preserve"> PAGEREF _Toc217031678 \h </w:instrText>
+              <w:instrText xml:space="preserve"> PAGEREF _Toc217490010 \h </w:instrText>
             </w:r>
             <w:r>
               <w:rPr>
@@ -2853,7 +2853,7 @@
               <w:lang w:eastAsia="es-MX"/>
             </w:rPr>
           </w:pPr>
-          <w:hyperlink w:anchor="_Toc217031679" w:history="1">
+          <w:hyperlink w:anchor="_Toc217490011" w:history="1">
             <w:r>
               <w:rPr>
                 <w:rStyle w:val="Hipervnculo"/>
@@ -2880,7 +2880,7 @@
                 <w:noProof/>
                 <w:webHidden/>
               </w:rPr>
-              <w:instrText xml:space="preserve"> PAGEREF _Toc217031679 \h </w:instrText>
+              <w:instrText xml:space="preserve"> PAGEREF _Toc217490011 \h </w:instrText>
             </w:r>
             <w:r>
               <w:rPr>
@@ -2922,7 +2922,7 @@
               <w:lang w:eastAsia="es-MX"/>
             </w:rPr>
           </w:pPr>
-          <w:hyperlink w:anchor="_Toc217031680" w:history="1">
+          <w:hyperlink w:anchor="_Toc217490012" w:history="1">
             <w:r>
               <w:rPr>
                 <w:rStyle w:val="Hipervnculo"/>
@@ -2949,7 +2949,7 @@
                 <w:noProof/>
                 <w:webHidden/>
               </w:rPr>
-              <w:instrText xml:space="preserve"> PAGEREF _Toc217031680 \h </w:instrText>
+              <w:instrText xml:space="preserve"> PAGEREF _Toc217490012 \h </w:instrText>
             </w:r>
             <w:r>
               <w:rPr>
@@ -2991,7 +2991,7 @@
               <w:lang w:eastAsia="es-MX"/>
             </w:rPr>
           </w:pPr>
-          <w:hyperlink w:anchor="_Toc217031681" w:history="1">
+          <w:hyperlink w:anchor="_Toc217490013" w:history="1">
             <w:r>
               <w:rPr>
                 <w:rStyle w:val="Hipervnculo"/>
@@ -3018,7 +3018,7 @@
                 <w:noProof/>
                 <w:webHidden/>
               </w:rPr>
-              <w:instrText xml:space="preserve"> PAGEREF _Toc217031681 \h </w:instrText>
+              <w:instrText xml:space="preserve"> PAGEREF _Toc217490013 \h </w:instrText>
             </w:r>
             <w:r>
               <w:rPr>
@@ -3060,7 +3060,7 @@
               <w:lang w:eastAsia="es-MX"/>
             </w:rPr>
           </w:pPr>
-          <w:hyperlink w:anchor="_Toc217031682" w:history="1">
+          <w:hyperlink w:anchor="_Toc217490014" w:history="1">
             <w:r>
               <w:rPr>
                 <w:rStyle w:val="Hipervnculo"/>
@@ -3087,7 +3087,7 @@
                 <w:noProof/>
                 <w:webHidden/>
               </w:rPr>
-              <w:instrText xml:space="preserve"> PAGEREF _Toc217031682 \h </w:instrText>
+              <w:instrText xml:space="preserve"> PAGEREF _Toc217490014 \h </w:instrText>
             </w:r>
             <w:r>
               <w:rPr>
@@ -3133,7 +3133,7 @@
               <w:lang w:eastAsia="es-MX"/>
             </w:rPr>
           </w:pPr>
-          <w:hyperlink w:anchor="_Toc217031683" w:history="1">
+          <w:hyperlink w:anchor="_Toc217490015" w:history="1">
             <w:r>
               <w:rPr>
                 <w:rStyle w:val="Hipervnculo"/>
@@ -3177,7 +3177,7 @@
                 <w:noProof/>
                 <w:webHidden/>
               </w:rPr>
-              <w:instrText xml:space="preserve"> PAGEREF _Toc217031683 \h </w:instrText>
+              <w:instrText xml:space="preserve"> PAGEREF _Toc217490015 \h </w:instrText>
             </w:r>
             <w:r>
               <w:rPr>
@@ -3219,7 +3219,7 @@
               <w:lang w:eastAsia="es-MX"/>
             </w:rPr>
           </w:pPr>
-          <w:hyperlink w:anchor="_Toc217031684" w:history="1">
+          <w:hyperlink w:anchor="_Toc217490016" w:history="1">
             <w:r>
               <w:rPr>
                 <w:rStyle w:val="Hipervnculo"/>
@@ -3246,7 +3246,7 @@
                 <w:noProof/>
                 <w:webHidden/>
               </w:rPr>
-              <w:instrText xml:space="preserve"> PAGEREF _Toc217031684 \h </w:instrText>
+              <w:instrText xml:space="preserve"> PAGEREF _Toc217490016 \h </w:instrText>
             </w:r>
             <w:r>
               <w:rPr>
@@ -3288,7 +3288,7 @@
               <w:lang w:eastAsia="es-MX"/>
             </w:rPr>
           </w:pPr>
-          <w:hyperlink w:anchor="_Toc217031685" w:history="1">
+          <w:hyperlink w:anchor="_Toc217490017" w:history="1">
             <w:r>
               <w:rPr>
                 <w:rStyle w:val="Hipervnculo"/>
@@ -3315,7 +3315,7 @@
                 <w:noProof/>
                 <w:webHidden/>
               </w:rPr>
-              <w:instrText xml:space="preserve"> PAGEREF _Toc217031685 \h </w:instrText>
+              <w:instrText xml:space="preserve"> PAGEREF _Toc217490017 \h </w:instrText>
             </w:r>
             <w:r>
               <w:rPr>
@@ -3357,7 +3357,7 @@
               <w:lang w:eastAsia="es-MX"/>
             </w:rPr>
           </w:pPr>
-          <w:hyperlink w:anchor="_Toc217031686" w:history="1">
+          <w:hyperlink w:anchor="_Toc217490018" w:history="1">
             <w:r>
               <w:rPr>
                 <w:rStyle w:val="Hipervnculo"/>
@@ -3384,7 +3384,7 @@
                 <w:noProof/>
                 <w:webHidden/>
               </w:rPr>
-              <w:instrText xml:space="preserve"> PAGEREF _Toc217031686 \h </w:instrText>
+              <w:instrText xml:space="preserve"> PAGEREF _Toc217490018 \h </w:instrText>
             </w:r>
             <w:r>
               <w:rPr>
@@ -3426,7 +3426,7 @@
               <w:lang w:eastAsia="es-MX"/>
             </w:rPr>
           </w:pPr>
-          <w:hyperlink w:anchor="_Toc217031687" w:history="1">
+          <w:hyperlink w:anchor="_Toc217490019" w:history="1">
             <w:r>
               <w:rPr>
                 <w:rStyle w:val="Hipervnculo"/>
@@ -3453,7 +3453,7 @@
                 <w:noProof/>
                 <w:webHidden/>
               </w:rPr>
-              <w:instrText xml:space="preserve"> PAGEREF _Toc217031687 \h </w:instrText>
+              <w:instrText xml:space="preserve"> PAGEREF _Toc217490019 \h </w:instrText>
             </w:r>
             <w:r>
               <w:rPr>
@@ -3495,7 +3495,7 @@
               <w:lang w:eastAsia="es-MX"/>
             </w:rPr>
           </w:pPr>
-          <w:hyperlink w:anchor="_Toc217031688" w:history="1">
+          <w:hyperlink w:anchor="_Toc217490020" w:history="1">
             <w:r>
               <w:rPr>
                 <w:rStyle w:val="Hipervnculo"/>
@@ -3522,7 +3522,7 @@
                 <w:noProof/>
                 <w:webHidden/>
               </w:rPr>
-              <w:instrText xml:space="preserve"> PAGEREF _Toc217031688 \h </w:instrText>
+              <w:instrText xml:space="preserve"> PAGEREF _Toc217490020 \h </w:instrText>
             </w:r>
             <w:r>
               <w:rPr>
@@ -3568,7 +3568,7 @@
               <w:lang w:eastAsia="es-MX"/>
             </w:rPr>
           </w:pPr>
-          <w:hyperlink w:anchor="_Toc217031689" w:history="1">
+          <w:hyperlink w:anchor="_Toc217490021" w:history="1">
             <w:r>
               <w:rPr>
                 <w:rStyle w:val="Hipervnculo"/>
@@ -3612,7 +3612,7 @@
                 <w:noProof/>
                 <w:webHidden/>
               </w:rPr>
-              <w:instrText xml:space="preserve"> PAGEREF _Toc217031689 \h </w:instrText>
+              <w:instrText xml:space="preserve"> PAGEREF _Toc217490021 \h </w:instrText>
             </w:r>
             <w:r>
               <w:rPr>
@@ -3654,7 +3654,7 @@
               <w:lang w:eastAsia="es-MX"/>
             </w:rPr>
           </w:pPr>
-          <w:hyperlink w:anchor="_Toc217031690" w:history="1">
+          <w:hyperlink w:anchor="_Toc217490022" w:history="1">
             <w:r>
               <w:rPr>
                 <w:rStyle w:val="Hipervnculo"/>
@@ -3681,7 +3681,7 @@
                 <w:noProof/>
                 <w:webHidden/>
               </w:rPr>
-              <w:instrText xml:space="preserve"> PAGEREF _Toc217031690 \h </w:instrText>
+              <w:instrText xml:space="preserve"> PAGEREF _Toc217490022 \h </w:instrText>
             </w:r>
             <w:r>
               <w:rPr>
@@ -3723,7 +3723,7 @@
               <w:lang w:eastAsia="es-MX"/>
             </w:rPr>
           </w:pPr>
-          <w:hyperlink w:anchor="_Toc217031691" w:history="1">
+          <w:hyperlink w:anchor="_Toc217490023" w:history="1">
             <w:r>
               <w:rPr>
                 <w:rStyle w:val="Hipervnculo"/>
@@ -3750,7 +3750,7 @@
                 <w:noProof/>
                 <w:webHidden/>
               </w:rPr>
-              <w:instrText xml:space="preserve"> PAGEREF _Toc217031691 \h </w:instrText>
+              <w:instrText xml:space="preserve"> PAGEREF _Toc217490023 \h </w:instrText>
             </w:r>
             <w:r>
               <w:rPr>
@@ -3792,7 +3792,7 @@
               <w:lang w:eastAsia="es-MX"/>
             </w:rPr>
           </w:pPr>
-          <w:hyperlink w:anchor="_Toc217031692" w:history="1">
+          <w:hyperlink w:anchor="_Toc217490024" w:history="1">
             <w:r>
               <w:rPr>
                 <w:rStyle w:val="Hipervnculo"/>
@@ -3819,7 +3819,7 @@
                 <w:noProof/>
                 <w:webHidden/>
               </w:rPr>
-              <w:instrText xml:space="preserve"> PAGEREF _Toc217031692 \h </w:instrText>
+              <w:instrText xml:space="preserve"> PAGEREF _Toc217490024 \h </w:instrText>
             </w:r>
             <w:r>
               <w:rPr>
@@ -3865,7 +3865,7 @@
               <w:lang w:eastAsia="es-MX"/>
             </w:rPr>
           </w:pPr>
-          <w:hyperlink w:anchor="_Toc217031693" w:history="1">
+          <w:hyperlink w:anchor="_Toc217490025" w:history="1">
             <w:r>
               <w:rPr>
                 <w:rStyle w:val="Hipervnculo"/>
@@ -3909,7 +3909,7 @@
                 <w:noProof/>
                 <w:webHidden/>
               </w:rPr>
-              <w:instrText xml:space="preserve"> PAGEREF _Toc217031693 \h </w:instrText>
+              <w:instrText xml:space="preserve"> PAGEREF _Toc217490025 \h </w:instrText>
             </w:r>
             <w:r>
               <w:rPr>
@@ -3951,13 +3951,13 @@
               <w:lang w:eastAsia="es-MX"/>
             </w:rPr>
           </w:pPr>
-          <w:hyperlink w:anchor="_Toc217031694" w:history="1">
+          <w:hyperlink w:anchor="_Toc217490026" w:history="1">
             <w:r>
               <w:rPr>
                 <w:rStyle w:val="Hipervnculo"/>
                 <w:noProof/>
               </w:rPr>
-              <w:t>11.1 Aplicabilidad</w:t>
+              <w:t>11.1 Seguridad y salud en el trabajo</w:t>
             </w:r>
             <w:r>
               <w:rPr>
@@ -3978,7 +3978,7 @@
                 <w:noProof/>
                 <w:webHidden/>
               </w:rPr>
-              <w:instrText xml:space="preserve"> PAGEREF _Toc217031694 \h </w:instrText>
+              <w:instrText xml:space="preserve"> PAGEREF _Toc217490026 \h </w:instrText>
             </w:r>
             <w:r>
               <w:rPr>
@@ -4020,7 +4020,7 @@
               <w:lang w:eastAsia="es-MX"/>
             </w:rPr>
           </w:pPr>
-          <w:hyperlink w:anchor="_Toc217031695" w:history="1">
+          <w:hyperlink w:anchor="_Toc217490027" w:history="1">
             <w:r>
               <w:rPr>
                 <w:rStyle w:val="Hipervnculo"/>
@@ -4047,7 +4047,7 @@
                 <w:noProof/>
                 <w:webHidden/>
               </w:rPr>
-              <w:instrText xml:space="preserve"> PAGEREF _Toc217031695 \h </w:instrText>
+              <w:instrText xml:space="preserve"> PAGEREF _Toc217490027 \h </w:instrText>
             </w:r>
             <w:r>
               <w:rPr>
@@ -4092,7 +4092,7 @@
               <w:lang w:eastAsia="es-MX"/>
             </w:rPr>
           </w:pPr>
-          <w:hyperlink w:anchor="_Toc217031696" w:history="1">
+          <w:hyperlink w:anchor="_Toc217490028" w:history="1">
             <w:r>
               <w:rPr>
                 <w:rStyle w:val="Hipervnculo"/>
@@ -4119,7 +4119,7 @@
                 <w:noProof/>
                 <w:webHidden/>
               </w:rPr>
-              <w:instrText xml:space="preserve"> PAGEREF _Toc217031696 \h </w:instrText>
+              <w:instrText xml:space="preserve"> PAGEREF _Toc217490028 \h </w:instrText>
             </w:r>
             <w:r>
               <w:rPr>
@@ -4164,7 +4164,7 @@
               <w:lang w:eastAsia="es-MX"/>
             </w:rPr>
           </w:pPr>
-          <w:hyperlink w:anchor="_Toc217031697" w:history="1">
+          <w:hyperlink w:anchor="_Toc217490029" w:history="1">
             <w:r>
               <w:rPr>
                 <w:rStyle w:val="Hipervnculo"/>
@@ -4191,7 +4191,7 @@
                 <w:noProof/>
                 <w:webHidden/>
               </w:rPr>
-              <w:instrText xml:space="preserve"> PAGEREF _Toc217031697 \h </w:instrText>
+              <w:instrText xml:space="preserve"> PAGEREF _Toc217490029 \h </w:instrText>
             </w:r>
             <w:r>
               <w:rPr>
@@ -4236,7 +4236,7 @@
               <w:lang w:eastAsia="es-MX"/>
             </w:rPr>
           </w:pPr>
-          <w:hyperlink w:anchor="_Toc217031698" w:history="1">
+          <w:hyperlink w:anchor="_Toc217490030" w:history="1">
             <w:r>
               <w:rPr>
                 <w:rStyle w:val="Hipervnculo"/>
@@ -4263,7 +4263,7 @@
                 <w:noProof/>
                 <w:webHidden/>
               </w:rPr>
-              <w:instrText xml:space="preserve"> PAGEREF _Toc217031698 \h </w:instrText>
+              <w:instrText xml:space="preserve"> PAGEREF _Toc217490030 \h </w:instrText>
             </w:r>
             <w:r>
               <w:rPr>
@@ -4308,7 +4308,7 @@
               <w:lang w:eastAsia="es-MX"/>
             </w:rPr>
           </w:pPr>
-          <w:hyperlink w:anchor="_Toc217031699" w:history="1">
+          <w:hyperlink w:anchor="_Toc217490031" w:history="1">
             <w:r>
               <w:rPr>
                 <w:rStyle w:val="Hipervnculo"/>
@@ -4335,7 +4335,7 @@
                 <w:noProof/>
                 <w:webHidden/>
               </w:rPr>
-              <w:instrText xml:space="preserve"> PAGEREF _Toc217031699 \h </w:instrText>
+              <w:instrText xml:space="preserve"> PAGEREF _Toc217490031 \h </w:instrText>
             </w:r>
             <w:r>
               <w:rPr>
@@ -4380,7 +4380,7 @@
               <w:lang w:eastAsia="es-MX"/>
             </w:rPr>
           </w:pPr>
-          <w:hyperlink w:anchor="_Toc217031700" w:history="1">
+          <w:hyperlink w:anchor="_Toc217490032" w:history="1">
             <w:r>
               <w:rPr>
                 <w:rStyle w:val="Hipervnculo"/>
@@ -4407,7 +4407,7 @@
                 <w:noProof/>
                 <w:webHidden/>
               </w:rPr>
-              <w:instrText xml:space="preserve"> PAGEREF _Toc217031700 \h </w:instrText>
+              <w:instrText xml:space="preserve"> PAGEREF _Toc217490032 \h </w:instrText>
             </w:r>
             <w:r>
               <w:rPr>
@@ -4472,7 +4472,7 @@
       <w:pPr>
         <w:pStyle w:val="Titulosgenerales"/>
       </w:pPr>
-      <w:bookmarkStart w:id="0" w:name="_Toc217031648"/>
+      <w:bookmarkStart w:id="0" w:name="_Toc217489980"/>
       <w:r>
         <w:lastRenderedPageBreak/>
         <w:t>Introducción</w:t>
@@ -4666,23 +4666,7 @@
             <w:b/>
             <w:lang w:val="es-419"/>
           </w:rPr>
-          <w:t>Enlace de rep</w:t>
-        </w:r>
-        <w:r>
-          <w:rPr>
-            <w:rStyle w:val="Hipervnculo"/>
-            <w:b/>
-            <w:lang w:val="es-419"/>
-          </w:rPr>
-          <w:t>r</w:t>
-        </w:r>
-        <w:r>
-          <w:rPr>
-            <w:rStyle w:val="Hipervnculo"/>
-            <w:b/>
-            <w:lang w:val="es-419"/>
-          </w:rPr>
-          <w:t>oducción del video</w:t>
+          <w:t>Enlace de reproducción del video</w:t>
         </w:r>
       </w:hyperlink>
     </w:p>
@@ -4802,7 +4786,7 @@
       <w:pPr>
         <w:pStyle w:val="Ttulo1"/>
       </w:pPr>
-      <w:bookmarkStart w:id="1" w:name="_Toc217031649"/>
+      <w:bookmarkStart w:id="1" w:name="_Toc217489981"/>
       <w:r>
         <w:lastRenderedPageBreak/>
         <w:t>Aleaciones</w:t>
@@ -4838,7 +4822,7 @@
       <w:pPr>
         <w:pStyle w:val="Ttulo2"/>
       </w:pPr>
-      <w:bookmarkStart w:id="2" w:name="_Toc217031650"/>
+      <w:bookmarkStart w:id="2" w:name="_Toc217489982"/>
       <w:r>
         <w:t xml:space="preserve">1.1 </w:t>
       </w:r>
@@ -4882,7 +4866,7 @@
       <w:pPr>
         <w:pStyle w:val="Ttulo2"/>
       </w:pPr>
-      <w:bookmarkStart w:id="3" w:name="_Toc217031651"/>
+      <w:bookmarkStart w:id="3" w:name="_Toc217489983"/>
       <w:r>
         <w:t xml:space="preserve">1.2 </w:t>
       </w:r>
@@ -5464,7 +5448,21 @@
                 <w:szCs w:val="28"/>
                 <w:lang w:val="es-419"/>
               </w:rPr>
-              <w:t xml:space="preserve"> No normalizadas.</w:t>
+              <w:t xml:space="preserve"> </w:t>
+            </w:r>
+            <w:r>
+              <w:rPr>
+                <w:szCs w:val="28"/>
+                <w:lang w:val="es-419"/>
+              </w:rPr>
+              <w:t>n</w:t>
+            </w:r>
+            <w:r>
+              <w:rPr>
+                <w:szCs w:val="28"/>
+                <w:lang w:val="es-419"/>
+              </w:rPr>
+              <w:t>o normalizadas.</w:t>
             </w:r>
           </w:p>
         </w:tc>
@@ -5525,7 +5523,7 @@
       <w:pPr>
         <w:pStyle w:val="Ttulo2"/>
       </w:pPr>
-      <w:bookmarkStart w:id="4" w:name="_Toc217031652"/>
+      <w:bookmarkStart w:id="4" w:name="_Toc217489984"/>
       <w:r>
         <w:lastRenderedPageBreak/>
         <w:t>1.3 Propiedades</w:t>
@@ -6174,7 +6172,7 @@
       <w:pPr>
         <w:pStyle w:val="Ttulo2"/>
       </w:pPr>
-      <w:bookmarkStart w:id="5" w:name="_Toc217031653"/>
+      <w:bookmarkStart w:id="5" w:name="_Toc217489985"/>
       <w:r>
         <w:t>1.4 Composición</w:t>
       </w:r>
@@ -7037,7 +7035,7 @@
       <w:pPr>
         <w:pStyle w:val="Ttulo1"/>
       </w:pPr>
-      <w:bookmarkStart w:id="6" w:name="_Toc217031654"/>
+      <w:bookmarkStart w:id="6" w:name="_Toc217489986"/>
       <w:r>
         <w:lastRenderedPageBreak/>
         <w:t>Ley de un metal precioso</w:t>
@@ -7087,7 +7085,7 @@
       <w:pPr>
         <w:pStyle w:val="Ttulo2"/>
       </w:pPr>
-      <w:bookmarkStart w:id="7" w:name="_Toc217031655"/>
+      <w:bookmarkStart w:id="7" w:name="_Toc217489987"/>
       <w:r>
         <w:t>2.1 Concepto</w:t>
       </w:r>
@@ -7124,7 +7122,7 @@
       <w:pPr>
         <w:pStyle w:val="Ttulo2"/>
       </w:pPr>
-      <w:bookmarkStart w:id="8" w:name="_Toc217031656"/>
+      <w:bookmarkStart w:id="8" w:name="_Toc217489988"/>
       <w:r>
         <w:t>2.2 Clases</w:t>
       </w:r>
@@ -8590,7 +8588,7 @@
       <w:pPr>
         <w:pStyle w:val="Ttulo2"/>
       </w:pPr>
-      <w:bookmarkStart w:id="9" w:name="_Toc217031657"/>
+      <w:bookmarkStart w:id="9" w:name="_Toc217489989"/>
       <w:r>
         <w:t>2.3 Determinación</w:t>
       </w:r>
@@ -9044,7 +9042,7 @@
       <w:pPr>
         <w:pStyle w:val="Ttulo1"/>
       </w:pPr>
-      <w:bookmarkStart w:id="10" w:name="_Toc217031658"/>
+      <w:bookmarkStart w:id="10" w:name="_Toc217489990"/>
       <w:r>
         <w:lastRenderedPageBreak/>
         <w:t>Kilate</w:t>
@@ -9092,7 +9090,7 @@
       <w:pPr>
         <w:pStyle w:val="Ttulo2"/>
       </w:pPr>
-      <w:bookmarkStart w:id="11" w:name="_Toc217031659"/>
+      <w:bookmarkStart w:id="11" w:name="_Toc217489991"/>
       <w:r>
         <w:t>3.1 Concepto</w:t>
       </w:r>
@@ -9230,7 +9228,7 @@
       <w:pPr>
         <w:pStyle w:val="Ttulo2"/>
       </w:pPr>
-      <w:bookmarkStart w:id="12" w:name="_Toc217031660"/>
+      <w:bookmarkStart w:id="12" w:name="_Toc217489992"/>
       <w:r>
         <w:t>3.2 Equivalencias</w:t>
       </w:r>
@@ -9700,7 +9698,7 @@
       <w:pPr>
         <w:pStyle w:val="Ttulo1"/>
       </w:pPr>
-      <w:bookmarkStart w:id="13" w:name="_Toc217031661"/>
+      <w:bookmarkStart w:id="13" w:name="_Toc217489993"/>
       <w:r>
         <w:lastRenderedPageBreak/>
         <w:t>Equipos y herramientas para fundición</w:t>
@@ -9724,7 +9722,7 @@
       <w:pPr>
         <w:pStyle w:val="Ttulo2"/>
       </w:pPr>
-      <w:bookmarkStart w:id="14" w:name="_Toc217031662"/>
+      <w:bookmarkStart w:id="14" w:name="_Toc217489994"/>
       <w:r>
         <w:t>4.1 Descripción</w:t>
       </w:r>
@@ -9747,7 +9745,7 @@
       <w:pPr>
         <w:pStyle w:val="Ttulo2"/>
       </w:pPr>
-      <w:bookmarkStart w:id="15" w:name="_Toc217031663"/>
+      <w:bookmarkStart w:id="15" w:name="_Toc217489995"/>
       <w:r>
         <w:lastRenderedPageBreak/>
         <w:t>4.2 Clasificación</w:t>
@@ -9823,6 +9821,7 @@
     </w:p>
     <w:p>
       <w:pPr>
+        <w:ind w:left="708" w:firstLine="1"/>
         <w:rPr>
           <w:lang w:val="es-419" w:eastAsia="es-CO"/>
         </w:rPr>
@@ -9836,6 +9835,7 @@
     </w:p>
     <w:p>
       <w:pPr>
+        <w:ind w:left="708" w:firstLine="1"/>
         <w:rPr>
           <w:lang w:val="es-419" w:eastAsia="es-CO"/>
         </w:rPr>
@@ -10040,6 +10040,7 @@
     </w:p>
     <w:p>
       <w:pPr>
+        <w:ind w:left="708" w:firstLine="1"/>
         <w:rPr>
           <w:b/>
           <w:bCs/>
@@ -10173,6 +10174,7 @@
     </w:p>
     <w:p>
       <w:pPr>
+        <w:ind w:left="708" w:firstLine="1"/>
         <w:rPr>
           <w:b/>
           <w:bCs/>
@@ -10343,6 +10345,7 @@
     </w:p>
     <w:p>
       <w:pPr>
+        <w:ind w:left="708" w:firstLine="1"/>
         <w:rPr>
           <w:b/>
           <w:bCs/>
@@ -10375,6 +10378,7 @@
     </w:p>
     <w:p>
       <w:pPr>
+        <w:ind w:left="708" w:firstLine="1"/>
         <w:rPr>
           <w:b/>
           <w:bCs/>
@@ -10407,7 +10411,7 @@
     </w:p>
     <w:p>
       <w:pPr>
-        <w:ind w:firstLine="0"/>
+        <w:ind w:left="708" w:firstLine="0"/>
         <w:rPr>
           <w:lang w:eastAsia="es-CO"/>
         </w:rPr>
@@ -10421,7 +10425,7 @@
     </w:p>
     <w:p>
       <w:pPr>
-        <w:ind w:firstLine="0"/>
+        <w:ind w:firstLine="708"/>
         <w:rPr>
           <w:lang w:eastAsia="es-CO"/>
         </w:rPr>
@@ -10437,7 +10441,7 @@
     </w:p>
     <w:p>
       <w:pPr>
-        <w:ind w:firstLine="0"/>
+        <w:ind w:firstLine="708"/>
         <w:rPr>
           <w:lang w:eastAsia="es-CO"/>
         </w:rPr>
@@ -10451,7 +10455,7 @@
     </w:p>
     <w:p>
       <w:pPr>
-        <w:ind w:firstLine="0"/>
+        <w:ind w:firstLine="708"/>
         <w:rPr>
           <w:lang w:eastAsia="es-CO"/>
         </w:rPr>
@@ -10643,7 +10647,7 @@
       <w:pPr>
         <w:pStyle w:val="Ttulo2"/>
       </w:pPr>
-      <w:bookmarkStart w:id="16" w:name="_Toc217031664"/>
+      <w:bookmarkStart w:id="16" w:name="_Toc217489996"/>
       <w:r>
         <w:lastRenderedPageBreak/>
         <w:t>4.3 Mantenimiento</w:t>
@@ -11462,7 +11466,7 @@
       <w:pPr>
         <w:pStyle w:val="Ttulo1"/>
       </w:pPr>
-      <w:bookmarkStart w:id="17" w:name="_Toc217031665"/>
+      <w:bookmarkStart w:id="17" w:name="_Toc217489997"/>
       <w:r>
         <w:lastRenderedPageBreak/>
         <w:t>Fundición de metales</w:t>
@@ -11499,7 +11503,7 @@
       <w:pPr>
         <w:pStyle w:val="Ttulo2"/>
       </w:pPr>
-      <w:bookmarkStart w:id="18" w:name="_Toc217031666"/>
+      <w:bookmarkStart w:id="18" w:name="_Toc217489998"/>
       <w:r>
         <w:t>5.1 Concepto</w:t>
       </w:r>
@@ -11522,7 +11526,7 @@
       <w:pPr>
         <w:pStyle w:val="Ttulo2"/>
       </w:pPr>
-      <w:bookmarkStart w:id="19" w:name="_Toc217031667"/>
+      <w:bookmarkStart w:id="19" w:name="_Toc217489999"/>
       <w:r>
         <w:lastRenderedPageBreak/>
         <w:t>5.2 Técnicas</w:t>
@@ -12074,7 +12078,21 @@
               <w:rPr>
                 <w:szCs w:val="28"/>
               </w:rPr>
-              <w:t>Piezas complejas, joyería fina, micro fusión.</w:t>
+              <w:t xml:space="preserve">Piezas complejas, joyería fina, </w:t>
+            </w:r>
+            <w:proofErr w:type="spellStart"/>
+            <w:r>
+              <w:rPr>
+                <w:szCs w:val="28"/>
+              </w:rPr>
+              <w:t>microfusión</w:t>
+            </w:r>
+            <w:proofErr w:type="spellEnd"/>
+            <w:r>
+              <w:rPr>
+                <w:szCs w:val="28"/>
+              </w:rPr>
+              <w:t>.</w:t>
             </w:r>
           </w:p>
         </w:tc>
@@ -12257,7 +12275,7 @@
       <w:pPr>
         <w:pStyle w:val="Ttulo2"/>
       </w:pPr>
-      <w:bookmarkStart w:id="20" w:name="_Toc217031668"/>
+      <w:bookmarkStart w:id="20" w:name="_Toc217490000"/>
       <w:r>
         <w:t>5.3 Puntos de fusión de metales</w:t>
       </w:r>
@@ -13592,7 +13610,7 @@
       <w:pPr>
         <w:pStyle w:val="Ttulo2"/>
       </w:pPr>
-      <w:bookmarkStart w:id="21" w:name="_Toc217031669"/>
+      <w:bookmarkStart w:id="21" w:name="_Toc217490001"/>
       <w:r>
         <w:lastRenderedPageBreak/>
         <w:t>5.4 Temperatura en metales para joyería</w:t>
@@ -14383,7 +14401,7 @@
       <w:pPr>
         <w:pStyle w:val="Ttulo2"/>
       </w:pPr>
-      <w:bookmarkStart w:id="22" w:name="_Toc217031670"/>
+      <w:bookmarkStart w:id="22" w:name="_Toc217490002"/>
       <w:r>
         <w:t>5.5 Llamas oxidantes y reductoras</w:t>
       </w:r>
@@ -14913,7 +14931,7 @@
       <w:pPr>
         <w:pStyle w:val="Ttulo1"/>
       </w:pPr>
-      <w:bookmarkStart w:id="23" w:name="_Toc217031671"/>
+      <w:bookmarkStart w:id="23" w:name="_Toc217490003"/>
       <w:r>
         <w:lastRenderedPageBreak/>
         <w:t>Fundente</w:t>
@@ -14937,7 +14955,7 @@
       <w:pPr>
         <w:pStyle w:val="Ttulo2"/>
       </w:pPr>
-      <w:bookmarkStart w:id="24" w:name="_Toc217031672"/>
+      <w:bookmarkStart w:id="24" w:name="_Toc217490004"/>
       <w:r>
         <w:t>6.1 Concepto</w:t>
       </w:r>
@@ -14960,7 +14978,7 @@
       <w:pPr>
         <w:pStyle w:val="Ttulo2"/>
       </w:pPr>
-      <w:bookmarkStart w:id="25" w:name="_Toc217031673"/>
+      <w:bookmarkStart w:id="25" w:name="_Toc217490005"/>
       <w:r>
         <w:t>6.2 Clases</w:t>
       </w:r>
@@ -15145,7 +15163,7 @@
       <w:pPr>
         <w:pStyle w:val="Ttulo2"/>
       </w:pPr>
-      <w:bookmarkStart w:id="26" w:name="_Toc217031674"/>
+      <w:bookmarkStart w:id="26" w:name="_Toc217490006"/>
       <w:r>
         <w:t>6.3 Preparación</w:t>
       </w:r>
@@ -15985,7 +16003,7 @@
       <w:pPr>
         <w:pStyle w:val="Ttulo1"/>
       </w:pPr>
-      <w:bookmarkStart w:id="27" w:name="_Toc217031675"/>
+      <w:bookmarkStart w:id="27" w:name="_Toc217490007"/>
       <w:r>
         <w:lastRenderedPageBreak/>
         <w:t>Colada del metal</w:t>
@@ -16009,7 +16027,7 @@
       <w:pPr>
         <w:pStyle w:val="Ttulo2"/>
       </w:pPr>
-      <w:bookmarkStart w:id="28" w:name="_Toc217031676"/>
+      <w:bookmarkStart w:id="28" w:name="_Toc217490008"/>
       <w:r>
         <w:t>7.1 Concepto</w:t>
       </w:r>
@@ -16251,7 +16269,7 @@
       <w:pPr>
         <w:pStyle w:val="Ttulo2"/>
       </w:pPr>
-      <w:bookmarkStart w:id="29" w:name="_Toc217031677"/>
+      <w:bookmarkStart w:id="29" w:name="_Toc217490009"/>
       <w:r>
         <w:t>7.2 Técnicas</w:t>
       </w:r>
@@ -17165,7 +17183,7 @@
       <w:pPr>
         <w:pStyle w:val="Ttulo1"/>
       </w:pPr>
-      <w:bookmarkStart w:id="30" w:name="_Toc217031678"/>
+      <w:bookmarkStart w:id="30" w:name="_Toc217490010"/>
       <w:r>
         <w:lastRenderedPageBreak/>
         <w:t>Lingote</w:t>
@@ -17189,7 +17207,7 @@
       <w:pPr>
         <w:pStyle w:val="Ttulo2"/>
       </w:pPr>
-      <w:bookmarkStart w:id="31" w:name="_Toc217031679"/>
+      <w:bookmarkStart w:id="31" w:name="_Toc217490011"/>
       <w:r>
         <w:t>8.1 Concepto</w:t>
       </w:r>
@@ -17212,7 +17230,7 @@
       <w:pPr>
         <w:pStyle w:val="Ttulo2"/>
       </w:pPr>
-      <w:bookmarkStart w:id="32" w:name="_Toc217031680"/>
+      <w:bookmarkStart w:id="32" w:name="_Toc217490012"/>
       <w:r>
         <w:t>8.2 Clases de lingotes</w:t>
       </w:r>
@@ -17518,7 +17536,7 @@
       <w:pPr>
         <w:pStyle w:val="Ttulo2"/>
       </w:pPr>
-      <w:bookmarkStart w:id="33" w:name="_Toc217031681"/>
+      <w:bookmarkStart w:id="33" w:name="_Toc217490013"/>
       <w:r>
         <w:t>8.3 Características</w:t>
       </w:r>
@@ -18417,7 +18435,7 @@
       <w:pPr>
         <w:pStyle w:val="Ttulo2"/>
       </w:pPr>
-      <w:bookmarkStart w:id="34" w:name="_Toc217031682"/>
+      <w:bookmarkStart w:id="34" w:name="_Toc217490014"/>
       <w:r>
         <w:t>8.4 Defectos en los lingotes</w:t>
       </w:r>
@@ -19320,7 +19338,7 @@
       <w:pPr>
         <w:pStyle w:val="Ttulo1"/>
       </w:pPr>
-      <w:bookmarkStart w:id="35" w:name="_Toc217031683"/>
+      <w:bookmarkStart w:id="35" w:name="_Toc217490015"/>
       <w:r>
         <w:lastRenderedPageBreak/>
         <w:t>Decapado</w:t>
@@ -19344,7 +19362,7 @@
       <w:pPr>
         <w:pStyle w:val="Ttulo2"/>
       </w:pPr>
-      <w:bookmarkStart w:id="36" w:name="_Toc217031684"/>
+      <w:bookmarkStart w:id="36" w:name="_Toc217490016"/>
       <w:r>
         <w:t>9.1 Concepto</w:t>
       </w:r>
@@ -19380,7 +19398,7 @@
       <w:pPr>
         <w:pStyle w:val="Ttulo2"/>
       </w:pPr>
-      <w:bookmarkStart w:id="37" w:name="_Toc217031685"/>
+      <w:bookmarkStart w:id="37" w:name="_Toc217490017"/>
       <w:r>
         <w:t>9.2 Clases</w:t>
       </w:r>
@@ -19650,7 +19668,7 @@
       <w:pPr>
         <w:pStyle w:val="Ttulo2"/>
       </w:pPr>
-      <w:bookmarkStart w:id="38" w:name="_Toc217031686"/>
+      <w:bookmarkStart w:id="38" w:name="_Toc217490018"/>
       <w:r>
         <w:t>9.3 Técnicas</w:t>
       </w:r>
@@ -20480,7 +20498,7 @@
       <w:pPr>
         <w:pStyle w:val="Ttulo2"/>
       </w:pPr>
-      <w:bookmarkStart w:id="39" w:name="_Toc217031687"/>
+      <w:bookmarkStart w:id="39" w:name="_Toc217490019"/>
       <w:r>
         <w:t>9.4 Tipos de ácidos para decapados</w:t>
       </w:r>
@@ -21159,7 +21177,7 @@
       <w:pPr>
         <w:pStyle w:val="Ttulo2"/>
       </w:pPr>
-      <w:bookmarkStart w:id="40" w:name="_Toc217031688"/>
+      <w:bookmarkStart w:id="40" w:name="_Toc217490020"/>
       <w:r>
         <w:t>9.5 Cuidados en el uso de decapantes</w:t>
       </w:r>
@@ -21433,7 +21451,7 @@
       <w:r>
         <w:br w:type="page"/>
       </w:r>
-      <w:bookmarkStart w:id="41" w:name="_Toc217031689"/>
+      <w:bookmarkStart w:id="41" w:name="_Toc217490021"/>
       <w:r>
         <w:lastRenderedPageBreak/>
         <w:t>Pruebas de ley en los metales preciosos</w:t>
@@ -21457,7 +21475,7 @@
       <w:pPr>
         <w:pStyle w:val="Ttulo2"/>
       </w:pPr>
-      <w:bookmarkStart w:id="42" w:name="_Toc217031690"/>
+      <w:bookmarkStart w:id="42" w:name="_Toc217490022"/>
       <w:r>
         <w:t>10.1 Concepto</w:t>
       </w:r>
@@ -21578,7 +21596,7 @@
       <w:pPr>
         <w:pStyle w:val="Ttulo2"/>
       </w:pPr>
-      <w:bookmarkStart w:id="43" w:name="_Toc217031691"/>
+      <w:bookmarkStart w:id="43" w:name="_Toc217490023"/>
       <w:r>
         <w:t>10.2 Tipos</w:t>
       </w:r>
@@ -23093,7 +23111,7 @@
       <w:pPr>
         <w:pStyle w:val="Ttulo2"/>
       </w:pPr>
-      <w:bookmarkStart w:id="44" w:name="_Toc217031692"/>
+      <w:bookmarkStart w:id="44" w:name="_Toc217490024"/>
       <w:r>
         <w:t>10.3 Aplicabilidad</w:t>
       </w:r>
@@ -23502,6 +23520,12 @@
         </w:rPr>
         <w:t>Garantizar que los lingotes cumplen estándares de 99.9 % o 99.99 % de pureza</w:t>
       </w:r>
+      <w:r>
+        <w:rPr>
+          <w:lang w:val="es-419" w:eastAsia="es-CO"/>
+        </w:rPr>
+        <w:t>.</w:t>
+      </w:r>
     </w:p>
     <w:p>
       <w:pPr>
@@ -23548,6 +23572,7 @@
         <w:rPr>
           <w:lang w:val="es-419" w:eastAsia="es-CO"/>
         </w:rPr>
+        <w:lastRenderedPageBreak/>
         <w:t>Verificar mercancías que ingresan o salen del país.</w:t>
       </w:r>
     </w:p>
@@ -23566,7 +23591,6 @@
         <w:rPr>
           <w:lang w:val="es-419" w:eastAsia="es-CO"/>
         </w:rPr>
-        <w:lastRenderedPageBreak/>
         <w:t>Combatir contrabando y lavado de activos.</w:t>
       </w:r>
     </w:p>
@@ -23881,6 +23905,7 @@
         <w:rPr>
           <w:lang w:val="es-419" w:eastAsia="es-CO"/>
         </w:rPr>
+        <w:lastRenderedPageBreak/>
         <w:t>Las pruebas de ley permiten:</w:t>
       </w:r>
     </w:p>
@@ -23899,7 +23924,6 @@
         <w:rPr>
           <w:lang w:val="es-419" w:eastAsia="es-CO"/>
         </w:rPr>
-        <w:lastRenderedPageBreak/>
         <w:t>Controlar espesores y pureza de recubrimientos.</w:t>
       </w:r>
     </w:p>
@@ -24037,7 +24061,7 @@
       <w:pPr>
         <w:pStyle w:val="Ttulo1"/>
       </w:pPr>
-      <w:bookmarkStart w:id="45" w:name="_Toc217031693"/>
+      <w:bookmarkStart w:id="45" w:name="_Toc217490025"/>
       <w:r>
         <w:lastRenderedPageBreak/>
         <w:t>Normatividad</w:t>
@@ -24061,9 +24085,12 @@
       <w:pPr>
         <w:pStyle w:val="Ttulo2"/>
       </w:pPr>
-      <w:bookmarkStart w:id="46" w:name="_Toc217031694"/>
-      <w:r>
-        <w:t>11.1 Aplicabilidad</w:t>
+      <w:bookmarkStart w:id="46" w:name="_Toc217490026"/>
+      <w:r>
+        <w:t xml:space="preserve">11.1 </w:t>
+      </w:r>
+      <w:r>
+        <w:t>Seguridad y salud en el trabajo</w:t>
       </w:r>
       <w:bookmarkEnd w:id="46"/>
     </w:p>
@@ -24441,7 +24468,7 @@
       <w:pPr>
         <w:pStyle w:val="Ttulo2"/>
       </w:pPr>
-      <w:bookmarkStart w:id="47" w:name="_Toc217031695"/>
+      <w:bookmarkStart w:id="47" w:name="_Toc217490027"/>
       <w:r>
         <w:t xml:space="preserve">11.2 Nivel de riesgo </w:t>
       </w:r>
@@ -25598,7 +25625,7 @@
       <w:pPr>
         <w:pStyle w:val="Titulosgenerales"/>
       </w:pPr>
-      <w:bookmarkStart w:id="48" w:name="_Toc217031696"/>
+      <w:bookmarkStart w:id="48" w:name="_Toc217490028"/>
       <w:r>
         <w:lastRenderedPageBreak/>
         <w:t>S</w:t>
@@ -25697,7 +25724,7 @@
       <w:pPr>
         <w:pStyle w:val="Titulosgenerales"/>
       </w:pPr>
-      <w:bookmarkStart w:id="49" w:name="_Toc217031697"/>
+      <w:bookmarkStart w:id="49" w:name="_Toc217490029"/>
       <w:r>
         <w:lastRenderedPageBreak/>
         <w:t>Glosario</w:t>
@@ -26071,7 +26098,7 @@
       <w:pPr>
         <w:pStyle w:val="Titulosgenerales"/>
       </w:pPr>
-      <w:bookmarkStart w:id="50" w:name="_Toc217031698"/>
+      <w:bookmarkStart w:id="50" w:name="_Toc217490030"/>
       <w:r>
         <w:lastRenderedPageBreak/>
         <w:t>Material complementario</w:t>
@@ -26511,7 +26538,7 @@
       <w:pPr>
         <w:pStyle w:val="Titulosgenerales"/>
       </w:pPr>
-      <w:bookmarkStart w:id="51" w:name="_Toc217031699"/>
+      <w:bookmarkStart w:id="51" w:name="_Toc217490031"/>
       <w:r>
         <w:lastRenderedPageBreak/>
         <w:t>Referencias bibliográficas</w:t>
@@ -26916,7 +26943,7 @@
       <w:pPr>
         <w:pStyle w:val="Titulosgenerales"/>
       </w:pPr>
-      <w:bookmarkStart w:id="52" w:name="_Toc217031700"/>
+      <w:bookmarkStart w:id="52" w:name="_Toc217490032"/>
       <w:r>
         <w:lastRenderedPageBreak/>
         <w:t>C</w:t>
@@ -29777,7 +29804,7 @@
       <w:lvlText w:val=""/>
       <w:lvlJc w:val="left"/>
       <w:pPr>
-        <w:ind w:left="720" w:hanging="360"/>
+        <w:ind w:left="1068" w:hanging="360"/>
       </w:pPr>
       <w:rPr>
         <w:rFonts w:ascii="Symbol" w:hAnsi="Symbol" w:hint="default"/>
@@ -29789,7 +29816,7 @@
       <w:lvlText w:val="o"/>
       <w:lvlJc w:val="left"/>
       <w:pPr>
-        <w:ind w:left="1440" w:hanging="360"/>
+        <w:ind w:left="1788" w:hanging="360"/>
       </w:pPr>
       <w:rPr>
         <w:rFonts w:ascii="Courier New" w:hAnsi="Courier New" w:cs="Courier New" w:hint="default"/>
@@ -29801,7 +29828,7 @@
       <w:lvlText w:val=""/>
       <w:lvlJc w:val="left"/>
       <w:pPr>
-        <w:ind w:left="2160" w:hanging="360"/>
+        <w:ind w:left="2508" w:hanging="360"/>
       </w:pPr>
       <w:rPr>
         <w:rFonts w:ascii="Wingdings" w:hAnsi="Wingdings" w:hint="default"/>
@@ -29813,7 +29840,7 @@
       <w:lvlText w:val=""/>
       <w:lvlJc w:val="left"/>
       <w:pPr>
-        <w:ind w:left="2880" w:hanging="360"/>
+        <w:ind w:left="3228" w:hanging="360"/>
       </w:pPr>
       <w:rPr>
         <w:rFonts w:ascii="Symbol" w:hAnsi="Symbol" w:hint="default"/>
@@ -29825,7 +29852,7 @@
       <w:lvlText w:val="o"/>
       <w:lvlJc w:val="left"/>
       <w:pPr>
-        <w:ind w:left="3600" w:hanging="360"/>
+        <w:ind w:left="3948" w:hanging="360"/>
       </w:pPr>
       <w:rPr>
         <w:rFonts w:ascii="Courier New" w:hAnsi="Courier New" w:cs="Courier New" w:hint="default"/>
@@ -29837,7 +29864,7 @@
       <w:lvlText w:val=""/>
       <w:lvlJc w:val="left"/>
       <w:pPr>
-        <w:ind w:left="4320" w:hanging="360"/>
+        <w:ind w:left="4668" w:hanging="360"/>
       </w:pPr>
       <w:rPr>
         <w:rFonts w:ascii="Wingdings" w:hAnsi="Wingdings" w:hint="default"/>
@@ -29849,7 +29876,7 @@
       <w:lvlText w:val=""/>
       <w:lvlJc w:val="left"/>
       <w:pPr>
-        <w:ind w:left="5040" w:hanging="360"/>
+        <w:ind w:left="5388" w:hanging="360"/>
       </w:pPr>
       <w:rPr>
         <w:rFonts w:ascii="Symbol" w:hAnsi="Symbol" w:hint="default"/>
@@ -29861,7 +29888,7 @@
       <w:lvlText w:val="o"/>
       <w:lvlJc w:val="left"/>
       <w:pPr>
-        <w:ind w:left="5760" w:hanging="360"/>
+        <w:ind w:left="6108" w:hanging="360"/>
       </w:pPr>
       <w:rPr>
         <w:rFonts w:ascii="Courier New" w:hAnsi="Courier New" w:cs="Courier New" w:hint="default"/>
@@ -29873,7 +29900,7 @@
       <w:lvlText w:val=""/>
       <w:lvlJc w:val="left"/>
       <w:pPr>
-        <w:ind w:left="6480" w:hanging="360"/>
+        <w:ind w:left="6828" w:hanging="360"/>
       </w:pPr>
       <w:rPr>
         <w:rFonts w:ascii="Wingdings" w:hAnsi="Wingdings" w:hint="default"/>
@@ -40953,10 +40980,6 @@
 </file>
 
 <file path=customXml/item1.xml><?xml version="1.0" encoding="utf-8"?>
-<b:Sources xmlns:b="http://schemas.openxmlformats.org/officeDocument/2006/bibliography" xmlns="http://schemas.openxmlformats.org/officeDocument/2006/bibliography" SelectedStyle="\APASixthEditionOfficeOnline.xsl" StyleName="APA" Version="6"/>
-</file>
-
-<file path=customXml/item2.xml><?xml version="1.0" encoding="utf-8"?>
 <p:properties xmlns:p="http://schemas.microsoft.com/office/2006/metadata/properties" xmlns:xsi="http://www.w3.org/2001/XMLSchema-instance" xmlns:pc="http://schemas.microsoft.com/office/infopath/2007/PartnerControls">
   <documentManagement>
     <TaxCatchAll xmlns="adccf511-daff-4bcb-9072-914cedbf4c7e" xsi:nil="true"/>
@@ -40967,16 +40990,11 @@
 </p:properties>
 </file>
 
-<file path=customXml/item3.xml><?xml version="1.0" encoding="utf-8"?>
-<?mso-contentType ?>
-<FormTemplates xmlns="http://schemas.microsoft.com/sharepoint/v3/contenttype/forms">
-  <Display>DocumentLibraryForm</Display>
-  <Edit>DocumentLibraryForm</Edit>
-  <New>DocumentLibraryForm</New>
-</FormTemplates>
+<file path=customXml/item2.xml><?xml version="1.0" encoding="utf-8"?>
+<b:Sources xmlns:b="http://schemas.openxmlformats.org/officeDocument/2006/bibliography" xmlns="http://schemas.openxmlformats.org/officeDocument/2006/bibliography" SelectedStyle="\APASixthEditionOfficeOnline.xsl" StyleName="APA" Version="6"/>
 </file>
 
-<file path=customXml/item4.xml><?xml version="1.0" encoding="utf-8"?>
+<file path=customXml/item3.xml><?xml version="1.0" encoding="utf-8"?>
 <ct:contentTypeSchema xmlns:ct="http://schemas.microsoft.com/office/2006/metadata/contentType" xmlns:ma="http://schemas.microsoft.com/office/2006/metadata/properties/metaAttributes" ct:_="" ma:_="" ma:contentTypeName="Documento" ma:contentTypeID="0x010100FC2B1768DD5A774EB396CCAB0DE361C1" ma:contentTypeVersion="12" ma:contentTypeDescription="Crear nuevo documento." ma:contentTypeScope="" ma:versionID="cb0e967054766e77e9abf3380aaec2f9">
   <xsd:schema xmlns:xsd="http://www.w3.org/2001/XMLSchema" xmlns:xs="http://www.w3.org/2001/XMLSchema" xmlns:p="http://schemas.microsoft.com/office/2006/metadata/properties" xmlns:ns2="a70d3c18-0869-45a1-9f75-4b4b8f0f32be" xmlns:ns3="adccf511-daff-4bcb-9072-914cedbf4c7e" targetNamespace="http://schemas.microsoft.com/office/2006/metadata/properties" ma:root="true" ma:fieldsID="e7d77fbbcf22647d83eeb28c82daf0af" ns2:_="" ns3:_="">
     <xsd:import namespace="a70d3c18-0869-45a1-9f75-4b4b8f0f32be"/>
@@ -41177,15 +41195,16 @@
 </ct:contentTypeSchema>
 </file>
 
-<file path=customXml/itemProps1.xml><?xml version="1.0" encoding="utf-8"?>
-<ds:datastoreItem xmlns:ds="http://schemas.openxmlformats.org/officeDocument/2006/customXml" ds:itemID="{E8AB44A3-7C62-4BD2-82ED-8ABC209970FA}">
-  <ds:schemaRefs>
-    <ds:schemaRef ds:uri="http://schemas.openxmlformats.org/officeDocument/2006/bibliography"/>
-  </ds:schemaRefs>
-</ds:datastoreItem>
+<file path=customXml/item4.xml><?xml version="1.0" encoding="utf-8"?>
+<?mso-contentType ?>
+<FormTemplates xmlns="http://schemas.microsoft.com/sharepoint/v3/contenttype/forms">
+  <Display>DocumentLibraryForm</Display>
+  <Edit>DocumentLibraryForm</Edit>
+  <New>DocumentLibraryForm</New>
+</FormTemplates>
 </file>
 
-<file path=customXml/itemProps2.xml><?xml version="1.0" encoding="utf-8"?>
+<file path=customXml/itemProps1.xml><?xml version="1.0" encoding="utf-8"?>
 <ds:datastoreItem xmlns:ds="http://schemas.openxmlformats.org/officeDocument/2006/customXml" ds:itemID="{1145D752-ACC1-45E1-AB53-0C756F67FC7F}">
   <ds:schemaRefs>
     <ds:schemaRef ds:uri="http://schemas.microsoft.com/office/2006/metadata/properties"/>
@@ -41196,14 +41215,22 @@
 </ds:datastoreItem>
 </file>
 
+<file path=customXml/itemProps2.xml><?xml version="1.0" encoding="utf-8"?>
+<ds:datastoreItem xmlns:ds="http://schemas.openxmlformats.org/officeDocument/2006/customXml" ds:itemID="{E8AB44A3-7C62-4BD2-82ED-8ABC209970FA}">
+  <ds:schemaRefs>
+    <ds:schemaRef ds:uri="http://schemas.openxmlformats.org/officeDocument/2006/bibliography"/>
+  </ds:schemaRefs>
+</ds:datastoreItem>
+</file>
+
 <file path=customXml/itemProps3.xml><?xml version="1.0" encoding="utf-8"?>
+<ds:datastoreItem xmlns:ds="http://schemas.openxmlformats.org/officeDocument/2006/customXml" ds:itemID="{A90BE4D4-8E8B-4306-A17F-04A660CFBAE6}"/>
+</file>
+
+<file path=customXml/itemProps4.xml><?xml version="1.0" encoding="utf-8"?>
 <ds:datastoreItem xmlns:ds="http://schemas.openxmlformats.org/officeDocument/2006/customXml" ds:itemID="{81CBDEC1-3B00-44ED-AD36-0268077980BA}">
   <ds:schemaRefs>
     <ds:schemaRef ds:uri="http://schemas.microsoft.com/sharepoint/v3/contenttype/forms"/>
   </ds:schemaRefs>
 </ds:datastoreItem>
-</file>
-
-<file path=customXml/itemProps4.xml><?xml version="1.0" encoding="utf-8"?>
-<ds:datastoreItem xmlns:ds="http://schemas.openxmlformats.org/officeDocument/2006/customXml" ds:itemID="{8953D854-5510-4E17-A122-079D8A6FF147}"/>
 </file>